--- a/CV_full_msimovic.docx
+++ b/CV_full_msimovic.docx
@@ -19,6 +19,15 @@
           <w:sz w:val="44"/>
           <w:szCs w:val="40"/>
         </w:rPr>
+        <w:t xml:space="preserve">Dr. </w:t>
+      </w:r>
+      <w:r>
+        <w:rPr>
+          <w:rFonts w:ascii="Arial" w:hAnsi="Arial" w:cs="Arial"/>
+          <w:b/>
+          <w:sz w:val="44"/>
+          <w:szCs w:val="40"/>
+        </w:rPr>
         <w:t>Milos Simovic</w:t>
       </w:r>
     </w:p>
@@ -35,14 +44,14 @@
           <w:rFonts w:ascii="Arial" w:hAnsi="Arial" w:cs="Arial"/>
           <w:bCs/>
         </w:rPr>
-        <w:t>PhD candidate</w:t>
-      </w:r>
-      <w:r>
-        <w:rPr>
-          <w:rFonts w:ascii="Arial" w:hAnsi="Arial" w:cs="Arial"/>
-          <w:bCs/>
-        </w:rPr>
-        <w:t xml:space="preserve"> in Botany, The University of British Columba</w:t>
+        <w:t xml:space="preserve">PhD </w:t>
+      </w:r>
+      <w:r>
+        <w:rPr>
+          <w:rFonts w:ascii="Arial" w:hAnsi="Arial" w:cs="Arial"/>
+          <w:bCs/>
+        </w:rPr>
+        <w:t>in Botany, The University of British Columba</w:t>
       </w:r>
     </w:p>
     <w:p>
@@ -552,7 +561,26 @@
           <w:szCs w:val="28"/>
         </w:rPr>
         <w:tab/>
-        <w:t>September 2020-present</w:t>
+      </w:r>
+      <w:r>
+        <w:rPr>
+          <w:rFonts w:ascii="Arial" w:hAnsi="Arial" w:cs="Arial"/>
+          <w:bCs/>
+          <w:i/>
+          <w:iCs/>
+          <w:szCs w:val="28"/>
+        </w:rPr>
+        <w:t>September 2020-</w:t>
+      </w:r>
+      <w:r>
+        <w:rPr>
+          <w:rFonts w:ascii="Arial" w:hAnsi="Arial" w:cs="Arial"/>
+          <w:bCs/>
+          <w:i/>
+          <w:iCs/>
+          <w:szCs w:val="28"/>
+        </w:rPr>
+        <w:t>August 2026</w:t>
       </w:r>
     </w:p>
     <w:p>
@@ -2505,22 +2533,39 @@
           <w:rFonts w:ascii="Arial" w:hAnsi="Arial" w:cs="Arial"/>
           <w:lang w:val="en-CA"/>
         </w:rPr>
-        <w:t xml:space="preserve">and Michaletz, S.T. </w:t>
+        <w:t>and Michaletz, S.T.</w:t>
       </w:r>
       <w:r>
         <w:rPr>
           <w:rFonts w:ascii="Arial" w:hAnsi="Arial" w:cs="Arial"/>
           <w:lang w:val="en-CA"/>
         </w:rPr>
-        <w:t>Hydraulics and Structural Mechanics Jointly Shape Root-to-Leaf Scaling of Xylem Conduit Traits</w:t>
+        <w:t xml:space="preserve"> </w:t>
       </w:r>
       <w:r>
         <w:rPr>
           <w:rFonts w:ascii="Arial" w:hAnsi="Arial" w:cs="Arial"/>
           <w:lang w:val="en-CA"/>
         </w:rPr>
-        <w:t xml:space="preserve">. </w:t>
-      </w:r>
+        <w:t xml:space="preserve">Acquisitive fine root strategy could predispose </w:t>
+      </w:r>
+      <w:proofErr w:type="gramStart"/>
+      <w:r>
+        <w:rPr>
+          <w:rFonts w:ascii="Arial" w:hAnsi="Arial" w:cs="Arial"/>
+          <w:lang w:val="en-CA"/>
+        </w:rPr>
+        <w:t>yellow-cedar</w:t>
+      </w:r>
+      <w:proofErr w:type="gramEnd"/>
+      <w:r>
+        <w:rPr>
+          <w:rFonts w:ascii="Arial" w:hAnsi="Arial" w:cs="Arial"/>
+          <w:lang w:val="en-CA"/>
+        </w:rPr>
+        <w:t xml:space="preserve"> (</w:t>
+      </w:r>
+      <w:proofErr w:type="spellStart"/>
       <w:r>
         <w:rPr>
           <w:rFonts w:ascii="Arial" w:hAnsi="Arial" w:cs="Arial"/>
@@ -2528,8 +2573,9 @@
           <w:iCs/>
           <w:lang w:val="en-CA"/>
         </w:rPr>
-        <w:t xml:space="preserve">Canadian Botanical Association </w:t>
-      </w:r>
+        <w:t>Callitropsis</w:t>
+      </w:r>
+      <w:proofErr w:type="spellEnd"/>
       <w:r>
         <w:rPr>
           <w:rFonts w:ascii="Arial" w:hAnsi="Arial" w:cs="Arial"/>
@@ -2537,21 +2583,62 @@
           <w:iCs/>
           <w:lang w:val="en-CA"/>
         </w:rPr>
-        <w:t>Annual Meeting</w:t>
-      </w:r>
-      <w:r>
-        <w:rPr>
-          <w:rFonts w:ascii="Arial" w:hAnsi="Arial" w:cs="Arial"/>
+        <w:t xml:space="preserve"> </w:t>
+      </w:r>
+      <w:proofErr w:type="spellStart"/>
+      <w:r>
+        <w:rPr>
+          <w:rFonts w:ascii="Arial" w:hAnsi="Arial" w:cs="Arial"/>
+          <w:i/>
+          <w:iCs/>
           <w:lang w:val="en-CA"/>
         </w:rPr>
-        <w:t>, June 2</w:t>
-      </w:r>
+        <w:t>nootkatensis</w:t>
+      </w:r>
+      <w:proofErr w:type="spellEnd"/>
       <w:r>
         <w:rPr>
           <w:rFonts w:ascii="Arial" w:hAnsi="Arial" w:cs="Arial"/>
           <w:lang w:val="en-CA"/>
         </w:rPr>
-        <w:t xml:space="preserve"> – 5, 2026, Ottawa, ON. </w:t>
+        <w:t>) to climate change induced decline</w:t>
+      </w:r>
+      <w:r>
+        <w:rPr>
+          <w:rFonts w:ascii="Arial" w:hAnsi="Arial" w:cs="Arial"/>
+          <w:lang w:val="en-CA"/>
+        </w:rPr>
+        <w:t>.</w:t>
+      </w:r>
+      <w:r>
+        <w:rPr>
+          <w:rFonts w:ascii="Arial" w:hAnsi="Arial" w:cs="Arial"/>
+          <w:lang w:val="en-CA"/>
+        </w:rPr>
+        <w:t xml:space="preserve"> </w:t>
+      </w:r>
+      <w:r>
+        <w:rPr>
+          <w:rFonts w:ascii="Arial" w:hAnsi="Arial" w:cs="Arial"/>
+          <w:i/>
+          <w:iCs/>
+          <w:lang w:val="en-CA"/>
+        </w:rPr>
+        <w:t>North American Forest Ecology Workshop</w:t>
+      </w:r>
+      <w:r>
+        <w:rPr>
+          <w:rFonts w:ascii="Arial" w:hAnsi="Arial" w:cs="Arial"/>
+          <w:lang w:val="en-CA"/>
+        </w:rPr>
+        <w:t xml:space="preserve">, </w:t>
+      </w:r>
+      <w:r>
+        <w:rPr>
+          <w:rFonts w:ascii="Arial" w:hAnsi="Arial" w:cs="Arial"/>
+          <w:lang w:val="en-CA"/>
+        </w:rPr>
+        <w:t xml:space="preserve">June 23 – 26, 2026, Missoula, MT. </w:t>
       </w:r>
     </w:p>
     <w:p>
@@ -2592,25 +2679,15 @@
           <w:rFonts w:ascii="Arial" w:hAnsi="Arial" w:cs="Arial"/>
           <w:lang w:val="en-CA"/>
         </w:rPr>
-        <w:t xml:space="preserve">Acquisitive fine root strategy could predispose </w:t>
-      </w:r>
-      <w:proofErr w:type="gramStart"/>
+        <w:t>Hydraulics and Structural Mechanics Jointly Shape Root-to-Leaf Scaling of Xylem Conduit Traits</w:t>
+      </w:r>
       <w:r>
         <w:rPr>
           <w:rFonts w:ascii="Arial" w:hAnsi="Arial" w:cs="Arial"/>
           <w:lang w:val="en-CA"/>
         </w:rPr>
-        <w:t>yellow-cedar</w:t>
-      </w:r>
-      <w:proofErr w:type="gramEnd"/>
-      <w:r>
-        <w:rPr>
-          <w:rFonts w:ascii="Arial" w:hAnsi="Arial" w:cs="Arial"/>
-          <w:lang w:val="en-CA"/>
-        </w:rPr>
-        <w:t xml:space="preserve"> (</w:t>
-      </w:r>
-      <w:proofErr w:type="spellStart"/>
+        <w:t xml:space="preserve">. </w:t>
+      </w:r>
       <w:r>
         <w:rPr>
           <w:rFonts w:ascii="Arial" w:hAnsi="Arial" w:cs="Arial"/>
@@ -2618,9 +2695,8 @@
           <w:iCs/>
           <w:lang w:val="en-CA"/>
         </w:rPr>
-        <w:t>Callitropsis</w:t>
-      </w:r>
-      <w:proofErr w:type="spellEnd"/>
+        <w:t xml:space="preserve">Canadian Botanical Association </w:t>
+      </w:r>
       <w:r>
         <w:rPr>
           <w:rFonts w:ascii="Arial" w:hAnsi="Arial" w:cs="Arial"/>
@@ -2628,78 +2704,21 @@
           <w:iCs/>
           <w:lang w:val="en-CA"/>
         </w:rPr>
-        <w:t xml:space="preserve"> </w:t>
-      </w:r>
-      <w:proofErr w:type="spellStart"/>
-      <w:r>
-        <w:rPr>
-          <w:rFonts w:ascii="Arial" w:hAnsi="Arial" w:cs="Arial"/>
-          <w:i/>
-          <w:iCs/>
+        <w:t>Annual Meeting</w:t>
+      </w:r>
+      <w:r>
+        <w:rPr>
+          <w:rFonts w:ascii="Arial" w:hAnsi="Arial" w:cs="Arial"/>
           <w:lang w:val="en-CA"/>
         </w:rPr>
-        <w:t>nootkatensis</w:t>
-      </w:r>
-      <w:proofErr w:type="spellEnd"/>
+        <w:t>, June 2</w:t>
+      </w:r>
       <w:r>
         <w:rPr>
           <w:rFonts w:ascii="Arial" w:hAnsi="Arial" w:cs="Arial"/>
           <w:lang w:val="en-CA"/>
         </w:rPr>
-        <w:t>) to climate change induced decline</w:t>
-      </w:r>
-      <w:r>
-        <w:rPr>
-          <w:rFonts w:ascii="Arial" w:hAnsi="Arial" w:cs="Arial"/>
-          <w:lang w:val="en-CA"/>
-        </w:rPr>
-        <w:t xml:space="preserve">. </w:t>
-      </w:r>
-      <w:r>
-        <w:rPr>
-          <w:rFonts w:ascii="Arial" w:hAnsi="Arial" w:cs="Arial"/>
-          <w:i/>
-          <w:iCs/>
-          <w:lang w:val="en-CA"/>
-        </w:rPr>
-        <w:t>American Geophysical Union Fall Meeting</w:t>
-      </w:r>
-      <w:r>
-        <w:rPr>
-          <w:rFonts w:ascii="Arial" w:hAnsi="Arial" w:cs="Arial"/>
-          <w:lang w:val="en-CA"/>
-        </w:rPr>
-        <w:t>, December 15</w:t>
-      </w:r>
-      <w:r>
-        <w:rPr>
-          <w:rFonts w:ascii="Arial" w:hAnsi="Arial" w:cs="Arial"/>
-          <w:vertAlign w:val="superscript"/>
-          <w:lang w:val="en-CA"/>
-        </w:rPr>
-        <w:t xml:space="preserve"> </w:t>
-      </w:r>
-      <w:r>
-        <w:rPr>
-          <w:rFonts w:ascii="Arial" w:hAnsi="Arial" w:cs="Arial"/>
-          <w:lang w:val="en-CA"/>
-        </w:rPr>
-        <w:t>– 19</w:t>
-      </w:r>
-      <w:r>
-        <w:rPr>
-          <w:rFonts w:ascii="Arial" w:hAnsi="Arial" w:cs="Arial"/>
-          <w:vertAlign w:val="superscript"/>
-          <w:lang w:val="en-CA"/>
-        </w:rPr>
-        <w:t>th</w:t>
-      </w:r>
-      <w:r>
-        <w:rPr>
-          <w:rFonts w:ascii="Arial" w:hAnsi="Arial" w:cs="Arial"/>
-          <w:lang w:val="en-CA"/>
-        </w:rPr>
-        <w:t>, New Orleans, LA.</w:t>
+        <w:t xml:space="preserve"> – 5, 2026, Ottawa, ON. </w:t>
       </w:r>
     </w:p>
     <w:p>
@@ -2726,16 +2745,7 @@
           <w:bCs/>
           <w:lang w:val="en-CA"/>
         </w:rPr>
-        <w:t>Simovic, M.</w:t>
-      </w:r>
-      <w:r>
-        <w:rPr>
-          <w:rFonts w:ascii="Arial" w:hAnsi="Arial" w:cs="Arial"/>
-          <w:b/>
-          <w:bCs/>
-          <w:lang w:val="en-CA"/>
-        </w:rPr>
-        <w:t xml:space="preserve"> </w:t>
+        <w:t xml:space="preserve">Simovic, M. </w:t>
       </w:r>
       <w:r>
         <w:rPr>
@@ -2819,70 +2829,36 @@
           <w:iCs/>
           <w:lang w:val="en-CA"/>
         </w:rPr>
-        <w:t>10</w:t>
-      </w:r>
-      <w:r>
-        <w:rPr>
-          <w:rFonts w:ascii="Arial" w:hAnsi="Arial" w:cs="Arial"/>
-          <w:i/>
-          <w:iCs/>
+        <w:t>American Geophysical Union Fall Meeting</w:t>
+      </w:r>
+      <w:r>
+        <w:rPr>
+          <w:rFonts w:ascii="Arial" w:hAnsi="Arial" w:cs="Arial"/>
+          <w:lang w:val="en-CA"/>
+        </w:rPr>
+        <w:t>, December 15</w:t>
+      </w:r>
+      <w:r>
+        <w:rPr>
+          <w:rFonts w:ascii="Arial" w:hAnsi="Arial" w:cs="Arial"/>
           <w:vertAlign w:val="superscript"/>
           <w:lang w:val="en-CA"/>
         </w:rPr>
-        <w:t>th</w:t>
-      </w:r>
-      <w:r>
-        <w:rPr>
-          <w:rFonts w:ascii="Arial" w:hAnsi="Arial" w:cs="Arial"/>
-          <w:i/>
-          <w:iCs/>
+        <w:t xml:space="preserve"> </w:t>
+      </w:r>
+      <w:r>
+        <w:rPr>
+          <w:rFonts w:ascii="Arial" w:hAnsi="Arial" w:cs="Arial"/>
           <w:lang w:val="en-CA"/>
         </w:rPr>
-        <w:t xml:space="preserve"> International Symposium on the Environmental Physiology of Ectotherms and Plants</w:t>
+        <w:t>– 19</w:t>
       </w:r>
       <w:r>
         <w:rPr>
           <w:rFonts w:ascii="Arial" w:hAnsi="Arial" w:cs="Arial"/>
           <w:lang w:val="en-CA"/>
         </w:rPr>
-        <w:t>, July 1</w:t>
-      </w:r>
-      <w:r>
-        <w:rPr>
-          <w:rFonts w:ascii="Arial" w:hAnsi="Arial" w:cs="Arial"/>
-          <w:lang w:val="en-CA"/>
-        </w:rPr>
-        <w:t>4</w:t>
-      </w:r>
-      <w:r>
-        <w:rPr>
-          <w:rFonts w:ascii="Arial" w:hAnsi="Arial" w:cs="Arial"/>
-          <w:vertAlign w:val="superscript"/>
-          <w:lang w:val="en-CA"/>
-        </w:rPr>
-        <w:t xml:space="preserve"> </w:t>
-      </w:r>
-      <w:r>
-        <w:rPr>
-          <w:rFonts w:ascii="Arial" w:hAnsi="Arial" w:cs="Arial"/>
-          <w:lang w:val="en-CA"/>
-        </w:rPr>
-        <w:t>– 18</w:t>
-      </w:r>
-      <w:r>
-        <w:rPr>
-          <w:rFonts w:ascii="Arial" w:hAnsi="Arial" w:cs="Arial"/>
-          <w:vertAlign w:val="superscript"/>
-          <w:lang w:val="en-CA"/>
-        </w:rPr>
-        <w:t>th</w:t>
-      </w:r>
-      <w:r>
-        <w:rPr>
-          <w:rFonts w:ascii="Arial" w:hAnsi="Arial" w:cs="Arial"/>
-          <w:lang w:val="en-CA"/>
-        </w:rPr>
-        <w:t>, Vancouver, B.C.</w:t>
+        <w:t>, New Orleans, LA.</w:t>
       </w:r>
     </w:p>
     <w:p>
@@ -2897,77 +2873,161 @@
         </w:tabs>
         <w:rPr>
           <w:rFonts w:ascii="Arial" w:hAnsi="Arial" w:cs="Arial"/>
-          <w:lang w:val="en-CA"/>
-        </w:rPr>
-      </w:pPr>
-      <w:r>
-        <w:rPr>
-          <w:rFonts w:ascii="Arial" w:hAnsi="Arial" w:cs="Arial"/>
-          <w:b/>
-          <w:bCs/>
-          <w:lang w:val="en-CA"/>
-        </w:rPr>
-        <w:lastRenderedPageBreak/>
-        <w:t xml:space="preserve">Simovic, M. </w:t>
-      </w:r>
-      <w:r>
-        <w:rPr>
-          <w:rFonts w:ascii="Arial" w:hAnsi="Arial" w:cs="Arial"/>
-          <w:lang w:val="en-CA"/>
-        </w:rPr>
-        <w:t>Yellow-cedar decline: a complex mass-mortality event triggered by climate change.</w:t>
-      </w:r>
-      <w:r>
-        <w:rPr>
-          <w:rFonts w:ascii="Arial" w:hAnsi="Arial" w:cs="Arial"/>
-          <w:lang w:val="en-CA"/>
-        </w:rPr>
-        <w:t xml:space="preserve"> </w:t>
-      </w:r>
-      <w:r>
-        <w:rPr>
-          <w:rFonts w:ascii="Arial" w:hAnsi="Arial" w:cs="Arial"/>
           <w:i/>
           <w:iCs/>
           <w:lang w:val="en-CA"/>
         </w:rPr>
-        <w:t>Climate Conversations at UBC Botanical Garden</w:t>
-      </w:r>
-      <w:r>
-        <w:rPr>
-          <w:rFonts w:ascii="Arial" w:hAnsi="Arial" w:cs="Arial"/>
+      </w:pPr>
+      <w:r>
+        <w:rPr>
+          <w:rFonts w:ascii="Arial" w:hAnsi="Arial" w:cs="Arial"/>
+          <w:b/>
+          <w:bCs/>
           <w:lang w:val="en-CA"/>
         </w:rPr>
-        <w:t xml:space="preserve">, </w:t>
-      </w:r>
-      <w:r>
-        <w:rPr>
-          <w:rFonts w:ascii="Arial" w:hAnsi="Arial" w:cs="Arial"/>
+        <w:lastRenderedPageBreak/>
+        <w:t>Simovic, M.</w:t>
+      </w:r>
+      <w:r>
+        <w:rPr>
+          <w:rFonts w:ascii="Arial" w:hAnsi="Arial" w:cs="Arial"/>
+          <w:b/>
+          <w:bCs/>
           <w:lang w:val="en-CA"/>
         </w:rPr>
-        <w:t>May 22</w:t>
-      </w:r>
-      <w:r>
-        <w:rPr>
-          <w:rFonts w:ascii="Arial" w:hAnsi="Arial" w:cs="Arial"/>
+        <w:t xml:space="preserve"> </w:t>
+      </w:r>
+      <w:r>
+        <w:rPr>
+          <w:rFonts w:ascii="Arial" w:hAnsi="Arial" w:cs="Arial"/>
+          <w:lang w:val="en-CA"/>
+        </w:rPr>
+        <w:t xml:space="preserve">and Michaletz, S.T. </w:t>
+      </w:r>
+      <w:r>
+        <w:rPr>
+          <w:rFonts w:ascii="Arial" w:hAnsi="Arial" w:cs="Arial"/>
+          <w:lang w:val="en-CA"/>
+        </w:rPr>
+        <w:t xml:space="preserve">Acquisitive fine root strategy could predispose </w:t>
+      </w:r>
+      <w:proofErr w:type="gramStart"/>
+      <w:r>
+        <w:rPr>
+          <w:rFonts w:ascii="Arial" w:hAnsi="Arial" w:cs="Arial"/>
+          <w:lang w:val="en-CA"/>
+        </w:rPr>
+        <w:t>yellow-cedar</w:t>
+      </w:r>
+      <w:proofErr w:type="gramEnd"/>
+      <w:r>
+        <w:rPr>
+          <w:rFonts w:ascii="Arial" w:hAnsi="Arial" w:cs="Arial"/>
+          <w:lang w:val="en-CA"/>
+        </w:rPr>
+        <w:t xml:space="preserve"> (</w:t>
+      </w:r>
+      <w:proofErr w:type="spellStart"/>
+      <w:r>
+        <w:rPr>
+          <w:rFonts w:ascii="Arial" w:hAnsi="Arial" w:cs="Arial"/>
+          <w:i/>
+          <w:iCs/>
+          <w:lang w:val="en-CA"/>
+        </w:rPr>
+        <w:t>Callitropsis</w:t>
+      </w:r>
+      <w:proofErr w:type="spellEnd"/>
+      <w:r>
+        <w:rPr>
+          <w:rFonts w:ascii="Arial" w:hAnsi="Arial" w:cs="Arial"/>
+          <w:i/>
+          <w:iCs/>
+          <w:lang w:val="en-CA"/>
+        </w:rPr>
+        <w:t xml:space="preserve"> </w:t>
+      </w:r>
+      <w:proofErr w:type="spellStart"/>
+      <w:r>
+        <w:rPr>
+          <w:rFonts w:ascii="Arial" w:hAnsi="Arial" w:cs="Arial"/>
+          <w:i/>
+          <w:iCs/>
+          <w:lang w:val="en-CA"/>
+        </w:rPr>
+        <w:t>nootkatensis</w:t>
+      </w:r>
+      <w:proofErr w:type="spellEnd"/>
+      <w:r>
+        <w:rPr>
+          <w:rFonts w:ascii="Arial" w:hAnsi="Arial" w:cs="Arial"/>
+          <w:lang w:val="en-CA"/>
+        </w:rPr>
+        <w:t>) to climate change induced decline</w:t>
+      </w:r>
+      <w:r>
+        <w:rPr>
+          <w:rFonts w:ascii="Arial" w:hAnsi="Arial" w:cs="Arial"/>
+          <w:lang w:val="en-CA"/>
+        </w:rPr>
+        <w:t xml:space="preserve">. </w:t>
+      </w:r>
+      <w:r>
+        <w:rPr>
+          <w:rFonts w:ascii="Arial" w:hAnsi="Arial" w:cs="Arial"/>
+          <w:i/>
+          <w:iCs/>
+          <w:lang w:val="en-CA"/>
+        </w:rPr>
+        <w:t>10</w:t>
+      </w:r>
+      <w:r>
+        <w:rPr>
+          <w:rFonts w:ascii="Arial" w:hAnsi="Arial" w:cs="Arial"/>
+          <w:i/>
+          <w:iCs/>
           <w:vertAlign w:val="superscript"/>
           <w:lang w:val="en-CA"/>
         </w:rPr>
-        <w:t>nd</w:t>
-      </w:r>
-      <w:r>
-        <w:rPr>
-          <w:rFonts w:ascii="Arial" w:hAnsi="Arial" w:cs="Arial"/>
+        <w:t>th</w:t>
+      </w:r>
+      <w:r>
+        <w:rPr>
+          <w:rFonts w:ascii="Arial" w:hAnsi="Arial" w:cs="Arial"/>
+          <w:i/>
+          <w:iCs/>
           <w:lang w:val="en-CA"/>
         </w:rPr>
-        <w:t>, 2025, Va</w:t>
+        <w:t xml:space="preserve"> International Symposium on the Environmental Physiology of Ectotherms and Plants</w:t>
       </w:r>
       <w:r>
         <w:rPr>
           <w:rFonts w:ascii="Arial" w:hAnsi="Arial" w:cs="Arial"/>
           <w:lang w:val="en-CA"/>
         </w:rPr>
-        <w:t>ncouver, B.C.</w:t>
+        <w:t>, July 1</w:t>
+      </w:r>
+      <w:r>
+        <w:rPr>
+          <w:rFonts w:ascii="Arial" w:hAnsi="Arial" w:cs="Arial"/>
+          <w:lang w:val="en-CA"/>
+        </w:rPr>
+        <w:t>4</w:t>
+      </w:r>
+      <w:r>
+        <w:rPr>
+          <w:rFonts w:ascii="Arial" w:hAnsi="Arial" w:cs="Arial"/>
+          <w:vertAlign w:val="superscript"/>
+          <w:lang w:val="en-CA"/>
+        </w:rPr>
+        <w:t xml:space="preserve"> </w:t>
+      </w:r>
+      <w:r>
+        <w:rPr>
+          <w:rFonts w:ascii="Arial" w:hAnsi="Arial" w:cs="Arial"/>
+          <w:lang w:val="en-CA"/>
+        </w:rPr>
+        <w:t>– 18, Vancouver, B.C.</w:t>
       </w:r>
     </w:p>
     <w:p>
@@ -2988,97 +3048,55 @@
       <w:r>
         <w:rPr>
           <w:rFonts w:ascii="Arial" w:hAnsi="Arial" w:cs="Arial"/>
-        </w:rPr>
-        <w:t>Michaletz, S. T.</w:t>
-      </w:r>
-      <w:r>
-        <w:rPr>
-          <w:rFonts w:ascii="Arial" w:hAnsi="Arial" w:cs="Arial"/>
-          <w:b/>
-          <w:bCs/>
-        </w:rPr>
-        <w:t>*</w:t>
-      </w:r>
-      <w:r>
-        <w:rPr>
-          <w:rFonts w:ascii="Arial" w:hAnsi="Arial" w:cs="Arial"/>
+          <w:b/>
+          <w:bCs/>
+          <w:lang w:val="en-CA"/>
+        </w:rPr>
+        <w:t xml:space="preserve">Simovic, M. </w:t>
+      </w:r>
+      <w:r>
+        <w:rPr>
+          <w:rFonts w:ascii="Arial" w:hAnsi="Arial" w:cs="Arial"/>
+          <w:lang w:val="en-CA"/>
+        </w:rPr>
+        <w:t>Yellow-cedar decline: a complex mass-mortality event triggered by climate change.</w:t>
+      </w:r>
+      <w:r>
+        <w:rPr>
+          <w:rFonts w:ascii="Arial" w:hAnsi="Arial" w:cs="Arial"/>
+          <w:lang w:val="en-CA"/>
         </w:rPr>
         <w:t xml:space="preserve"> </w:t>
-      </w:r>
-      <w:r>
-        <w:rPr>
-          <w:rFonts w:ascii="Arial" w:hAnsi="Arial" w:cs="Arial"/>
-        </w:rPr>
-        <w:t xml:space="preserve">From tropics to </w:t>
-      </w:r>
-      <w:proofErr w:type="spellStart"/>
-      <w:r>
-        <w:rPr>
-          <w:rFonts w:ascii="Arial" w:hAnsi="Arial" w:cs="Arial"/>
-        </w:rPr>
-        <w:t>treeline</w:t>
-      </w:r>
-      <w:proofErr w:type="spellEnd"/>
-      <w:r>
-        <w:rPr>
-          <w:rFonts w:ascii="Arial" w:hAnsi="Arial" w:cs="Arial"/>
-        </w:rPr>
-        <w:t>: Extending and assessing metabolic theory for global variation in plant mortality rates</w:t>
-      </w:r>
-      <w:r>
-        <w:rPr>
-          <w:rFonts w:ascii="Arial" w:hAnsi="Arial" w:cs="Arial"/>
-        </w:rPr>
-        <w:t xml:space="preserve">. </w:t>
       </w:r>
       <w:r>
         <w:rPr>
           <w:rFonts w:ascii="Arial" w:hAnsi="Arial" w:cs="Arial"/>
           <w:i/>
           <w:iCs/>
-        </w:rPr>
-        <w:t>Ecological Society of America Annual Meeting</w:t>
-      </w:r>
-      <w:r>
-        <w:rPr>
-          <w:rFonts w:ascii="Arial" w:hAnsi="Arial" w:cs="Arial"/>
-        </w:rPr>
-        <w:t>, August 5-8</w:t>
-      </w:r>
-      <w:r>
-        <w:rPr>
-          <w:rFonts w:ascii="Arial" w:hAnsi="Arial" w:cs="Arial"/>
-          <w:vertAlign w:val="superscript"/>
-        </w:rPr>
-        <w:t>th</w:t>
-      </w:r>
-      <w:r>
-        <w:rPr>
-          <w:rFonts w:ascii="Arial" w:hAnsi="Arial" w:cs="Arial"/>
-        </w:rPr>
-        <w:t>, 2024, Long Beach, CA.</w:t>
-      </w:r>
-      <w:r>
-        <w:rPr>
-          <w:rFonts w:ascii="Arial" w:hAnsi="Arial" w:cs="Arial"/>
-        </w:rPr>
-        <w:t xml:space="preserve"> </w:t>
-      </w:r>
-      <w:r>
-        <w:rPr>
-          <w:rFonts w:ascii="Arial" w:hAnsi="Arial" w:cs="Arial"/>
-          <w:b/>
-          <w:bCs/>
-        </w:rPr>
-        <w:t>*</w:t>
-      </w:r>
-      <w:r>
-        <w:rPr>
-          <w:rFonts w:ascii="Arial" w:hAnsi="Arial" w:cs="Arial"/>
-          <w:b/>
-          <w:bCs/>
-        </w:rPr>
-        <w:t>performed talk on behalf of S.T.M.</w:t>
+          <w:lang w:val="en-CA"/>
+        </w:rPr>
+        <w:t>Climate Conversations at UBC Botanical Garden</w:t>
+      </w:r>
+      <w:r>
+        <w:rPr>
+          <w:rFonts w:ascii="Arial" w:hAnsi="Arial" w:cs="Arial"/>
+          <w:lang w:val="en-CA"/>
+        </w:rPr>
+        <w:t xml:space="preserve">, </w:t>
+      </w:r>
+      <w:r>
+        <w:rPr>
+          <w:rFonts w:ascii="Arial" w:hAnsi="Arial" w:cs="Arial"/>
+          <w:lang w:val="en-CA"/>
+        </w:rPr>
+        <w:t>May 22, 2025, Va</w:t>
+      </w:r>
+      <w:r>
+        <w:rPr>
+          <w:rFonts w:ascii="Arial" w:hAnsi="Arial" w:cs="Arial"/>
+          <w:lang w:val="en-CA"/>
+        </w:rPr>
+        <w:t>ncouver, B.C.</w:t>
       </w:r>
     </w:p>
     <w:p>
@@ -3099,28 +3117,20 @@
       <w:r>
         <w:rPr>
           <w:rFonts w:ascii="Arial" w:hAnsi="Arial" w:cs="Arial"/>
-          <w:b/>
-          <w:bCs/>
-          <w:lang w:val="en-CA"/>
-        </w:rPr>
-        <w:t>Simovic, M.</w:t>
-      </w:r>
-      <w:r>
-        <w:rPr>
-          <w:rFonts w:ascii="Arial" w:hAnsi="Arial" w:cs="Arial"/>
-          <w:lang w:val="en-CA"/>
-        </w:rPr>
-        <w:t xml:space="preserve"> and </w:t>
-      </w:r>
-      <w:r>
-        <w:rPr>
-          <w:rFonts w:ascii="Arial" w:hAnsi="Arial" w:cs="Arial"/>
         </w:rPr>
         <w:t>Michaletz, S. T.</w:t>
       </w:r>
       <w:r>
         <w:rPr>
           <w:rFonts w:ascii="Arial" w:hAnsi="Arial" w:cs="Arial"/>
+          <w:b/>
+          <w:bCs/>
+        </w:rPr>
+        <w:t>*</w:t>
+      </w:r>
+      <w:r>
+        <w:rPr>
+          <w:rFonts w:ascii="Arial" w:hAnsi="Arial" w:cs="Arial"/>
         </w:rPr>
         <w:t xml:space="preserve"> </w:t>
       </w:r>
@@ -3128,13 +3138,27 @@
         <w:rPr>
           <w:rFonts w:ascii="Arial" w:hAnsi="Arial" w:cs="Arial"/>
         </w:rPr>
-        <w:t>Is freeze-thaw embolism induced by snowpack loss the root cause of yellow-cedar decline?</w:t>
-      </w:r>
-      <w:r>
-        <w:rPr>
-          <w:rFonts w:ascii="Arial" w:hAnsi="Arial" w:cs="Arial"/>
-        </w:rPr>
-        <w:t xml:space="preserve"> </w:t>
+        <w:t xml:space="preserve">From tropics to </w:t>
+      </w:r>
+      <w:proofErr w:type="spellStart"/>
+      <w:r>
+        <w:rPr>
+          <w:rFonts w:ascii="Arial" w:hAnsi="Arial" w:cs="Arial"/>
+        </w:rPr>
+        <w:t>treeline</w:t>
+      </w:r>
+      <w:proofErr w:type="spellEnd"/>
+      <w:r>
+        <w:rPr>
+          <w:rFonts w:ascii="Arial" w:hAnsi="Arial" w:cs="Arial"/>
+        </w:rPr>
+        <w:t>: Extending and assessing metabolic theory for global variation in plant mortality rates</w:t>
+      </w:r>
+      <w:r>
+        <w:rPr>
+          <w:rFonts w:ascii="Arial" w:hAnsi="Arial" w:cs="Arial"/>
+        </w:rPr>
+        <w:t xml:space="preserve">. </w:t>
       </w:r>
       <w:r>
         <w:rPr>
@@ -3148,26 +3172,29 @@
         <w:rPr>
           <w:rFonts w:ascii="Arial" w:hAnsi="Arial" w:cs="Arial"/>
         </w:rPr>
-        <w:t xml:space="preserve">, </w:t>
-      </w:r>
-      <w:r>
-        <w:rPr>
-          <w:rFonts w:ascii="Arial" w:hAnsi="Arial" w:cs="Arial"/>
-        </w:rPr>
-        <w:t>August 5-8</w:t>
-      </w:r>
-      <w:r>
-        <w:rPr>
-          <w:rFonts w:ascii="Arial" w:hAnsi="Arial" w:cs="Arial"/>
-          <w:vertAlign w:val="superscript"/>
-        </w:rPr>
-        <w:t>th</w:t>
-      </w:r>
-      <w:r>
-        <w:rPr>
-          <w:rFonts w:ascii="Arial" w:hAnsi="Arial" w:cs="Arial"/>
-        </w:rPr>
-        <w:t>, 2024, Long Beach, CA.</w:t>
+        <w:t>, August 5-8, 2024, Long Beach, CA.</w:t>
+      </w:r>
+      <w:r>
+        <w:rPr>
+          <w:rFonts w:ascii="Arial" w:hAnsi="Arial" w:cs="Arial"/>
+        </w:rPr>
+        <w:t xml:space="preserve"> </w:t>
+      </w:r>
+      <w:r>
+        <w:rPr>
+          <w:rFonts w:ascii="Arial" w:hAnsi="Arial" w:cs="Arial"/>
+          <w:b/>
+          <w:bCs/>
+        </w:rPr>
+        <w:t>*</w:t>
+      </w:r>
+      <w:r>
+        <w:rPr>
+          <w:rFonts w:ascii="Arial" w:hAnsi="Arial" w:cs="Arial"/>
+          <w:b/>
+          <w:bCs/>
+        </w:rPr>
+        <w:t>performed talk on behalf of S.T.M.</w:t>
       </w:r>
     </w:p>
     <w:p>
@@ -3217,21 +3244,7 @@
         <w:rPr>
           <w:rFonts w:ascii="Arial" w:hAnsi="Arial" w:cs="Arial"/>
         </w:rPr>
-        <w:t xml:space="preserve">Is snowpack loss killing the climate sensitive yellow-cedar trees? Investigating freeze-thaw embolism </w:t>
-      </w:r>
-      <w:proofErr w:type="gramStart"/>
-      <w:r>
-        <w:rPr>
-          <w:rFonts w:ascii="Arial" w:hAnsi="Arial" w:cs="Arial"/>
-        </w:rPr>
-        <w:t>as</w:t>
-      </w:r>
-      <w:proofErr w:type="gramEnd"/>
-      <w:r>
-        <w:rPr>
-          <w:rFonts w:ascii="Arial" w:hAnsi="Arial" w:cs="Arial"/>
-        </w:rPr>
-        <w:t xml:space="preserve"> the root cause of yellow-cedar decline.</w:t>
+        <w:t>Is freeze-thaw embolism induced by snowpack loss the root cause of yellow-cedar decline?</w:t>
       </w:r>
       <w:r>
         <w:rPr>
@@ -3243,90 +3256,21 @@
         <w:rPr>
           <w:rFonts w:ascii="Arial" w:hAnsi="Arial" w:cs="Arial"/>
           <w:i/>
-          <w:szCs w:val="28"/>
-        </w:rPr>
-        <w:t xml:space="preserve">American Geophysical Union Fall Meeting, </w:t>
-      </w:r>
-      <w:r>
-        <w:rPr>
-          <w:rFonts w:ascii="Arial" w:hAnsi="Arial" w:cs="Arial"/>
           <w:iCs/>
-          <w:szCs w:val="28"/>
-        </w:rPr>
-        <w:t>December 10-1</w:t>
-      </w:r>
-      <w:r>
-        <w:rPr>
-          <w:rFonts w:ascii="Arial" w:hAnsi="Arial" w:cs="Arial"/>
-          <w:iCs/>
-          <w:szCs w:val="28"/>
-        </w:rPr>
-        <w:t>5</w:t>
-      </w:r>
-      <w:r>
-        <w:rPr>
-          <w:rFonts w:ascii="Arial" w:hAnsi="Arial" w:cs="Arial"/>
-          <w:iCs/>
-          <w:szCs w:val="28"/>
-          <w:vertAlign w:val="superscript"/>
-        </w:rPr>
-        <w:t>th</w:t>
-      </w:r>
-      <w:r>
-        <w:rPr>
-          <w:rFonts w:ascii="Arial" w:hAnsi="Arial" w:cs="Arial"/>
-          <w:iCs/>
-          <w:szCs w:val="28"/>
-        </w:rPr>
-        <w:t>,</w:t>
-      </w:r>
-      <w:r>
-        <w:rPr>
-          <w:rFonts w:ascii="Arial" w:hAnsi="Arial" w:cs="Arial"/>
-          <w:i/>
-          <w:szCs w:val="28"/>
-        </w:rPr>
-        <w:t xml:space="preserve"> </w:t>
-      </w:r>
-      <w:r>
-        <w:rPr>
-          <w:rFonts w:ascii="Arial" w:hAnsi="Arial" w:cs="Arial"/>
-          <w:iCs/>
-          <w:szCs w:val="28"/>
-        </w:rPr>
-        <w:t>20</w:t>
-      </w:r>
-      <w:r>
-        <w:rPr>
-          <w:rFonts w:ascii="Arial" w:hAnsi="Arial" w:cs="Arial"/>
-          <w:iCs/>
-          <w:szCs w:val="28"/>
-        </w:rPr>
-        <w:t>23</w:t>
-      </w:r>
-      <w:r>
-        <w:rPr>
-          <w:rFonts w:ascii="Arial" w:hAnsi="Arial" w:cs="Arial"/>
-          <w:iCs/>
-          <w:szCs w:val="28"/>
+        </w:rPr>
+        <w:t>Ecological Society of America Annual Meeting</w:t>
+      </w:r>
+      <w:r>
+        <w:rPr>
+          <w:rFonts w:ascii="Arial" w:hAnsi="Arial" w:cs="Arial"/>
         </w:rPr>
         <w:t xml:space="preserve">, </w:t>
       </w:r>
       <w:r>
         <w:rPr>
           <w:rFonts w:ascii="Arial" w:hAnsi="Arial" w:cs="Arial"/>
-          <w:iCs/>
-          <w:szCs w:val="28"/>
-        </w:rPr>
-        <w:t>San Francisco, C</w:t>
-      </w:r>
-      <w:r>
-        <w:rPr>
-          <w:rFonts w:ascii="Arial" w:hAnsi="Arial" w:cs="Arial"/>
-          <w:iCs/>
-          <w:szCs w:val="28"/>
-        </w:rPr>
-        <w:t xml:space="preserve">A. </w:t>
+        </w:rPr>
+        <w:t>August 5-8, 2024, Long Beach, CA.</w:t>
       </w:r>
     </w:p>
     <w:p>
@@ -3349,14 +3293,22 @@
           <w:rFonts w:ascii="Arial" w:hAnsi="Arial" w:cs="Arial"/>
           <w:b/>
           <w:bCs/>
+          <w:lang w:val="en-CA"/>
         </w:rPr>
         <w:t>Simovic, M.</w:t>
       </w:r>
       <w:r>
         <w:rPr>
           <w:rFonts w:ascii="Arial" w:hAnsi="Arial" w:cs="Arial"/>
-        </w:rPr>
-        <w:t xml:space="preserve"> and Michaletz, S. T.</w:t>
+          <w:lang w:val="en-CA"/>
+        </w:rPr>
+        <w:t xml:space="preserve"> and </w:t>
+      </w:r>
+      <w:r>
+        <w:rPr>
+          <w:rFonts w:ascii="Arial" w:hAnsi="Arial" w:cs="Arial"/>
+        </w:rPr>
+        <w:t>Michaletz, S. T.</w:t>
       </w:r>
       <w:r>
         <w:rPr>
@@ -3367,61 +3319,108 @@
       <w:r>
         <w:rPr>
           <w:rFonts w:ascii="Arial" w:hAnsi="Arial" w:cs="Arial"/>
-          <w:lang w:val="en-CA"/>
-        </w:rPr>
-        <w:t>Axial scaling of xylem traits: implications for sap transport and resilience to extreme drought stress</w:t>
-      </w:r>
-      <w:r>
-        <w:rPr>
-          <w:rFonts w:ascii="Arial" w:hAnsi="Arial" w:cs="Arial"/>
-          <w:lang w:val="en-CA"/>
-        </w:rPr>
-        <w:t xml:space="preserve">. </w:t>
+        </w:rPr>
+        <w:t xml:space="preserve">Is snowpack loss killing the climate sensitive yellow-cedar trees? Investigating freeze-thaw embolism </w:t>
+      </w:r>
+      <w:proofErr w:type="gramStart"/>
+      <w:r>
+        <w:rPr>
+          <w:rFonts w:ascii="Arial" w:hAnsi="Arial" w:cs="Arial"/>
+        </w:rPr>
+        <w:t>as</w:t>
+      </w:r>
+      <w:proofErr w:type="gramEnd"/>
+      <w:r>
+        <w:rPr>
+          <w:rFonts w:ascii="Arial" w:hAnsi="Arial" w:cs="Arial"/>
+        </w:rPr>
+        <w:t xml:space="preserve"> the root cause of yellow-cedar decline.</w:t>
+      </w:r>
+      <w:r>
+        <w:rPr>
+          <w:rFonts w:ascii="Arial" w:hAnsi="Arial" w:cs="Arial"/>
+        </w:rPr>
+        <w:t xml:space="preserve"> </w:t>
       </w:r>
       <w:r>
         <w:rPr>
           <w:rFonts w:ascii="Arial" w:hAnsi="Arial" w:cs="Arial"/>
           <w:i/>
+          <w:szCs w:val="28"/>
+        </w:rPr>
+        <w:t xml:space="preserve">American Geophysical Union Fall Meeting, </w:t>
+      </w:r>
+      <w:r>
+        <w:rPr>
+          <w:rFonts w:ascii="Arial" w:hAnsi="Arial" w:cs="Arial"/>
           <w:iCs/>
-          <w:lang w:val="en-CA"/>
-        </w:rPr>
-        <w:t>Ecology &amp; Evolution Symposium</w:t>
-      </w:r>
-      <w:r>
-        <w:rPr>
-          <w:rFonts w:ascii="Arial" w:hAnsi="Arial" w:cs="Arial"/>
-          <w:lang w:val="en-CA"/>
+          <w:szCs w:val="28"/>
+        </w:rPr>
+        <w:t>December 10-1</w:t>
+      </w:r>
+      <w:r>
+        <w:rPr>
+          <w:rFonts w:ascii="Arial" w:hAnsi="Arial" w:cs="Arial"/>
+          <w:iCs/>
+          <w:szCs w:val="28"/>
+        </w:rPr>
+        <w:t>5</w:t>
+      </w:r>
+      <w:r>
+        <w:rPr>
+          <w:rFonts w:ascii="Arial" w:hAnsi="Arial" w:cs="Arial"/>
+          <w:iCs/>
+          <w:szCs w:val="28"/>
+        </w:rPr>
+        <w:t>,</w:t>
+      </w:r>
+      <w:r>
+        <w:rPr>
+          <w:rFonts w:ascii="Arial" w:hAnsi="Arial" w:cs="Arial"/>
+          <w:i/>
+          <w:szCs w:val="28"/>
+        </w:rPr>
+        <w:t xml:space="preserve"> </w:t>
+      </w:r>
+      <w:r>
+        <w:rPr>
+          <w:rFonts w:ascii="Arial" w:hAnsi="Arial" w:cs="Arial"/>
+          <w:iCs/>
+          <w:szCs w:val="28"/>
+        </w:rPr>
+        <w:t>20</w:t>
+      </w:r>
+      <w:r>
+        <w:rPr>
+          <w:rFonts w:ascii="Arial" w:hAnsi="Arial" w:cs="Arial"/>
+          <w:iCs/>
+          <w:szCs w:val="28"/>
+        </w:rPr>
+        <w:t>23</w:t>
+      </w:r>
+      <w:r>
+        <w:rPr>
+          <w:rFonts w:ascii="Arial" w:hAnsi="Arial" w:cs="Arial"/>
+          <w:iCs/>
+          <w:szCs w:val="28"/>
         </w:rPr>
         <w:t xml:space="preserve">, </w:t>
       </w:r>
       <w:r>
         <w:rPr>
           <w:rFonts w:ascii="Arial" w:hAnsi="Arial" w:cs="Arial"/>
-          <w:lang w:val="en-CA"/>
-        </w:rPr>
-        <w:t>October 22</w:t>
-      </w:r>
-      <w:r>
-        <w:rPr>
-          <w:rFonts w:ascii="Arial" w:hAnsi="Arial" w:cs="Arial"/>
-          <w:vertAlign w:val="superscript"/>
-          <w:lang w:val="en-CA"/>
-        </w:rPr>
-        <w:t>nd</w:t>
-      </w:r>
-      <w:r>
-        <w:rPr>
-          <w:rFonts w:ascii="Arial" w:hAnsi="Arial" w:cs="Arial"/>
-          <w:lang w:val="en-CA"/>
-        </w:rPr>
-        <w:t>, 2022</w:t>
-      </w:r>
-      <w:r>
-        <w:rPr>
-          <w:rFonts w:ascii="Arial" w:hAnsi="Arial" w:cs="Arial"/>
-          <w:lang w:val="en-CA"/>
-        </w:rPr>
-        <w:t xml:space="preserve">, Squamish, B.C. </w:t>
+          <w:iCs/>
+          <w:szCs w:val="28"/>
+        </w:rPr>
+        <w:t>San Francisco, C</w:t>
+      </w:r>
+      <w:r>
+        <w:rPr>
+          <w:rFonts w:ascii="Arial" w:hAnsi="Arial" w:cs="Arial"/>
+          <w:iCs/>
+          <w:szCs w:val="28"/>
+        </w:rPr>
+        <w:t xml:space="preserve">A. </w:t>
       </w:r>
     </w:p>
     <w:p>
@@ -3497,13 +3496,6 @@
         </w:rPr>
         <w:t>, August 17</w:t>
       </w:r>
-      <w:r>
-        <w:rPr>
-          <w:rFonts w:ascii="Arial" w:hAnsi="Arial" w:cs="Arial"/>
-          <w:vertAlign w:val="superscript"/>
-        </w:rPr>
-        <w:t>th</w:t>
-      </w:r>
     </w:p>
     <w:p>
       <w:pPr>
@@ -3615,20 +3607,7 @@
         <w:rPr>
           <w:rFonts w:ascii="Arial" w:hAnsi="Arial" w:cs="Arial"/>
         </w:rPr>
-        <w:t>, August 11-16</w:t>
-      </w:r>
-      <w:r>
-        <w:rPr>
-          <w:rFonts w:ascii="Arial" w:hAnsi="Arial" w:cs="Arial"/>
-          <w:vertAlign w:val="superscript"/>
-        </w:rPr>
-        <w:t>th</w:t>
-      </w:r>
-      <w:r>
-        <w:rPr>
-          <w:rFonts w:ascii="Arial" w:hAnsi="Arial" w:cs="Arial"/>
-        </w:rPr>
-        <w:t>, 2019, Louisville, KY.</w:t>
+        <w:t>, August 11-16, 2019, Louisville, KY.</w:t>
       </w:r>
     </w:p>
     <w:p>
@@ -3697,20 +3676,7 @@
         <w:rPr>
           <w:rFonts w:ascii="Arial" w:hAnsi="Arial" w:cs="Arial"/>
         </w:rPr>
-        <w:t>, August 11-16, 2019</w:t>
-      </w:r>
-      <w:r>
-        <w:rPr>
-          <w:rFonts w:ascii="Arial" w:hAnsi="Arial" w:cs="Arial"/>
-          <w:vertAlign w:val="superscript"/>
-        </w:rPr>
-        <w:t>th</w:t>
-      </w:r>
-      <w:r>
-        <w:rPr>
-          <w:rFonts w:ascii="Arial" w:hAnsi="Arial" w:cs="Arial"/>
-        </w:rPr>
-        <w:t>, Louisville, KY.</w:t>
+        <w:t>, August 11-16, 2019, Louisville, KY.</w:t>
       </w:r>
     </w:p>
     <w:p>
@@ -3765,24 +3731,7 @@
           <w:iCs/>
           <w:szCs w:val="28"/>
         </w:rPr>
-        <w:t>December 10-14</w:t>
-      </w:r>
-      <w:r>
-        <w:rPr>
-          <w:rFonts w:ascii="Arial" w:hAnsi="Arial" w:cs="Arial"/>
-          <w:iCs/>
-          <w:szCs w:val="28"/>
-          <w:vertAlign w:val="superscript"/>
-        </w:rPr>
-        <w:t>th</w:t>
-      </w:r>
-      <w:r>
-        <w:rPr>
-          <w:rFonts w:ascii="Arial" w:hAnsi="Arial" w:cs="Arial"/>
-          <w:iCs/>
-          <w:szCs w:val="28"/>
-        </w:rPr>
-        <w:t>,</w:t>
+        <w:t>December 10-14,</w:t>
       </w:r>
       <w:r>
         <w:rPr>
@@ -3853,20 +3802,7 @@
         <w:rPr>
           <w:rFonts w:ascii="Arial" w:hAnsi="Arial" w:cs="Arial"/>
         </w:rPr>
-        <w:t>, August 5-9</w:t>
-      </w:r>
-      <w:r>
-        <w:rPr>
-          <w:rFonts w:ascii="Arial" w:hAnsi="Arial" w:cs="Arial"/>
-          <w:vertAlign w:val="superscript"/>
-        </w:rPr>
-        <w:t>th</w:t>
-      </w:r>
-      <w:r>
-        <w:rPr>
-          <w:rFonts w:ascii="Arial" w:hAnsi="Arial" w:cs="Arial"/>
-        </w:rPr>
-        <w:t>, 2018, New Orleans, LA.</w:t>
+        <w:t>, August 5-9, 2018, New Orleans, LA.</w:t>
       </w:r>
     </w:p>
     <w:p>
@@ -3940,6 +3876,130 @@
         </w:tabs>
         <w:rPr>
           <w:rFonts w:ascii="Arial" w:hAnsi="Arial" w:cs="Arial"/>
+        </w:rPr>
+      </w:pPr>
+      <w:r>
+        <w:rPr>
+          <w:rFonts w:ascii="Arial" w:hAnsi="Arial" w:cs="Arial"/>
+        </w:rPr>
+        <w:t>Danielson, S</w:t>
+      </w:r>
+      <w:r>
+        <w:rPr>
+          <w:rFonts w:ascii="Arial" w:hAnsi="Arial" w:cs="Arial"/>
+        </w:rPr>
+        <w:t>.</w:t>
+      </w:r>
+      <w:r>
+        <w:rPr>
+          <w:rFonts w:ascii="Arial" w:hAnsi="Arial" w:cs="Arial"/>
+        </w:rPr>
+        <w:t xml:space="preserve">C., </w:t>
+      </w:r>
+      <w:r>
+        <w:rPr>
+          <w:rFonts w:ascii="Arial" w:hAnsi="Arial" w:cs="Arial"/>
+          <w:b/>
+          <w:bCs/>
+        </w:rPr>
+        <w:t>Simovi</w:t>
+      </w:r>
+      <w:r>
+        <w:rPr>
+          <w:rFonts w:ascii="Arial" w:hAnsi="Arial" w:cs="Arial"/>
+          <w:b/>
+          <w:bCs/>
+        </w:rPr>
+        <w:t>c,</w:t>
+      </w:r>
+      <w:r>
+        <w:rPr>
+          <w:rFonts w:ascii="Arial" w:hAnsi="Arial" w:cs="Arial"/>
+          <w:b/>
+          <w:bCs/>
+        </w:rPr>
+        <w:t xml:space="preserve"> M.</w:t>
+      </w:r>
+      <w:r>
+        <w:rPr>
+          <w:rFonts w:ascii="Arial" w:hAnsi="Arial" w:cs="Arial"/>
+          <w:b/>
+          <w:bCs/>
+        </w:rPr>
+        <w:t>,</w:t>
+      </w:r>
+      <w:r>
+        <w:rPr>
+          <w:rFonts w:ascii="Arial" w:hAnsi="Arial" w:cs="Arial"/>
+        </w:rPr>
+        <w:t xml:space="preserve"> Mueller,</w:t>
+      </w:r>
+      <w:r>
+        <w:rPr>
+          <w:rFonts w:ascii="Arial" w:hAnsi="Arial" w:cs="Arial"/>
+        </w:rPr>
+        <w:t xml:space="preserve"> K.E.,</w:t>
+      </w:r>
+      <w:r>
+        <w:rPr>
+          <w:rFonts w:ascii="Arial" w:hAnsi="Arial" w:cs="Arial"/>
+        </w:rPr>
+        <w:t xml:space="preserve"> and Medeiros.</w:t>
+      </w:r>
+      <w:r>
+        <w:rPr>
+          <w:rFonts w:ascii="Arial" w:hAnsi="Arial" w:cs="Arial"/>
+        </w:rPr>
+        <w:t xml:space="preserve"> J.S.</w:t>
+      </w:r>
+      <w:r>
+        <w:rPr>
+          <w:rFonts w:ascii="Arial" w:hAnsi="Arial" w:cs="Arial"/>
+        </w:rPr>
+        <w:t xml:space="preserve"> “Physiological Response of Trees to Seasonal Variation Reveals Native Species Are Suitable for Urban Parks That Resemble Natural Sites.” </w:t>
+      </w:r>
+      <w:r>
+        <w:rPr>
+          <w:rFonts w:ascii="Arial" w:hAnsi="Arial" w:cs="Arial"/>
+          <w:i/>
+          <w:iCs/>
+        </w:rPr>
+        <w:t>Arboriculture &amp; Urban Forestry</w:t>
+      </w:r>
+      <w:r>
+        <w:rPr>
+          <w:rFonts w:ascii="Arial" w:hAnsi="Arial" w:cs="Arial"/>
+        </w:rPr>
+        <w:t xml:space="preserve">, August 5, 2026, jauf.2026.024. </w:t>
+      </w:r>
+      <w:hyperlink r:id="rId11" w:history="1">
+        <w:r>
+          <w:rPr>
+            <w:rStyle w:val="Hyperlink"/>
+            <w:rFonts w:ascii="Arial" w:hAnsi="Arial" w:cs="Arial"/>
+          </w:rPr>
+          <w:t>https://doi.org/10.48044/jauf.2026.024</w:t>
+        </w:r>
+      </w:hyperlink>
+      <w:r>
+        <w:rPr>
+          <w:rFonts w:ascii="Arial" w:hAnsi="Arial" w:cs="Arial"/>
+        </w:rPr>
+        <w:t>.</w:t>
+      </w:r>
+    </w:p>
+    <w:p>
+      <w:pPr>
+        <w:pStyle w:val="ListParagraph"/>
+        <w:numPr>
+          <w:ilvl w:val="0"/>
+          <w:numId w:val="16"/>
+        </w:numPr>
+        <w:tabs>
+          <w:tab w:val="right" w:pos="9360"/>
+        </w:tabs>
+        <w:rPr>
+          <w:rFonts w:ascii="Arial" w:hAnsi="Arial" w:cs="Arial"/>
           <w:lang w:val="en-CA"/>
         </w:rPr>
       </w:pPr>
@@ -3948,7 +4008,46 @@
           <w:rFonts w:ascii="Arial" w:hAnsi="Arial" w:cs="Arial"/>
           <w:lang w:val="fr-FR"/>
         </w:rPr>
-        <w:t>Hu, Nan, Li Zhang, Sean T. Michaletz, et al.</w:t>
+        <w:t>Hu, Nan, Li Zhang, Sean T. Michaletz,</w:t>
+      </w:r>
+      <w:r>
+        <w:rPr>
+          <w:rFonts w:ascii="Arial" w:hAnsi="Arial" w:cs="Arial"/>
+          <w:lang w:val="fr-FR"/>
+        </w:rPr>
+        <w:t xml:space="preserve"> </w:t>
+      </w:r>
+      <w:r>
+        <w:rPr>
+          <w:rFonts w:ascii="Arial" w:hAnsi="Arial" w:cs="Arial"/>
+          <w:b/>
+          <w:bCs/>
+          <w:lang w:val="fr-FR"/>
+        </w:rPr>
+        <w:t>Mi</w:t>
+      </w:r>
+      <w:r>
+        <w:rPr>
+          <w:rFonts w:ascii="Arial" w:hAnsi="Arial" w:cs="Arial"/>
+          <w:b/>
+          <w:bCs/>
+          <w:lang w:val="fr-FR"/>
+        </w:rPr>
+        <w:t>los Simovic</w:t>
+      </w:r>
+      <w:r>
+        <w:rPr>
+          <w:rFonts w:ascii="Arial" w:hAnsi="Arial" w:cs="Arial"/>
+          <w:lang w:val="fr-FR"/>
+        </w:rPr>
+        <w:t>,</w:t>
+      </w:r>
+      <w:r>
+        <w:rPr>
+          <w:rFonts w:ascii="Arial" w:hAnsi="Arial" w:cs="Arial"/>
+          <w:lang w:val="fr-FR"/>
+        </w:rPr>
+        <w:t xml:space="preserve"> et al.</w:t>
       </w:r>
       <w:r>
         <w:rPr>
@@ -3994,7 +4093,7 @@
         </w:rPr>
         <w:t xml:space="preserve">, S2468265926000740. </w:t>
       </w:r>
-      <w:hyperlink r:id="rId11" w:history="1">
+      <w:hyperlink r:id="rId12" w:history="1">
         <w:r>
           <w:rPr>
             <w:rStyle w:val="Hyperlink"/>
@@ -4087,7 +4186,7 @@
         </w:rPr>
         <w:t xml:space="preserve">. </w:t>
       </w:r>
-      <w:hyperlink r:id="rId12" w:history="1">
+      <w:hyperlink r:id="rId13" w:history="1">
         <w:r>
           <w:rPr>
             <w:rStyle w:val="Hyperlink"/>
@@ -4168,7 +4267,7 @@
         </w:rPr>
         <w:t xml:space="preserve">(2). </w:t>
       </w:r>
-      <w:hyperlink r:id="rId13" w:history="1">
+      <w:hyperlink r:id="rId14" w:history="1">
         <w:r>
           <w:rPr>
             <w:rStyle w:val="Hyperlink"/>
@@ -4249,7 +4348,7 @@
         </w:rPr>
         <w:t xml:space="preserve">(4), 967–983. </w:t>
       </w:r>
-      <w:hyperlink r:id="rId14" w:history="1">
+      <w:hyperlink r:id="rId15" w:history="1">
         <w:r>
           <w:rPr>
             <w:rStyle w:val="Hyperlink"/>
@@ -4282,6 +4381,7 @@
           <w:i/>
           <w:iCs/>
         </w:rPr>
+        <w:lastRenderedPageBreak/>
         <w:t>In review</w:t>
       </w:r>
       <w:r>
@@ -4310,26 +4410,6 @@
       <w:r>
         <w:rPr>
           <w:rFonts w:ascii="Arial" w:hAnsi="Arial" w:cs="Arial"/>
-        </w:rPr>
-        <w:t xml:space="preserve">Borrego, Isaac; Perez, Timothy; Bentley, Lisa; Bison, Nicole; Byrnes, Lachlan; Galvão Candido, Hugo; </w:t>
-      </w:r>
-      <w:proofErr w:type="spellStart"/>
-      <w:r>
-        <w:rPr>
-          <w:rFonts w:ascii="Arial" w:hAnsi="Arial" w:cs="Arial"/>
-        </w:rPr>
-        <w:t>Chmurzynski</w:t>
-      </w:r>
-      <w:proofErr w:type="spellEnd"/>
-      <w:r>
-        <w:rPr>
-          <w:rFonts w:ascii="Arial" w:hAnsi="Arial" w:cs="Arial"/>
-        </w:rPr>
-        <w:t xml:space="preserve">, Adam; Durán, Sandra; Fox, Tim; Gaitan, Megan; Garen, Josef; Orwig, David; Pau, Stephanie; Scott, Joel; </w:t>
-      </w:r>
-      <w:r>
-        <w:rPr>
-          <w:rFonts w:ascii="Arial" w:hAnsi="Arial" w:cs="Arial"/>
           <w:b/>
           <w:bCs/>
         </w:rPr>
@@ -4339,66 +4419,31 @@
         <w:rPr>
           <w:rFonts w:ascii="Arial" w:hAnsi="Arial" w:cs="Arial"/>
         </w:rPr>
-        <w:t xml:space="preserve">; Swenson, Nathan; </w:t>
-      </w:r>
-      <w:proofErr w:type="spellStart"/>
-      <w:r>
-        <w:rPr>
-          <w:rFonts w:ascii="Arial" w:hAnsi="Arial" w:cs="Arial"/>
-        </w:rPr>
-        <w:t>Wieczynski</w:t>
-      </w:r>
-      <w:proofErr w:type="spellEnd"/>
-      <w:r>
-        <w:rPr>
-          <w:rFonts w:ascii="Arial" w:hAnsi="Arial" w:cs="Arial"/>
-        </w:rPr>
-        <w:t xml:space="preserve">, Daniel; </w:t>
-      </w:r>
-      <w:r>
-        <w:rPr>
-          <w:rFonts w:ascii="Arial" w:hAnsi="Arial" w:cs="Arial"/>
-        </w:rPr>
-        <w:lastRenderedPageBreak/>
-        <w:t xml:space="preserve">Buzzard, Vanessa; Enquist, Brian; Michaletz, Sean. </w:t>
-      </w:r>
-      <w:r>
-        <w:rPr>
-          <w:rFonts w:ascii="Arial" w:hAnsi="Arial" w:cs="Arial"/>
-        </w:rPr>
-        <w:t>(202</w:t>
-      </w:r>
-      <w:r>
-        <w:rPr>
-          <w:rFonts w:ascii="Arial" w:hAnsi="Arial" w:cs="Arial"/>
-        </w:rPr>
-        <w:t>5</w:t>
-      </w:r>
-      <w:r>
-        <w:rPr>
-          <w:rFonts w:ascii="Arial" w:hAnsi="Arial" w:cs="Arial"/>
-        </w:rPr>
-        <w:t>).</w:t>
-      </w:r>
-      <w:r>
-        <w:rPr>
-          <w:rFonts w:ascii="Arial" w:hAnsi="Arial" w:cs="Arial"/>
-        </w:rPr>
-        <w:t xml:space="preserve"> From tropics to </w:t>
-      </w:r>
-      <w:proofErr w:type="spellStart"/>
-      <w:r>
-        <w:rPr>
-          <w:rFonts w:ascii="Arial" w:hAnsi="Arial" w:cs="Arial"/>
-        </w:rPr>
-        <w:t>treeline</w:t>
-      </w:r>
-      <w:proofErr w:type="spellEnd"/>
-      <w:r>
-        <w:rPr>
-          <w:rFonts w:ascii="Arial" w:hAnsi="Arial" w:cs="Arial"/>
-        </w:rPr>
-        <w:t xml:space="preserve">: extending and assessing metabolic scaling theory for global variation in plant mortality rates. Target: </w:t>
+        <w:t xml:space="preserve"> &amp; Michaletz, Sean T.</w:t>
+      </w:r>
+      <w:r>
+        <w:rPr>
+          <w:rFonts w:ascii="Arial" w:hAnsi="Arial" w:cs="Arial"/>
+        </w:rPr>
+        <w:t xml:space="preserve"> (2026).</w:t>
+      </w:r>
+      <w:r>
+        <w:rPr>
+          <w:rFonts w:ascii="Arial" w:hAnsi="Arial" w:cs="Arial"/>
+        </w:rPr>
+        <w:t xml:space="preserve"> </w:t>
+      </w:r>
+      <w:r>
+        <w:rPr>
+          <w:rFonts w:ascii="Arial" w:hAnsi="Arial" w:cs="Arial"/>
+        </w:rPr>
+        <w:t>Cortical lacunae, not xylem embolism, drive freeze-thaw hydraulic dysfunction in acquisitive conifer fine root</w:t>
+      </w:r>
+      <w:r>
+        <w:rPr>
+          <w:rFonts w:ascii="Arial" w:hAnsi="Arial" w:cs="Arial"/>
+        </w:rPr>
+        <w:t xml:space="preserve">. Target: </w:t>
       </w:r>
       <w:r>
         <w:rPr>
@@ -4406,7 +4451,7 @@
           <w:i/>
           <w:iCs/>
         </w:rPr>
-        <w:t>Ecology Letters.</w:t>
+        <w:t>New Phytologist.</w:t>
       </w:r>
     </w:p>
     <w:p>
@@ -4427,27 +4472,87 @@
         <w:rPr>
           <w:rFonts w:ascii="Arial" w:hAnsi="Arial" w:cs="Arial"/>
         </w:rPr>
-        <w:t xml:space="preserve">Sharon, C.D., </w:t>
-      </w:r>
-      <w:r>
-        <w:rPr>
-          <w:rFonts w:ascii="Arial" w:hAnsi="Arial" w:cs="Arial"/>
-          <w:b/>
-          <w:bCs/>
-        </w:rPr>
-        <w:t>Simovic, M.</w:t>
-      </w:r>
-      <w:r>
-        <w:rPr>
-          <w:rFonts w:ascii="Arial" w:hAnsi="Arial" w:cs="Arial"/>
-        </w:rPr>
-        <w:t xml:space="preserve">, Mueller, K.E., Medeiros, J.M. </w:t>
-      </w:r>
-      <w:r>
-        <w:rPr>
-          <w:rFonts w:ascii="Arial" w:hAnsi="Arial" w:cs="Arial"/>
-        </w:rPr>
-        <w:t xml:space="preserve">Physiological responses of trees to environmental variation across parks and seasons reveals the suitability of Northeast Ohio native species for urban plantings. Target: </w:t>
+        <w:t xml:space="preserve">Borrego, Isaac; Perez, Timothy; Bentley, Lisa; Bison, Nicole; Byrnes, Lachlan; Galvão Candido, Hugo; </w:t>
+      </w:r>
+      <w:proofErr w:type="spellStart"/>
+      <w:r>
+        <w:rPr>
+          <w:rFonts w:ascii="Arial" w:hAnsi="Arial" w:cs="Arial"/>
+        </w:rPr>
+        <w:t>Chmurzynski</w:t>
+      </w:r>
+      <w:proofErr w:type="spellEnd"/>
+      <w:r>
+        <w:rPr>
+          <w:rFonts w:ascii="Arial" w:hAnsi="Arial" w:cs="Arial"/>
+        </w:rPr>
+        <w:t xml:space="preserve">, Adam; Durán, Sandra; Fox, Tim; Gaitan, Megan; Garen, Josef; Orwig, David; Pau, Stephanie; Scott, Joel; </w:t>
+      </w:r>
+      <w:r>
+        <w:rPr>
+          <w:rFonts w:ascii="Arial" w:hAnsi="Arial" w:cs="Arial"/>
+          <w:b/>
+          <w:bCs/>
+        </w:rPr>
+        <w:t>Simovic, Milos</w:t>
+      </w:r>
+      <w:r>
+        <w:rPr>
+          <w:rFonts w:ascii="Arial" w:hAnsi="Arial" w:cs="Arial"/>
+        </w:rPr>
+        <w:t xml:space="preserve">; Swenson, Nathan; </w:t>
+      </w:r>
+      <w:proofErr w:type="spellStart"/>
+      <w:r>
+        <w:rPr>
+          <w:rFonts w:ascii="Arial" w:hAnsi="Arial" w:cs="Arial"/>
+        </w:rPr>
+        <w:t>Wieczynski</w:t>
+      </w:r>
+      <w:proofErr w:type="spellEnd"/>
+      <w:r>
+        <w:rPr>
+          <w:rFonts w:ascii="Arial" w:hAnsi="Arial" w:cs="Arial"/>
+        </w:rPr>
+        <w:t xml:space="preserve">, Daniel; Buzzard, Vanessa; Enquist, Brian; Michaletz, Sean. </w:t>
+      </w:r>
+      <w:r>
+        <w:rPr>
+          <w:rFonts w:ascii="Arial" w:hAnsi="Arial" w:cs="Arial"/>
+        </w:rPr>
+        <w:t>(202</w:t>
+      </w:r>
+      <w:r>
+        <w:rPr>
+          <w:rFonts w:ascii="Arial" w:hAnsi="Arial" w:cs="Arial"/>
+        </w:rPr>
+        <w:t>6</w:t>
+      </w:r>
+      <w:r>
+        <w:rPr>
+          <w:rFonts w:ascii="Arial" w:hAnsi="Arial" w:cs="Arial"/>
+        </w:rPr>
+        <w:t>).</w:t>
+      </w:r>
+      <w:r>
+        <w:rPr>
+          <w:rFonts w:ascii="Arial" w:hAnsi="Arial" w:cs="Arial"/>
+        </w:rPr>
+        <w:t xml:space="preserve"> From tropics to </w:t>
+      </w:r>
+      <w:proofErr w:type="spellStart"/>
+      <w:r>
+        <w:rPr>
+          <w:rFonts w:ascii="Arial" w:hAnsi="Arial" w:cs="Arial"/>
+        </w:rPr>
+        <w:t>treeline</w:t>
+      </w:r>
+      <w:proofErr w:type="spellEnd"/>
+      <w:r>
+        <w:rPr>
+          <w:rFonts w:ascii="Arial" w:hAnsi="Arial" w:cs="Arial"/>
+        </w:rPr>
+        <w:t xml:space="preserve">: extending and assessing metabolic scaling theory for global variation in plant mortality rates. Target: </w:t>
       </w:r>
       <w:r>
         <w:rPr>
@@ -4455,7 +4560,108 @@
           <w:i/>
           <w:iCs/>
         </w:rPr>
-        <w:t>Arboriculture and Urban Forestry.</w:t>
+        <w:t>Ecology Letters.</w:t>
+      </w:r>
+    </w:p>
+    <w:p>
+      <w:pPr>
+        <w:pStyle w:val="ListParagraph"/>
+        <w:numPr>
+          <w:ilvl w:val="0"/>
+          <w:numId w:val="19"/>
+        </w:numPr>
+        <w:tabs>
+          <w:tab w:val="right" w:pos="9360"/>
+        </w:tabs>
+        <w:rPr>
+          <w:rFonts w:ascii="Arial" w:hAnsi="Arial" w:cs="Arial"/>
+        </w:rPr>
+      </w:pPr>
+      <w:r>
+        <w:rPr>
+          <w:rFonts w:ascii="Arial" w:hAnsi="Arial" w:cs="Arial"/>
+        </w:rPr>
+        <w:t xml:space="preserve">Guo, Jessica; Restrepo-Acevedo, Ana Maria; Browne, Marvin; </w:t>
+      </w:r>
+      <w:r>
+        <w:rPr>
+          <w:rFonts w:ascii="Arial" w:hAnsi="Arial" w:cs="Arial"/>
+          <w:i/>
+          <w:iCs/>
+        </w:rPr>
+        <w:t>writing team, workshop participants, and data contributors</w:t>
+      </w:r>
+      <w:r>
+        <w:rPr>
+          <w:rFonts w:ascii="Arial" w:hAnsi="Arial" w:cs="Arial"/>
+        </w:rPr>
+        <w:t xml:space="preserve"> (</w:t>
+      </w:r>
+      <w:r>
+        <w:rPr>
+          <w:rFonts w:ascii="Arial" w:hAnsi="Arial" w:cs="Arial"/>
+          <w:b/>
+          <w:bCs/>
+        </w:rPr>
+        <w:t>Simovic, Milos</w:t>
+      </w:r>
+      <w:r>
+        <w:rPr>
+          <w:rFonts w:ascii="Arial" w:hAnsi="Arial" w:cs="Arial"/>
+        </w:rPr>
+        <w:t>)</w:t>
+      </w:r>
+      <w:r>
+        <w:rPr>
+          <w:rFonts w:ascii="Arial" w:hAnsi="Arial" w:cs="Arial"/>
+        </w:rPr>
+        <w:t>, Novick, K</w:t>
+      </w:r>
+      <w:r>
+        <w:rPr>
+          <w:rFonts w:ascii="Arial" w:hAnsi="Arial" w:cs="Arial"/>
+        </w:rPr>
+        <w:t xml:space="preserve">. (2026). </w:t>
+      </w:r>
+      <w:r>
+        <w:rPr>
+          <w:rFonts w:ascii="Arial" w:hAnsi="Arial" w:cs="Arial"/>
+        </w:rPr>
+        <w:t xml:space="preserve">The </w:t>
+      </w:r>
+      <w:proofErr w:type="spellStart"/>
+      <w:r>
+        <w:rPr>
+          <w:rFonts w:ascii="Arial" w:hAnsi="Arial" w:cs="Arial"/>
+        </w:rPr>
+        <w:t>PSInet</w:t>
+      </w:r>
+      <w:proofErr w:type="spellEnd"/>
+      <w:r>
+        <w:rPr>
+          <w:rFonts w:ascii="Arial" w:hAnsi="Arial" w:cs="Arial"/>
+        </w:rPr>
+        <w:t xml:space="preserve"> Plant Water Potential Database: advancing new perspectives on plant water status, traits, and hydraulic processes</w:t>
+      </w:r>
+      <w:r>
+        <w:rPr>
+          <w:rFonts w:ascii="Arial" w:hAnsi="Arial" w:cs="Arial"/>
+        </w:rPr>
+        <w:t xml:space="preserve">. </w:t>
+      </w:r>
+      <w:r>
+        <w:rPr>
+          <w:rFonts w:ascii="Arial" w:hAnsi="Arial" w:cs="Arial"/>
+        </w:rPr>
+        <w:t xml:space="preserve">Target: </w:t>
+      </w:r>
+      <w:r>
+        <w:rPr>
+          <w:rFonts w:ascii="Arial" w:hAnsi="Arial" w:cs="Arial"/>
+          <w:i/>
+          <w:iCs/>
+        </w:rPr>
+        <w:t>undecided.</w:t>
       </w:r>
     </w:p>
     <w:p>
@@ -4590,87 +4796,6 @@
       <w:r>
         <w:rPr>
           <w:rFonts w:ascii="Arial" w:hAnsi="Arial" w:cs="Arial"/>
-          <w:b/>
-          <w:bCs/>
-        </w:rPr>
-        <w:t>Simovic, M.</w:t>
-      </w:r>
-      <w:r>
-        <w:rPr>
-          <w:rFonts w:ascii="Arial" w:hAnsi="Arial" w:cs="Arial"/>
-        </w:rPr>
-        <w:t>, Michaletz, S.T.</w:t>
-      </w:r>
-      <w:r>
-        <w:rPr>
-          <w:rFonts w:ascii="Arial" w:hAnsi="Arial" w:cs="Arial"/>
-        </w:rPr>
-        <w:t xml:space="preserve"> </w:t>
-      </w:r>
-      <w:r>
-        <w:rPr>
-          <w:rFonts w:ascii="Arial" w:hAnsi="Arial" w:cs="Arial"/>
-        </w:rPr>
-        <w:t xml:space="preserve">Root economic strategy explains </w:t>
-      </w:r>
-      <w:r>
-        <w:rPr>
-          <w:rFonts w:ascii="Arial" w:hAnsi="Arial" w:cs="Arial"/>
-        </w:rPr>
-        <w:t>unique vulnerability of yellow-cedar to freeze-thaw injur</w:t>
-      </w:r>
-      <w:r>
-        <w:rPr>
-          <w:rFonts w:ascii="Arial" w:hAnsi="Arial" w:cs="Arial"/>
-        </w:rPr>
-        <w:t>ies</w:t>
-      </w:r>
-      <w:r>
-        <w:rPr>
-          <w:rFonts w:ascii="Arial" w:hAnsi="Arial" w:cs="Arial"/>
-        </w:rPr>
-        <w:t xml:space="preserve">. Target: </w:t>
-      </w:r>
-      <w:r>
-        <w:rPr>
-          <w:rFonts w:ascii="Arial" w:hAnsi="Arial" w:cs="Arial"/>
-          <w:i/>
-          <w:iCs/>
-        </w:rPr>
-        <w:t>Global Change Biology</w:t>
-      </w:r>
-      <w:r>
-        <w:rPr>
-          <w:rFonts w:ascii="Arial" w:hAnsi="Arial" w:cs="Arial"/>
-          <w:i/>
-          <w:iCs/>
-        </w:rPr>
-        <w:t xml:space="preserve">. </w:t>
-      </w:r>
-      <w:r>
-        <w:rPr>
-          <w:rFonts w:ascii="Arial" w:hAnsi="Arial" w:cs="Arial"/>
-        </w:rPr>
-        <w:t xml:space="preserve"> </w:t>
-      </w:r>
-    </w:p>
-    <w:p>
-      <w:pPr>
-        <w:pStyle w:val="ListParagraph"/>
-        <w:numPr>
-          <w:ilvl w:val="0"/>
-          <w:numId w:val="18"/>
-        </w:numPr>
-        <w:tabs>
-          <w:tab w:val="right" w:pos="9360"/>
-        </w:tabs>
-        <w:rPr>
-          <w:rFonts w:ascii="Arial" w:hAnsi="Arial" w:cs="Arial"/>
-        </w:rPr>
-      </w:pPr>
-      <w:r>
-        <w:rPr>
-          <w:rFonts w:ascii="Arial" w:hAnsi="Arial" w:cs="Arial"/>
         </w:rPr>
         <w:t xml:space="preserve">Leftwich, S.J., </w:t>
       </w:r>
@@ -4781,7 +4906,7 @@
         </w:rPr>
         <w:t xml:space="preserve">see </w:t>
       </w:r>
-      <w:hyperlink r:id="rId15" w:history="1">
+      <w:hyperlink r:id="rId16" w:history="1">
         <w:r>
           <w:rPr>
             <w:rStyle w:val="Hyperlink"/>
@@ -4870,13 +4995,25 @@
         <w:rPr>
           <w:rFonts w:ascii="Arial" w:hAnsi="Arial" w:cs="Arial"/>
         </w:rPr>
-        <w:t>7 articles across a wide range of journals, including</w:t>
+        <w:t>several</w:t>
+      </w:r>
+      <w:r>
+        <w:rPr>
+          <w:rFonts w:ascii="Arial" w:hAnsi="Arial" w:cs="Arial"/>
+        </w:rPr>
+        <w:t xml:space="preserve"> articles across a wide range of journals, including</w:t>
       </w:r>
       <w:r>
         <w:rPr>
           <w:rFonts w:ascii="Arial" w:hAnsi="Arial" w:cs="Arial"/>
         </w:rPr>
         <w:t xml:space="preserve"> </w:t>
+      </w:r>
+      <w:r>
+        <w:rPr>
+          <w:rFonts w:ascii="Arial" w:hAnsi="Arial" w:cs="Arial"/>
+        </w:rPr>
+        <w:t xml:space="preserve">Trees, </w:t>
       </w:r>
       <w:r>
         <w:rPr>
@@ -5060,6 +5197,67 @@
           <w:rFonts w:ascii="Arial" w:hAnsi="Arial" w:cs="Arial"/>
           <w:szCs w:val="28"/>
         </w:rPr>
+        <w:t>NAFEW</w:t>
+      </w:r>
+      <w:r>
+        <w:rPr>
+          <w:rFonts w:ascii="Arial" w:hAnsi="Arial" w:cs="Arial"/>
+          <w:szCs w:val="28"/>
+        </w:rPr>
+        <w:t xml:space="preserve"> </w:t>
+      </w:r>
+      <w:r>
+        <w:rPr>
+          <w:rFonts w:ascii="Arial" w:hAnsi="Arial" w:cs="Arial"/>
+          <w:szCs w:val="28"/>
+        </w:rPr>
+        <w:t>Best S</w:t>
+      </w:r>
+      <w:r>
+        <w:rPr>
+          <w:rFonts w:ascii="Arial" w:hAnsi="Arial" w:cs="Arial"/>
+          <w:szCs w:val="28"/>
+        </w:rPr>
+        <w:t xml:space="preserve">tudent </w:t>
+      </w:r>
+      <w:r>
+        <w:rPr>
+          <w:rFonts w:ascii="Arial" w:hAnsi="Arial" w:cs="Arial"/>
+          <w:szCs w:val="28"/>
+        </w:rPr>
+        <w:t>Plant Ecophysiology Oral Presentation</w:t>
+      </w:r>
+      <w:r>
+        <w:rPr>
+          <w:rFonts w:ascii="Arial" w:hAnsi="Arial" w:cs="Arial"/>
+          <w:szCs w:val="28"/>
+        </w:rPr>
+        <w:t xml:space="preserve"> Award </w:t>
+      </w:r>
+      <w:r>
+        <w:rPr>
+          <w:rFonts w:ascii="Arial" w:hAnsi="Arial" w:cs="Arial"/>
+          <w:szCs w:val="28"/>
+        </w:rPr>
+        <w:tab/>
+        <w:t>June 2026</w:t>
+      </w:r>
+    </w:p>
+    <w:p>
+      <w:pPr>
+        <w:tabs>
+          <w:tab w:val="right" w:pos="10800"/>
+        </w:tabs>
+        <w:rPr>
+          <w:rFonts w:ascii="Arial" w:hAnsi="Arial" w:cs="Arial"/>
+          <w:szCs w:val="28"/>
+        </w:rPr>
+      </w:pPr>
+      <w:r>
+        <w:rPr>
+          <w:rFonts w:ascii="Arial" w:hAnsi="Arial" w:cs="Arial"/>
+          <w:szCs w:val="28"/>
+        </w:rPr>
         <w:t xml:space="preserve">Canadian Botanical Association </w:t>
       </w:r>
       <w:r>
@@ -5067,14 +5265,69 @@
           <w:rFonts w:ascii="Arial" w:hAnsi="Arial" w:cs="Arial"/>
           <w:szCs w:val="28"/>
         </w:rPr>
-        <w:t xml:space="preserve">Taylor E. Steeves Award </w:t>
-      </w:r>
-      <w:r>
-        <w:rPr>
-          <w:rFonts w:ascii="Arial" w:hAnsi="Arial" w:cs="Arial"/>
-          <w:szCs w:val="28"/>
-        </w:rPr>
-        <w:t xml:space="preserve">                        </w:t>
+        <w:t>Taylor E. Steeves Award</w:t>
+      </w:r>
+      <w:r>
+        <w:rPr>
+          <w:rFonts w:ascii="Arial" w:hAnsi="Arial" w:cs="Arial"/>
+          <w:szCs w:val="28"/>
+        </w:rPr>
+        <w:tab/>
+      </w:r>
+      <w:r>
+        <w:rPr>
+          <w:rFonts w:ascii="Arial" w:hAnsi="Arial" w:cs="Arial"/>
+          <w:szCs w:val="28"/>
+        </w:rPr>
+        <w:t>June 2026</w:t>
+      </w:r>
+    </w:p>
+    <w:p>
+      <w:pPr>
+        <w:tabs>
+          <w:tab w:val="right" w:pos="10800"/>
+        </w:tabs>
+        <w:rPr>
+          <w:rFonts w:ascii="Arial" w:hAnsi="Arial" w:cs="Arial"/>
+          <w:szCs w:val="28"/>
+        </w:rPr>
+      </w:pPr>
+      <w:r>
+        <w:rPr>
+          <w:rFonts w:ascii="Arial" w:hAnsi="Arial" w:cs="Arial"/>
+          <w:szCs w:val="28"/>
+        </w:rPr>
+        <w:t>ISEPEP10</w:t>
+      </w:r>
+      <w:r>
+        <w:rPr>
+          <w:rFonts w:ascii="Arial" w:hAnsi="Arial" w:cs="Arial"/>
+          <w:szCs w:val="28"/>
+        </w:rPr>
+        <w:t xml:space="preserve"> Best Presentation Award (Open </w:t>
+      </w:r>
+      <w:proofErr w:type="gramStart"/>
+      <w:r>
+        <w:rPr>
+          <w:rFonts w:ascii="Arial" w:hAnsi="Arial" w:cs="Arial"/>
+          <w:szCs w:val="28"/>
+        </w:rPr>
+        <w:t>Category)</w:t>
+      </w:r>
+      <w:r>
+        <w:rPr>
+          <w:rFonts w:ascii="Arial" w:hAnsi="Arial" w:cs="Arial"/>
+          <w:szCs w:val="28"/>
+        </w:rPr>
+        <w:t xml:space="preserve">   </w:t>
+      </w:r>
+      <w:proofErr w:type="gramEnd"/>
+      <w:r>
+        <w:rPr>
+          <w:rFonts w:ascii="Arial" w:hAnsi="Arial" w:cs="Arial"/>
+          <w:szCs w:val="28"/>
+        </w:rPr>
+        <w:t xml:space="preserve">                                                        </w:t>
       </w:r>
       <w:r>
         <w:rPr>
@@ -5088,7 +5341,14 @@
           <w:rFonts w:ascii="Arial" w:hAnsi="Arial" w:cs="Arial"/>
           <w:szCs w:val="28"/>
         </w:rPr>
-        <w:t xml:space="preserve">                           June 2026</w:t>
+        <w:tab/>
+      </w:r>
+      <w:r>
+        <w:rPr>
+          <w:rFonts w:ascii="Arial" w:hAnsi="Arial" w:cs="Arial"/>
+          <w:szCs w:val="28"/>
+        </w:rPr>
+        <w:t xml:space="preserve"> July 2025</w:t>
       </w:r>
     </w:p>
     <w:p>
@@ -5106,69 +5366,14 @@
           <w:rFonts w:ascii="Arial" w:hAnsi="Arial" w:cs="Arial"/>
           <w:szCs w:val="28"/>
         </w:rPr>
-        <w:t>ISEPEP10</w:t>
-      </w:r>
-      <w:r>
-        <w:rPr>
-          <w:rFonts w:ascii="Arial" w:hAnsi="Arial" w:cs="Arial"/>
-          <w:szCs w:val="28"/>
-        </w:rPr>
-        <w:t xml:space="preserve"> Best Presentation Award (Open </w:t>
-      </w:r>
-      <w:proofErr w:type="gramStart"/>
-      <w:r>
-        <w:rPr>
-          <w:rFonts w:ascii="Arial" w:hAnsi="Arial" w:cs="Arial"/>
-          <w:szCs w:val="28"/>
-        </w:rPr>
-        <w:t>Category)</w:t>
-      </w:r>
-      <w:r>
-        <w:rPr>
-          <w:rFonts w:ascii="Arial" w:hAnsi="Arial" w:cs="Arial"/>
-          <w:szCs w:val="28"/>
-        </w:rPr>
-        <w:t xml:space="preserve">   </w:t>
-      </w:r>
-      <w:proofErr w:type="gramEnd"/>
-      <w:r>
-        <w:rPr>
-          <w:rFonts w:ascii="Arial" w:hAnsi="Arial" w:cs="Arial"/>
-          <w:szCs w:val="28"/>
-        </w:rPr>
-        <w:t xml:space="preserve">                                                        </w:t>
-      </w:r>
-      <w:r>
-        <w:rPr>
-          <w:rFonts w:ascii="Arial" w:hAnsi="Arial" w:cs="Arial"/>
-          <w:szCs w:val="28"/>
-        </w:rPr>
-        <w:t xml:space="preserve"> </w:t>
-      </w:r>
-      <w:r>
-        <w:rPr>
-          <w:rFonts w:ascii="Arial" w:hAnsi="Arial" w:cs="Arial"/>
-          <w:szCs w:val="28"/>
-        </w:rPr>
-        <w:t xml:space="preserve"> July 2025</w:t>
-      </w:r>
-    </w:p>
-    <w:p>
-      <w:pPr>
-        <w:tabs>
-          <w:tab w:val="right" w:pos="10800"/>
-        </w:tabs>
-        <w:rPr>
-          <w:rFonts w:ascii="Arial" w:hAnsi="Arial" w:cs="Arial"/>
-          <w:szCs w:val="28"/>
-        </w:rPr>
-      </w:pPr>
-      <w:r>
-        <w:rPr>
-          <w:rFonts w:ascii="Arial" w:hAnsi="Arial" w:cs="Arial"/>
-          <w:szCs w:val="28"/>
-        </w:rPr>
         <w:t xml:space="preserve">Wall Research Award                                                                            </w:t>
+      </w:r>
+      <w:r>
+        <w:rPr>
+          <w:rFonts w:ascii="Arial" w:hAnsi="Arial" w:cs="Arial"/>
+          <w:szCs w:val="28"/>
+        </w:rPr>
+        <w:tab/>
       </w:r>
       <w:r>
         <w:rPr>
@@ -5232,6 +5437,13 @@
           <w:szCs w:val="28"/>
         </w:rPr>
         <w:t xml:space="preserve">Travel Award                                                                                        </w:t>
+      </w:r>
+      <w:r>
+        <w:rPr>
+          <w:rFonts w:ascii="Arial" w:hAnsi="Arial" w:cs="Arial"/>
+          <w:szCs w:val="28"/>
+        </w:rPr>
+        <w:tab/>
       </w:r>
       <w:r>
         <w:rPr>
@@ -6329,7 +6541,6 @@
           <w:bCs/>
           <w:szCs w:val="28"/>
         </w:rPr>
-        <w:lastRenderedPageBreak/>
         <w:t>Soilmoisture</w:t>
       </w:r>
       <w:proofErr w:type="spellEnd"/>
@@ -8429,6 +8640,7 @@
           <w:iCs/>
           <w:szCs w:val="28"/>
         </w:rPr>
+        <w:lastRenderedPageBreak/>
         <w:t>Package and website development</w:t>
       </w:r>
       <w:r>
@@ -8826,7 +9038,6 @@
           <w:bCs/>
           <w:szCs w:val="28"/>
         </w:rPr>
-        <w:lastRenderedPageBreak/>
         <w:t>Image analysis:</w:t>
       </w:r>
       <w:r>
@@ -9621,7 +9832,7 @@
         </w:rPr>
         <w:t xml:space="preserve"> (website: </w:t>
       </w:r>
-      <w:hyperlink r:id="rId16" w:history="1">
+      <w:hyperlink r:id="rId17" w:history="1">
         <w:r>
           <w:rPr>
             <w:rStyle w:val="Hyperlink"/>
@@ -10114,8 +10325,8 @@
       </w:r>
     </w:p>
     <w:sectPr>
-      <w:headerReference w:type="default" r:id="rId17"/>
-      <w:footerReference w:type="default" r:id="rId18"/>
+      <w:headerReference w:type="default" r:id="rId18"/>
+      <w:footerReference w:type="default" r:id="rId19"/>
       <w:type w:val="continuous"/>
       <w:pgSz w:w="12240" w:h="15840"/>
       <w:pgMar w:top="720" w:right="720" w:bottom="720" w:left="720" w:header="720" w:footer="720" w:gutter="0"/>
@@ -14327,7 +14538,6 @@
   <w:style w:type="character" w:default="1" w:styleId="DefaultParagraphFont">
     <w:name w:val="Default Paragraph Font"/>
     <w:uiPriority w:val="1"/>
-    <w:semiHidden/>
     <w:unhideWhenUsed/>
   </w:style>
   <w:style w:type="table" w:default="1" w:styleId="TableNormal">

--- a/CV_full_msimovic.docx
+++ b/CV_full_msimovic.docx
@@ -948,14 +948,42 @@
           <w:rFonts w:ascii="Arial" w:hAnsi="Arial" w:cs="Arial"/>
           <w:b/>
         </w:rPr>
-        <w:t>Guest lecturer</w:t>
-      </w:r>
-      <w:r>
-        <w:rPr>
-          <w:rFonts w:ascii="Arial" w:hAnsi="Arial" w:cs="Arial"/>
-          <w:b/>
-        </w:rPr>
-        <w:t xml:space="preserve">                                                                                        Vancouver, British Columbia</w:t>
+        <w:t>Sessional</w:t>
+      </w:r>
+      <w:r>
+        <w:rPr>
+          <w:rFonts w:ascii="Arial" w:hAnsi="Arial" w:cs="Arial"/>
+          <w:b/>
+        </w:rPr>
+        <w:t xml:space="preserve"> lecturer</w:t>
+      </w:r>
+      <w:r>
+        <w:rPr>
+          <w:rFonts w:ascii="Arial" w:hAnsi="Arial" w:cs="Arial"/>
+          <w:b/>
+        </w:rPr>
+        <w:t xml:space="preserve">                                                                                </w:t>
+      </w:r>
+      <w:r>
+        <w:rPr>
+          <w:rFonts w:ascii="Arial" w:hAnsi="Arial" w:cs="Arial"/>
+          <w:b/>
+        </w:rPr>
+        <w:t xml:space="preserve"> </w:t>
+      </w:r>
+      <w:r>
+        <w:rPr>
+          <w:rFonts w:ascii="Arial" w:hAnsi="Arial" w:cs="Arial"/>
+          <w:b/>
+        </w:rPr>
+        <w:tab/>
+      </w:r>
+      <w:r>
+        <w:rPr>
+          <w:rFonts w:ascii="Arial" w:hAnsi="Arial" w:cs="Arial"/>
+          <w:b/>
+        </w:rPr>
+        <w:t>Vancouver, British Columbia</w:t>
       </w:r>
     </w:p>
     <w:p>
@@ -980,19 +1008,30 @@
           <w:rFonts w:ascii="Arial" w:hAnsi="Arial" w:cs="Arial"/>
           <w:bCs/>
         </w:rPr>
-        <w:t xml:space="preserve">                                                                                        </w:t>
-      </w:r>
-      <w:r>
-        <w:rPr>
-          <w:rFonts w:ascii="Arial" w:hAnsi="Arial" w:cs="Arial"/>
-          <w:bCs/>
-        </w:rPr>
-        <w:t>December</w:t>
-      </w:r>
-      <w:r>
-        <w:rPr>
-          <w:rFonts w:ascii="Arial" w:hAnsi="Arial" w:cs="Arial"/>
-          <w:bCs/>
+        <w:t xml:space="preserve">                                                                         </w:t>
+      </w:r>
+      <w:r>
+        <w:rPr>
+          <w:rFonts w:ascii="Arial" w:hAnsi="Arial" w:cs="Arial"/>
+          <w:bCs/>
+        </w:rPr>
+        <w:tab/>
+      </w:r>
+      <w:r>
+        <w:rPr>
+          <w:rFonts w:ascii="Arial" w:hAnsi="Arial" w:cs="Arial"/>
+          <w:bCs/>
+          <w:i/>
+          <w:iCs/>
+        </w:rPr>
+        <w:t>September</w:t>
+      </w:r>
+      <w:r>
+        <w:rPr>
+          <w:rFonts w:ascii="Arial" w:hAnsi="Arial" w:cs="Arial"/>
+          <w:bCs/>
+          <w:i/>
+          <w:iCs/>
         </w:rPr>
         <w:t xml:space="preserve"> 202</w:t>
       </w:r>
@@ -1000,8 +1039,17 @@
         <w:rPr>
           <w:rFonts w:ascii="Arial" w:hAnsi="Arial" w:cs="Arial"/>
           <w:bCs/>
-        </w:rPr>
-        <w:t xml:space="preserve">3 </w:t>
+          <w:i/>
+          <w:iCs/>
+        </w:rPr>
+        <w:t>6</w:t>
+      </w:r>
+      <w:r>
+        <w:rPr>
+          <w:rFonts w:ascii="Arial" w:hAnsi="Arial" w:cs="Arial"/>
+          <w:bCs/>
+        </w:rPr>
+        <w:t>-present</w:t>
       </w:r>
       <w:r>
         <w:rPr>
@@ -1048,83 +1096,31 @@
           <w:bCs/>
           <w:szCs w:val="28"/>
         </w:rPr>
-        <w:t>Invited on behalf of the course instructor to present two lectures</w:t>
-      </w:r>
-      <w:r>
-        <w:rPr>
-          <w:rFonts w:ascii="Arial" w:hAnsi="Arial" w:cs="Arial"/>
-          <w:bCs/>
-          <w:szCs w:val="28"/>
-        </w:rPr>
-        <w:t xml:space="preserve"> (</w:t>
-      </w:r>
-      <w:r>
-        <w:rPr>
-          <w:rFonts w:ascii="Arial" w:hAnsi="Arial" w:cs="Arial"/>
-          <w:bCs/>
-          <w:i/>
-          <w:iCs/>
-          <w:szCs w:val="28"/>
-        </w:rPr>
-        <w:t xml:space="preserve">Scaling of ecosystem processes </w:t>
-      </w:r>
-      <w:r>
-        <w:rPr>
-          <w:rFonts w:ascii="Arial" w:hAnsi="Arial" w:cs="Arial"/>
-          <w:bCs/>
-          <w:szCs w:val="28"/>
-        </w:rPr>
-        <w:t xml:space="preserve">and </w:t>
-      </w:r>
-      <w:r>
-        <w:rPr>
-          <w:rFonts w:ascii="Arial" w:hAnsi="Arial" w:cs="Arial"/>
-          <w:bCs/>
-          <w:i/>
-          <w:iCs/>
-          <w:szCs w:val="28"/>
-        </w:rPr>
-        <w:t>Climate change and global carbon budgets</w:t>
-      </w:r>
-      <w:r>
-        <w:rPr>
-          <w:rFonts w:ascii="Arial" w:hAnsi="Arial" w:cs="Arial"/>
-          <w:bCs/>
-          <w:szCs w:val="28"/>
-        </w:rPr>
-        <w:t>)</w:t>
-      </w:r>
-      <w:r>
-        <w:rPr>
-          <w:rFonts w:ascii="Arial" w:hAnsi="Arial" w:cs="Arial"/>
-          <w:bCs/>
-          <w:szCs w:val="28"/>
-        </w:rPr>
-        <w:t xml:space="preserve"> to a class of </w:t>
-      </w:r>
-      <w:r>
-        <w:rPr>
-          <w:rFonts w:ascii="Arial" w:hAnsi="Arial" w:cs="Arial"/>
-          <w:bCs/>
-          <w:szCs w:val="28"/>
-        </w:rPr>
-        <w:t xml:space="preserve">approximately </w:t>
-      </w:r>
-      <w:r>
-        <w:rPr>
-          <w:rFonts w:ascii="Arial" w:hAnsi="Arial" w:cs="Arial"/>
-          <w:bCs/>
-          <w:szCs w:val="28"/>
-        </w:rPr>
-        <w:t>100 stud</w:t>
-      </w:r>
-      <w:r>
-        <w:rPr>
-          <w:rFonts w:ascii="Arial" w:hAnsi="Arial" w:cs="Arial"/>
-          <w:bCs/>
-          <w:szCs w:val="28"/>
-        </w:rPr>
-        <w:t>ents.</w:t>
+        <w:t xml:space="preserve">Responsible for teaching </w:t>
+      </w:r>
+      <w:r>
+        <w:rPr>
+          <w:rFonts w:ascii="Arial" w:hAnsi="Arial" w:cs="Arial"/>
+          <w:bCs/>
+          <w:szCs w:val="28"/>
+        </w:rPr>
+        <w:t>BIOL306 Advanced Ecology (class size of ~100 students) and BIOL412 Plant Biogeography (class size of ~</w:t>
+      </w:r>
+      <w:r>
+        <w:rPr>
+          <w:rFonts w:ascii="Arial" w:hAnsi="Arial" w:cs="Arial"/>
+          <w:bCs/>
+          <w:szCs w:val="28"/>
+        </w:rPr>
+        <w:t>4</w:t>
+      </w:r>
+      <w:r>
+        <w:rPr>
+          <w:rFonts w:ascii="Arial" w:hAnsi="Arial" w:cs="Arial"/>
+          <w:bCs/>
+          <w:szCs w:val="28"/>
+        </w:rPr>
+        <w:t>0 students).</w:t>
       </w:r>
     </w:p>
     <w:p>
@@ -1185,7 +1181,34 @@
           <w:szCs w:val="28"/>
         </w:rPr>
         <w:tab/>
-        <w:t>September 2020-present</w:t>
+      </w:r>
+      <w:r>
+        <w:rPr>
+          <w:rFonts w:ascii="Arial" w:hAnsi="Arial" w:cs="Arial"/>
+          <w:bCs/>
+          <w:i/>
+          <w:iCs/>
+          <w:szCs w:val="28"/>
+        </w:rPr>
+        <w:t>September 2020</w:t>
+      </w:r>
+      <w:r>
+        <w:rPr>
+          <w:rFonts w:ascii="Arial" w:hAnsi="Arial" w:cs="Arial"/>
+          <w:bCs/>
+          <w:szCs w:val="28"/>
+        </w:rPr>
+        <w:t>-</w:t>
+      </w:r>
+      <w:r>
+        <w:rPr>
+          <w:rFonts w:ascii="Arial" w:hAnsi="Arial" w:cs="Arial"/>
+          <w:bCs/>
+          <w:i/>
+          <w:iCs/>
+          <w:szCs w:val="28"/>
+        </w:rPr>
+        <w:t>December 2025</w:t>
       </w:r>
     </w:p>
     <w:p>
@@ -1307,39 +1330,15 @@
           <w:bCs/>
           <w:szCs w:val="28"/>
         </w:rPr>
-        <w:t xml:space="preserve"> for BIOL306 (taught the course 4 times)</w:t>
-      </w:r>
-      <w:r>
-        <w:rPr>
-          <w:rFonts w:ascii="Arial" w:hAnsi="Arial" w:cs="Arial"/>
-          <w:bCs/>
-          <w:szCs w:val="28"/>
-        </w:rPr>
-        <w:t>,</w:t>
-      </w:r>
-      <w:r>
-        <w:rPr>
-          <w:rFonts w:ascii="Arial" w:hAnsi="Arial" w:cs="Arial"/>
-          <w:bCs/>
-          <w:szCs w:val="28"/>
-        </w:rPr>
-        <w:t xml:space="preserve"> </w:t>
-      </w:r>
-      <w:r>
-        <w:rPr>
-          <w:rFonts w:ascii="Arial" w:hAnsi="Arial" w:cs="Arial"/>
-          <w:bCs/>
-          <w:szCs w:val="28"/>
-        </w:rPr>
-        <w:t>and I improved my overall evaluation score from 4.5 in 2021 to 4.9 in 2023.</w:t>
-      </w:r>
-      <w:r>
-        <w:rPr>
-          <w:rFonts w:ascii="Arial" w:hAnsi="Arial" w:cs="Arial"/>
-          <w:bCs/>
-          <w:szCs w:val="28"/>
-        </w:rPr>
-        <w:t xml:space="preserve"> </w:t>
+        <w:t xml:space="preserve"> for BIOL306</w:t>
+      </w:r>
+      <w:r>
+        <w:rPr>
+          <w:rFonts w:ascii="Arial" w:hAnsi="Arial" w:cs="Arial"/>
+          <w:bCs/>
+          <w:szCs w:val="28"/>
+        </w:rPr>
+        <w:t>, which I taught 6 times.</w:t>
       </w:r>
     </w:p>
     <w:p>
@@ -1604,7 +1603,15 @@
           <w:i/>
           <w:szCs w:val="28"/>
         </w:rPr>
-        <w:t>August 2017-Present</w:t>
+        <w:t>August 2017-</w:t>
+      </w:r>
+      <w:r>
+        <w:rPr>
+          <w:rFonts w:ascii="Arial" w:hAnsi="Arial" w:cs="Arial"/>
+          <w:i/>
+          <w:szCs w:val="28"/>
+        </w:rPr>
+        <w:t>August 2020</w:t>
       </w:r>
     </w:p>
     <w:p>
@@ -1693,25 +1700,25 @@
           <w:szCs w:val="28"/>
           <w:u w:val="single"/>
         </w:rPr>
+        <w:t>Mentorship</w:t>
+      </w:r>
+    </w:p>
+    <w:p>
+      <w:pPr>
+        <w:tabs>
+          <w:tab w:val="right" w:pos="9360"/>
+        </w:tabs>
+        <w:rPr>
+          <w:rFonts w:ascii="Arial" w:hAnsi="Arial" w:cs="Arial"/>
+          <w:bCs/>
+        </w:rPr>
+      </w:pPr>
+      <w:r>
+        <w:rPr>
+          <w:rFonts w:ascii="Arial" w:hAnsi="Arial" w:cs="Arial"/>
+          <w:bCs/>
+        </w:rPr>
         <w:lastRenderedPageBreak/>
-        <w:t>Mentorship</w:t>
-      </w:r>
-    </w:p>
-    <w:p>
-      <w:pPr>
-        <w:tabs>
-          <w:tab w:val="right" w:pos="9360"/>
-        </w:tabs>
-        <w:rPr>
-          <w:rFonts w:ascii="Arial" w:hAnsi="Arial" w:cs="Arial"/>
-          <w:bCs/>
-        </w:rPr>
-      </w:pPr>
-      <w:r>
-        <w:rPr>
-          <w:rFonts w:ascii="Arial" w:hAnsi="Arial" w:cs="Arial"/>
-          <w:bCs/>
-        </w:rPr>
         <w:t>Brendan Hansen</w:t>
       </w:r>
       <w:r>
@@ -1726,7 +1733,39 @@
           <w:rFonts w:ascii="Arial" w:hAnsi="Arial" w:cs="Arial"/>
           <w:bCs/>
         </w:rPr>
-        <w:t xml:space="preserve">                                                                                             May 2021 – August 2022 </w:t>
+        <w:t xml:space="preserve">                                                                                             </w:t>
+      </w:r>
+      <w:r>
+        <w:rPr>
+          <w:rFonts w:ascii="Arial" w:hAnsi="Arial" w:cs="Arial"/>
+          <w:bCs/>
+          <w:i/>
+          <w:iCs/>
+        </w:rPr>
+        <w:t>May 2021</w:t>
+      </w:r>
+      <w:r>
+        <w:rPr>
+          <w:rFonts w:ascii="Arial" w:hAnsi="Arial" w:cs="Arial"/>
+          <w:bCs/>
+        </w:rPr>
+        <w:t xml:space="preserve"> – </w:t>
+      </w:r>
+      <w:r>
+        <w:rPr>
+          <w:rFonts w:ascii="Arial" w:hAnsi="Arial" w:cs="Arial"/>
+          <w:bCs/>
+          <w:i/>
+          <w:iCs/>
+        </w:rPr>
+        <w:t>August 2022</w:t>
+      </w:r>
+      <w:r>
+        <w:rPr>
+          <w:rFonts w:ascii="Arial" w:hAnsi="Arial" w:cs="Arial"/>
+          <w:bCs/>
+        </w:rPr>
+        <w:t xml:space="preserve"> </w:t>
       </w:r>
     </w:p>
     <w:p>
@@ -1874,7 +1913,16 @@
           <w:rFonts w:ascii="Arial" w:hAnsi="Arial" w:cs="Arial"/>
           <w:bCs/>
         </w:rPr>
-        <w:t>Paul English                                                                                                            January – April 2023</w:t>
+        <w:t xml:space="preserve">Paul English                                                                                                            </w:t>
+      </w:r>
+      <w:r>
+        <w:rPr>
+          <w:rFonts w:ascii="Arial" w:hAnsi="Arial" w:cs="Arial"/>
+          <w:bCs/>
+          <w:i/>
+          <w:iCs/>
+        </w:rPr>
+        <w:t>January – April 2023</w:t>
       </w:r>
     </w:p>
     <w:p>
@@ -1973,7 +2021,16 @@
           <w:rFonts w:ascii="Arial" w:hAnsi="Arial" w:cs="Arial"/>
           <w:bCs/>
         </w:rPr>
-        <w:t xml:space="preserve">                                                                                                                March – May 2023</w:t>
+        <w:t xml:space="preserve">                                                                                                                </w:t>
+      </w:r>
+      <w:r>
+        <w:rPr>
+          <w:rFonts w:ascii="Arial" w:hAnsi="Arial" w:cs="Arial"/>
+          <w:bCs/>
+          <w:i/>
+          <w:iCs/>
+        </w:rPr>
+        <w:t>March – May 2023</w:t>
       </w:r>
     </w:p>
     <w:p>
@@ -2072,7 +2129,16 @@
           <w:rFonts w:ascii="Arial" w:hAnsi="Arial" w:cs="Arial"/>
           <w:bCs/>
         </w:rPr>
-        <w:t xml:space="preserve">                                                                                                                    May – August 2023</w:t>
+        <w:t xml:space="preserve">                                                                                                                    </w:t>
+      </w:r>
+      <w:r>
+        <w:rPr>
+          <w:rFonts w:ascii="Arial" w:hAnsi="Arial" w:cs="Arial"/>
+          <w:bCs/>
+          <w:i/>
+          <w:iCs/>
+        </w:rPr>
+        <w:t>May – August 2023</w:t>
       </w:r>
     </w:p>
     <w:p>
@@ -2206,7 +2272,16 @@
           <w:rFonts w:ascii="Arial" w:hAnsi="Arial" w:cs="Arial"/>
           <w:bCs/>
         </w:rPr>
-        <w:t xml:space="preserve">                                                                                      November 2023 – March 2024</w:t>
+        <w:t xml:space="preserve">                                                                                      </w:t>
+      </w:r>
+      <w:r>
+        <w:rPr>
+          <w:rFonts w:ascii="Arial" w:hAnsi="Arial" w:cs="Arial"/>
+          <w:bCs/>
+          <w:i/>
+          <w:iCs/>
+        </w:rPr>
+        <w:t>November 2023 – March 2024</w:t>
       </w:r>
     </w:p>
     <w:p>
@@ -2334,6 +2409,8 @@
         <w:rPr>
           <w:rFonts w:ascii="Arial" w:hAnsi="Arial" w:cs="Arial"/>
           <w:bCs/>
+          <w:i/>
+          <w:iCs/>
         </w:rPr>
         <w:t>May 2024 – August 2024</w:t>
       </w:r>
@@ -2547,23 +2624,7 @@
           <w:rFonts w:ascii="Arial" w:hAnsi="Arial" w:cs="Arial"/>
           <w:lang w:val="en-CA"/>
         </w:rPr>
-        <w:t xml:space="preserve">Acquisitive fine root strategy could predispose </w:t>
-      </w:r>
-      <w:proofErr w:type="gramStart"/>
-      <w:r>
-        <w:rPr>
-          <w:rFonts w:ascii="Arial" w:hAnsi="Arial" w:cs="Arial"/>
-          <w:lang w:val="en-CA"/>
-        </w:rPr>
-        <w:t>yellow-cedar</w:t>
-      </w:r>
-      <w:proofErr w:type="gramEnd"/>
-      <w:r>
-        <w:rPr>
-          <w:rFonts w:ascii="Arial" w:hAnsi="Arial" w:cs="Arial"/>
-          <w:lang w:val="en-CA"/>
-        </w:rPr>
-        <w:t xml:space="preserve"> (</w:t>
+        <w:t>Acquisitive fine root strategy could predispose yellow-cedar (</w:t>
       </w:r>
       <w:proofErr w:type="spellStart"/>
       <w:r>
@@ -2608,14 +2669,7 @@
           <w:rFonts w:ascii="Arial" w:hAnsi="Arial" w:cs="Arial"/>
           <w:lang w:val="en-CA"/>
         </w:rPr>
-        <w:t>.</w:t>
-      </w:r>
-      <w:r>
-        <w:rPr>
-          <w:rFonts w:ascii="Arial" w:hAnsi="Arial" w:cs="Arial"/>
-          <w:lang w:val="en-CA"/>
-        </w:rPr>
-        <w:t xml:space="preserve"> </w:t>
+        <w:t xml:space="preserve">. </w:t>
       </w:r>
       <w:r>
         <w:rPr>
@@ -2638,7 +2692,14 @@
           <w:rFonts w:ascii="Arial" w:hAnsi="Arial" w:cs="Arial"/>
           <w:lang w:val="en-CA"/>
         </w:rPr>
-        <w:t xml:space="preserve">June 23 – 26, 2026, Missoula, MT. </w:t>
+        <w:t>June 23 – 26, 2026, Missoula, MT.</w:t>
+      </w:r>
+      <w:r>
+        <w:rPr>
+          <w:rFonts w:ascii="Arial" w:hAnsi="Arial" w:cs="Arial"/>
+          <w:lang w:val="en-CA"/>
+        </w:rPr>
+        <w:t xml:space="preserve"> Oral presentation.</w:t>
       </w:r>
     </w:p>
     <w:p>
@@ -2720,6 +2781,13 @@
         </w:rPr>
         <w:t xml:space="preserve"> – 5, 2026, Ottawa, ON. </w:t>
       </w:r>
+      <w:r>
+        <w:rPr>
+          <w:rFonts w:ascii="Arial" w:hAnsi="Arial" w:cs="Arial"/>
+          <w:lang w:val="en-CA"/>
+        </w:rPr>
+        <w:t>Oral presentation.</w:t>
+      </w:r>
     </w:p>
     <w:p>
       <w:pPr>
@@ -2759,23 +2827,7 @@
           <w:rFonts w:ascii="Arial" w:hAnsi="Arial" w:cs="Arial"/>
           <w:lang w:val="en-CA"/>
         </w:rPr>
-        <w:t xml:space="preserve">Acquisitive fine root strategy could predispose </w:t>
-      </w:r>
-      <w:proofErr w:type="gramStart"/>
-      <w:r>
-        <w:rPr>
-          <w:rFonts w:ascii="Arial" w:hAnsi="Arial" w:cs="Arial"/>
-          <w:lang w:val="en-CA"/>
-        </w:rPr>
-        <w:t>yellow-cedar</w:t>
-      </w:r>
-      <w:proofErr w:type="gramEnd"/>
-      <w:r>
-        <w:rPr>
-          <w:rFonts w:ascii="Arial" w:hAnsi="Arial" w:cs="Arial"/>
-          <w:lang w:val="en-CA"/>
-        </w:rPr>
-        <w:t xml:space="preserve"> (</w:t>
+        <w:t>Acquisitive fine root strategy could predispose yellow-cedar (</w:t>
       </w:r>
       <w:proofErr w:type="spellStart"/>
       <w:r>
@@ -2859,6 +2911,13 @@
           <w:lang w:val="en-CA"/>
         </w:rPr>
         <w:t>, New Orleans, LA.</w:t>
+      </w:r>
+      <w:r>
+        <w:rPr>
+          <w:rFonts w:ascii="Arial" w:hAnsi="Arial" w:cs="Arial"/>
+          <w:lang w:val="en-CA"/>
+        </w:rPr>
+        <w:t xml:space="preserve"> Poster presentation.</w:t>
       </w:r>
     </w:p>
     <w:p>
@@ -2885,7 +2944,6 @@
           <w:bCs/>
           <w:lang w:val="en-CA"/>
         </w:rPr>
-        <w:lastRenderedPageBreak/>
         <w:t>Simovic, M.</w:t>
       </w:r>
       <w:r>
@@ -2909,23 +2967,7 @@
           <w:rFonts w:ascii="Arial" w:hAnsi="Arial" w:cs="Arial"/>
           <w:lang w:val="en-CA"/>
         </w:rPr>
-        <w:t xml:space="preserve">Acquisitive fine root strategy could predispose </w:t>
-      </w:r>
-      <w:proofErr w:type="gramStart"/>
-      <w:r>
-        <w:rPr>
-          <w:rFonts w:ascii="Arial" w:hAnsi="Arial" w:cs="Arial"/>
-          <w:lang w:val="en-CA"/>
-        </w:rPr>
-        <w:t>yellow-cedar</w:t>
-      </w:r>
-      <w:proofErr w:type="gramEnd"/>
-      <w:r>
-        <w:rPr>
-          <w:rFonts w:ascii="Arial" w:hAnsi="Arial" w:cs="Arial"/>
-          <w:lang w:val="en-CA"/>
-        </w:rPr>
-        <w:t xml:space="preserve"> (</w:t>
+        <w:t>Acquisitive fine root strategy could predispose yellow-cedar (</w:t>
       </w:r>
       <w:proofErr w:type="spellStart"/>
       <w:r>
@@ -2998,7 +3040,17 @@
           <w:iCs/>
           <w:lang w:val="en-CA"/>
         </w:rPr>
-        <w:t xml:space="preserve"> International Symposium on the Environmental Physiology of Ectotherms and Plants</w:t>
+        <w:t xml:space="preserve"> International Symposium on </w:t>
+      </w:r>
+      <w:r>
+        <w:rPr>
+          <w:rFonts w:ascii="Arial" w:hAnsi="Arial" w:cs="Arial"/>
+          <w:i/>
+          <w:iCs/>
+          <w:lang w:val="en-CA"/>
+        </w:rPr>
+        <w:lastRenderedPageBreak/>
+        <w:t>the Environmental Physiology of Ectotherms and Plants</w:t>
       </w:r>
       <w:r>
         <w:rPr>
@@ -3028,6 +3080,13 @@
           <w:lang w:val="en-CA"/>
         </w:rPr>
         <w:t>– 18, Vancouver, B.C.</w:t>
+      </w:r>
+      <w:r>
+        <w:rPr>
+          <w:rFonts w:ascii="Arial" w:hAnsi="Arial" w:cs="Arial"/>
+          <w:lang w:val="en-CA"/>
+        </w:rPr>
+        <w:t xml:space="preserve"> Oral presentation.</w:t>
       </w:r>
     </w:p>
     <w:p>
@@ -3098,6 +3157,13 @@
         </w:rPr>
         <w:t>ncouver, B.C.</w:t>
       </w:r>
+      <w:r>
+        <w:rPr>
+          <w:rFonts w:ascii="Arial" w:hAnsi="Arial" w:cs="Arial"/>
+          <w:lang w:val="en-CA"/>
+        </w:rPr>
+        <w:t xml:space="preserve"> Oral presentation.</w:t>
+      </w:r>
     </w:p>
     <w:p>
       <w:pPr>
@@ -3196,6 +3262,21 @@
         </w:rPr>
         <w:t>performed talk on behalf of S.T.M.</w:t>
       </w:r>
+      <w:r>
+        <w:rPr>
+          <w:rFonts w:ascii="Arial" w:hAnsi="Arial" w:cs="Arial"/>
+          <w:b/>
+          <w:bCs/>
+        </w:rPr>
+        <w:t xml:space="preserve"> </w:t>
+      </w:r>
+      <w:r>
+        <w:rPr>
+          <w:rFonts w:ascii="Arial" w:hAnsi="Arial" w:cs="Arial"/>
+          <w:lang w:val="en-CA"/>
+        </w:rPr>
+        <w:t>Oral presentation.</w:t>
+      </w:r>
     </w:p>
     <w:p>
       <w:pPr>
@@ -3272,6 +3353,19 @@
         </w:rPr>
         <w:t>August 5-8, 2024, Long Beach, CA.</w:t>
       </w:r>
+      <w:r>
+        <w:rPr>
+          <w:rFonts w:ascii="Arial" w:hAnsi="Arial" w:cs="Arial"/>
+        </w:rPr>
+        <w:t xml:space="preserve"> </w:t>
+      </w:r>
+      <w:r>
+        <w:rPr>
+          <w:rFonts w:ascii="Arial" w:hAnsi="Arial" w:cs="Arial"/>
+          <w:lang w:val="en-CA"/>
+        </w:rPr>
+        <w:t>Oral presentation.</w:t>
+      </w:r>
     </w:p>
     <w:p>
       <w:pPr>
@@ -3320,21 +3414,7 @@
         <w:rPr>
           <w:rFonts w:ascii="Arial" w:hAnsi="Arial" w:cs="Arial"/>
         </w:rPr>
-        <w:t xml:space="preserve">Is snowpack loss killing the climate sensitive yellow-cedar trees? Investigating freeze-thaw embolism </w:t>
-      </w:r>
-      <w:proofErr w:type="gramStart"/>
-      <w:r>
-        <w:rPr>
-          <w:rFonts w:ascii="Arial" w:hAnsi="Arial" w:cs="Arial"/>
-        </w:rPr>
-        <w:t>as</w:t>
-      </w:r>
-      <w:proofErr w:type="gramEnd"/>
-      <w:r>
-        <w:rPr>
-          <w:rFonts w:ascii="Arial" w:hAnsi="Arial" w:cs="Arial"/>
-        </w:rPr>
-        <w:t xml:space="preserve"> the root cause of yellow-cedar decline.</w:t>
+        <w:t>Is snowpack loss killing the climate sensitive yellow-cedar trees? Investigating freeze-thaw embolism as the root cause of yellow-cedar decline.</w:t>
       </w:r>
       <w:r>
         <w:rPr>
@@ -3421,6 +3501,14 @@
           <w:szCs w:val="28"/>
         </w:rPr>
         <w:t xml:space="preserve">A. </w:t>
+      </w:r>
+      <w:r>
+        <w:rPr>
+          <w:rFonts w:ascii="Arial" w:hAnsi="Arial" w:cs="Arial"/>
+          <w:iCs/>
+          <w:szCs w:val="28"/>
+        </w:rPr>
+        <w:t>Poster presentation.</w:t>
       </w:r>
     </w:p>
     <w:p>
@@ -3449,21 +3537,7 @@
         <w:rPr>
           <w:rFonts w:ascii="Arial" w:hAnsi="Arial" w:cs="Arial"/>
         </w:rPr>
-        <w:t xml:space="preserve"> and Michaletz, S. T. Yellow-cedar decline: </w:t>
-      </w:r>
-      <w:proofErr w:type="gramStart"/>
-      <w:r>
-        <w:rPr>
-          <w:rFonts w:ascii="Arial" w:hAnsi="Arial" w:cs="Arial"/>
-        </w:rPr>
-        <w:t>conduit</w:t>
-      </w:r>
-      <w:proofErr w:type="gramEnd"/>
-      <w:r>
-        <w:rPr>
-          <w:rFonts w:ascii="Arial" w:hAnsi="Arial" w:cs="Arial"/>
-        </w:rPr>
-        <w:t xml:space="preserve"> widening and freeze-thaw</w:t>
+        <w:t xml:space="preserve"> and Michaletz, S. T. Yellow-cedar decline: conduit widening and freeze-thaw</w:t>
       </w:r>
     </w:p>
     <w:p>
@@ -3512,6 +3586,13 @@
           <w:rFonts w:ascii="Arial" w:hAnsi="Arial" w:cs="Arial"/>
         </w:rPr>
         <w:t xml:space="preserve">2021, Vancouver, B.C. </w:t>
+      </w:r>
+      <w:r>
+        <w:rPr>
+          <w:rFonts w:ascii="Arial" w:hAnsi="Arial" w:cs="Arial"/>
+          <w:lang w:val="en-CA"/>
+        </w:rPr>
+        <w:t>Oral presentation.</w:t>
       </w:r>
     </w:p>
     <w:p>
@@ -3531,74 +3612,47 @@
       <w:r>
         <w:rPr>
           <w:rFonts w:ascii="Arial" w:hAnsi="Arial" w:cs="Arial"/>
-          <w:szCs w:val="28"/>
-        </w:rPr>
-        <w:t xml:space="preserve">Danielson, S.C., Mueller, K.E., </w:t>
-      </w:r>
-      <w:r>
-        <w:rPr>
-          <w:rFonts w:ascii="Arial" w:hAnsi="Arial" w:cs="Arial"/>
-          <w:b/>
-          <w:bCs/>
-          <w:szCs w:val="28"/>
-        </w:rPr>
-        <w:t>Simovic,</w:t>
-      </w:r>
-      <w:r>
-        <w:rPr>
-          <w:rFonts w:ascii="Arial" w:hAnsi="Arial" w:cs="Arial"/>
-          <w:b/>
-          <w:bCs/>
-          <w:szCs w:val="28"/>
+          <w:b/>
+          <w:bCs/>
+        </w:rPr>
+        <w:t>Simovic, M.</w:t>
+      </w:r>
+      <w:r>
+        <w:rPr>
+          <w:rFonts w:ascii="Arial" w:hAnsi="Arial" w:cs="Arial"/>
+        </w:rPr>
+        <w:t xml:space="preserve">, Mueller, K.E., and McMahon, S.M. </w:t>
+      </w:r>
+      <w:r>
+        <w:rPr>
+          <w:rFonts w:ascii="Arial" w:hAnsi="Arial" w:cs="Arial"/>
+          <w:color w:val="000000"/>
+          <w:shd w:val="clear" w:color="auto" w:fill="FFFFFF"/>
+        </w:rPr>
+        <w:t>An assessment of co-variation among anatomical, morphological, and phenological traits of 9 tree species growing in urban conditions</w:t>
+      </w:r>
+      <w:r>
+        <w:rPr>
+          <w:rFonts w:ascii="Arial" w:hAnsi="Arial" w:cs="Arial"/>
+        </w:rPr>
+        <w:t xml:space="preserve">. </w:t>
+      </w:r>
+      <w:r>
+        <w:rPr>
+          <w:rFonts w:ascii="Arial" w:hAnsi="Arial" w:cs="Arial"/>
+          <w:i/>
+        </w:rPr>
+        <w:t>Ecological Society of America</w:t>
+      </w:r>
+      <w:r>
+        <w:rPr>
+          <w:rFonts w:ascii="Arial" w:hAnsi="Arial" w:cs="Arial"/>
         </w:rPr>
         <w:t xml:space="preserve"> </w:t>
       </w:r>
       <w:r>
         <w:rPr>
           <w:rFonts w:ascii="Arial" w:hAnsi="Arial" w:cs="Arial"/>
-          <w:b/>
-          <w:bCs/>
-          <w:szCs w:val="28"/>
-        </w:rPr>
-        <w:t>M.</w:t>
-      </w:r>
-      <w:r>
-        <w:rPr>
-          <w:rFonts w:ascii="Arial" w:hAnsi="Arial" w:cs="Arial"/>
-          <w:szCs w:val="28"/>
-        </w:rPr>
-        <w:t>,</w:t>
-      </w:r>
-      <w:r>
-        <w:rPr>
-          <w:rFonts w:ascii="Arial" w:hAnsi="Arial" w:cs="Arial"/>
-          <w:szCs w:val="28"/>
-        </w:rPr>
-        <w:t xml:space="preserve"> and</w:t>
-      </w:r>
-      <w:r>
-        <w:rPr>
-          <w:rFonts w:ascii="Arial" w:hAnsi="Arial" w:cs="Arial"/>
-          <w:szCs w:val="28"/>
-        </w:rPr>
-        <w:t xml:space="preserve"> Medeiros, J.S. Comparative leaf hydraulics in five tree species growing in urban and rural locations. </w:t>
-      </w:r>
-      <w:r>
-        <w:rPr>
-          <w:rFonts w:ascii="Arial" w:hAnsi="Arial" w:cs="Arial"/>
-          <w:i/>
-        </w:rPr>
-        <w:t>Ecological Society of America</w:t>
-      </w:r>
-      <w:r>
-        <w:rPr>
-          <w:rFonts w:ascii="Arial" w:hAnsi="Arial" w:cs="Arial"/>
-        </w:rPr>
-        <w:t xml:space="preserve"> </w:t>
-      </w:r>
-      <w:r>
-        <w:rPr>
-          <w:rFonts w:ascii="Arial" w:hAnsi="Arial" w:cs="Arial"/>
           <w:i/>
         </w:rPr>
         <w:t>Annual Meeting</w:t>
@@ -3608,6 +3662,12 @@
           <w:rFonts w:ascii="Arial" w:hAnsi="Arial" w:cs="Arial"/>
         </w:rPr>
         <w:t>, August 11-16, 2019, Louisville, KY.</w:t>
+      </w:r>
+      <w:r>
+        <w:rPr>
+          <w:rFonts w:ascii="Arial" w:hAnsi="Arial" w:cs="Arial"/>
+        </w:rPr>
+        <w:t xml:space="preserve"> Poster presentation.</w:t>
       </w:r>
     </w:p>
     <w:p>
@@ -3636,21 +3696,7 @@
         <w:rPr>
           <w:rFonts w:ascii="Arial" w:hAnsi="Arial" w:cs="Arial"/>
         </w:rPr>
-        <w:t xml:space="preserve">, Mueller, K.E., and McMahon, S.M. </w:t>
-      </w:r>
-      <w:r>
-        <w:rPr>
-          <w:rFonts w:ascii="Arial" w:hAnsi="Arial" w:cs="Arial"/>
-          <w:color w:val="000000"/>
-          <w:shd w:val="clear" w:color="auto" w:fill="FFFFFF"/>
-        </w:rPr>
-        <w:t>An assessment of co-variation among anatomical, morphological, and phenological traits of 9 tree species growing in urban conditions</w:t>
-      </w:r>
-      <w:r>
-        <w:rPr>
-          <w:rFonts w:ascii="Arial" w:hAnsi="Arial" w:cs="Arial"/>
-        </w:rPr>
-        <w:t xml:space="preserve">. </w:t>
+        <w:t xml:space="preserve">, and Mueller, K.E. Interspecific variation in bole growth and leaf phenology among fifty tree species in Northeast Ohio. </w:t>
       </w:r>
       <w:r>
         <w:rPr>
@@ -3676,133 +3722,13 @@
         <w:rPr>
           <w:rFonts w:ascii="Arial" w:hAnsi="Arial" w:cs="Arial"/>
         </w:rPr>
-        <w:t>, August 11-16, 2019, Louisville, KY.</w:t>
-      </w:r>
-    </w:p>
-    <w:p>
-      <w:pPr>
-        <w:pStyle w:val="ListParagraph"/>
-        <w:numPr>
-          <w:ilvl w:val="0"/>
-          <w:numId w:val="12"/>
-        </w:numPr>
-        <w:tabs>
-          <w:tab w:val="right" w:pos="9360"/>
-        </w:tabs>
-        <w:rPr>
-          <w:rFonts w:ascii="Arial" w:hAnsi="Arial" w:cs="Arial"/>
-          <w:szCs w:val="28"/>
-        </w:rPr>
-      </w:pPr>
-      <w:r>
-        <w:rPr>
-          <w:rFonts w:ascii="Arial" w:hAnsi="Arial" w:cs="Arial"/>
-          <w:szCs w:val="28"/>
-        </w:rPr>
-        <w:t xml:space="preserve">Mueller, K.E. and </w:t>
-      </w:r>
-      <w:r>
-        <w:rPr>
-          <w:rFonts w:ascii="Arial" w:hAnsi="Arial" w:cs="Arial"/>
-          <w:b/>
-          <w:bCs/>
-          <w:szCs w:val="28"/>
-        </w:rPr>
-        <w:t>Simovic, M.</w:t>
-      </w:r>
-      <w:r>
-        <w:rPr>
-          <w:rFonts w:ascii="Arial" w:hAnsi="Arial" w:cs="Arial"/>
-          <w:szCs w:val="28"/>
-        </w:rPr>
-        <w:t xml:space="preserve"> An assessment of covariation among phenological, anatomical, and morphological traits of 50 tree species growing in ‘urban’ conditions. </w:t>
-      </w:r>
-      <w:r>
-        <w:rPr>
-          <w:rFonts w:ascii="Arial" w:hAnsi="Arial" w:cs="Arial"/>
-          <w:i/>
-          <w:szCs w:val="28"/>
-        </w:rPr>
-        <w:t xml:space="preserve">American Geophysical Union Fall Meeting, </w:t>
-      </w:r>
-      <w:r>
-        <w:rPr>
-          <w:rFonts w:ascii="Arial" w:hAnsi="Arial" w:cs="Arial"/>
-          <w:iCs/>
-          <w:szCs w:val="28"/>
-        </w:rPr>
-        <w:t>December 10-14,</w:t>
-      </w:r>
-      <w:r>
-        <w:rPr>
-          <w:rFonts w:ascii="Arial" w:hAnsi="Arial" w:cs="Arial"/>
-          <w:i/>
-          <w:szCs w:val="28"/>
-        </w:rPr>
-        <w:t xml:space="preserve"> </w:t>
-      </w:r>
-      <w:r>
-        <w:rPr>
-          <w:rFonts w:ascii="Arial" w:hAnsi="Arial" w:cs="Arial"/>
-          <w:iCs/>
-          <w:szCs w:val="28"/>
-        </w:rPr>
-        <w:t>2018, Washington, D.C.</w:t>
-      </w:r>
-    </w:p>
-    <w:p>
-      <w:pPr>
-        <w:pStyle w:val="ListParagraph"/>
-        <w:numPr>
-          <w:ilvl w:val="0"/>
-          <w:numId w:val="12"/>
-        </w:numPr>
-        <w:tabs>
-          <w:tab w:val="right" w:pos="9360"/>
-        </w:tabs>
-        <w:rPr>
-          <w:rFonts w:ascii="Arial" w:hAnsi="Arial" w:cs="Arial"/>
-        </w:rPr>
-      </w:pPr>
-      <w:r>
-        <w:rPr>
-          <w:rFonts w:ascii="Arial" w:hAnsi="Arial" w:cs="Arial"/>
-          <w:b/>
-          <w:bCs/>
-        </w:rPr>
-        <w:t>Simovic, M.</w:t>
-      </w:r>
-      <w:r>
-        <w:rPr>
-          <w:rFonts w:ascii="Arial" w:hAnsi="Arial" w:cs="Arial"/>
-        </w:rPr>
-        <w:t xml:space="preserve">, and Mueller, K.E. Interspecific variation in bole growth and leaf phenology among fifty tree species in Northeast Ohio. </w:t>
-      </w:r>
-      <w:r>
-        <w:rPr>
-          <w:rFonts w:ascii="Arial" w:hAnsi="Arial" w:cs="Arial"/>
-          <w:i/>
-        </w:rPr>
-        <w:t>Ecological Society of America</w:t>
-      </w:r>
-      <w:r>
-        <w:rPr>
-          <w:rFonts w:ascii="Arial" w:hAnsi="Arial" w:cs="Arial"/>
-        </w:rPr>
-        <w:t xml:space="preserve"> </w:t>
-      </w:r>
-      <w:r>
-        <w:rPr>
-          <w:rFonts w:ascii="Arial" w:hAnsi="Arial" w:cs="Arial"/>
-          <w:i/>
-        </w:rPr>
-        <w:t>Annual Meeting</w:t>
-      </w:r>
-      <w:r>
-        <w:rPr>
-          <w:rFonts w:ascii="Arial" w:hAnsi="Arial" w:cs="Arial"/>
-        </w:rPr>
         <w:t>, August 5-9, 2018, New Orleans, LA.</w:t>
+      </w:r>
+      <w:r>
+        <w:rPr>
+          <w:rFonts w:ascii="Arial" w:hAnsi="Arial" w:cs="Arial"/>
+        </w:rPr>
+        <w:t xml:space="preserve"> Poster presentation.</w:t>
       </w:r>
     </w:p>
     <w:p>
@@ -4373,24 +4299,17 @@
         </w:tabs>
         <w:rPr>
           <w:rFonts w:ascii="Arial" w:hAnsi="Arial" w:cs="Arial"/>
-        </w:rPr>
-      </w:pPr>
-      <w:r>
-        <w:rPr>
-          <w:rFonts w:ascii="Arial" w:hAnsi="Arial" w:cs="Arial"/>
           <w:i/>
           <w:iCs/>
         </w:rPr>
-        <w:lastRenderedPageBreak/>
-        <w:t>In review</w:t>
-      </w:r>
+      </w:pPr>
       <w:r>
         <w:rPr>
           <w:rFonts w:ascii="Arial" w:hAnsi="Arial" w:cs="Arial"/>
           <w:i/>
           <w:iCs/>
         </w:rPr>
-        <w:t xml:space="preserve"> </w:t>
+        <w:t>Accepted, in press</w:t>
       </w:r>
     </w:p>
     <w:p>
@@ -4398,7 +4317,7 @@
         <w:pStyle w:val="ListParagraph"/>
         <w:numPr>
           <w:ilvl w:val="0"/>
-          <w:numId w:val="19"/>
+          <w:numId w:val="38"/>
         </w:numPr>
         <w:tabs>
           <w:tab w:val="right" w:pos="9360"/>
@@ -4419,39 +4338,54 @@
         <w:rPr>
           <w:rFonts w:ascii="Arial" w:hAnsi="Arial" w:cs="Arial"/>
         </w:rPr>
-        <w:t xml:space="preserve"> &amp; Michaletz, Sean T.</w:t>
-      </w:r>
-      <w:r>
-        <w:rPr>
-          <w:rFonts w:ascii="Arial" w:hAnsi="Arial" w:cs="Arial"/>
-        </w:rPr>
-        <w:t xml:space="preserve"> (2026).</w:t>
-      </w:r>
-      <w:r>
-        <w:rPr>
-          <w:rFonts w:ascii="Arial" w:hAnsi="Arial" w:cs="Arial"/>
+        <w:t xml:space="preserve"> &amp; Michaletz, Sean T. (2026). </w:t>
+      </w:r>
+      <w:r>
+        <w:rPr>
+          <w:rFonts w:ascii="Arial" w:hAnsi="Arial" w:cs="Arial"/>
+        </w:rPr>
+        <w:t>Cortical lacunae, not xylem embolism, drive interspecific differences in freeze-thaw hydraulic dysfunction of conifer fine roots</w:t>
+      </w:r>
+      <w:r>
+        <w:rPr>
+          <w:rFonts w:ascii="Arial" w:hAnsi="Arial" w:cs="Arial"/>
+        </w:rPr>
+        <w:t xml:space="preserve">. </w:t>
+      </w:r>
+      <w:r>
+        <w:rPr>
+          <w:rFonts w:ascii="Arial" w:hAnsi="Arial" w:cs="Arial"/>
+          <w:i/>
+          <w:iCs/>
+        </w:rPr>
+        <w:t>New Phytologist.</w:t>
+      </w:r>
+    </w:p>
+    <w:p>
+      <w:pPr>
+        <w:tabs>
+          <w:tab w:val="right" w:pos="9360"/>
+        </w:tabs>
+        <w:rPr>
+          <w:rFonts w:ascii="Arial" w:hAnsi="Arial" w:cs="Arial"/>
+        </w:rPr>
+      </w:pPr>
+      <w:r>
+        <w:rPr>
+          <w:rFonts w:ascii="Arial" w:hAnsi="Arial" w:cs="Arial"/>
+          <w:i/>
+          <w:iCs/>
+        </w:rPr>
+        <w:lastRenderedPageBreak/>
+        <w:t>In review</w:t>
+      </w:r>
+      <w:r>
+        <w:rPr>
+          <w:rFonts w:ascii="Arial" w:hAnsi="Arial" w:cs="Arial"/>
+          <w:i/>
+          <w:iCs/>
         </w:rPr>
         <w:t xml:space="preserve"> </w:t>
-      </w:r>
-      <w:r>
-        <w:rPr>
-          <w:rFonts w:ascii="Arial" w:hAnsi="Arial" w:cs="Arial"/>
-        </w:rPr>
-        <w:t>Cortical lacunae, not xylem embolism, drive freeze-thaw hydraulic dysfunction in acquisitive conifer fine root</w:t>
-      </w:r>
-      <w:r>
-        <w:rPr>
-          <w:rFonts w:ascii="Arial" w:hAnsi="Arial" w:cs="Arial"/>
-        </w:rPr>
-        <w:t xml:space="preserve">. Target: </w:t>
-      </w:r>
-      <w:r>
-        <w:rPr>
-          <w:rFonts w:ascii="Arial" w:hAnsi="Arial" w:cs="Arial"/>
-          <w:i/>
-          <w:iCs/>
-        </w:rPr>
-        <w:t>New Phytologist.</w:t>
       </w:r>
     </w:p>
     <w:p>
@@ -4459,7 +4393,7 @@
         <w:pStyle w:val="ListParagraph"/>
         <w:numPr>
           <w:ilvl w:val="0"/>
-          <w:numId w:val="19"/>
+          <w:numId w:val="37"/>
         </w:numPr>
         <w:tabs>
           <w:tab w:val="right" w:pos="9360"/>
@@ -4471,26 +4405,6 @@
       <w:r>
         <w:rPr>
           <w:rFonts w:ascii="Arial" w:hAnsi="Arial" w:cs="Arial"/>
-        </w:rPr>
-        <w:t xml:space="preserve">Borrego, Isaac; Perez, Timothy; Bentley, Lisa; Bison, Nicole; Byrnes, Lachlan; Galvão Candido, Hugo; </w:t>
-      </w:r>
-      <w:proofErr w:type="spellStart"/>
-      <w:r>
-        <w:rPr>
-          <w:rFonts w:ascii="Arial" w:hAnsi="Arial" w:cs="Arial"/>
-        </w:rPr>
-        <w:t>Chmurzynski</w:t>
-      </w:r>
-      <w:proofErr w:type="spellEnd"/>
-      <w:r>
-        <w:rPr>
-          <w:rFonts w:ascii="Arial" w:hAnsi="Arial" w:cs="Arial"/>
-        </w:rPr>
-        <w:t xml:space="preserve">, Adam; Durán, Sandra; Fox, Tim; Gaitan, Megan; Garen, Josef; Orwig, David; Pau, Stephanie; Scott, Joel; </w:t>
-      </w:r>
-      <w:r>
-        <w:rPr>
-          <w:rFonts w:ascii="Arial" w:hAnsi="Arial" w:cs="Arial"/>
           <w:b/>
           <w:bCs/>
         </w:rPr>
@@ -4500,59 +4414,13 @@
         <w:rPr>
           <w:rFonts w:ascii="Arial" w:hAnsi="Arial" w:cs="Arial"/>
         </w:rPr>
-        <w:t xml:space="preserve">; Swenson, Nathan; </w:t>
-      </w:r>
-      <w:proofErr w:type="spellStart"/>
-      <w:r>
-        <w:rPr>
-          <w:rFonts w:ascii="Arial" w:hAnsi="Arial" w:cs="Arial"/>
-        </w:rPr>
-        <w:t>Wieczynski</w:t>
-      </w:r>
-      <w:proofErr w:type="spellEnd"/>
-      <w:r>
-        <w:rPr>
-          <w:rFonts w:ascii="Arial" w:hAnsi="Arial" w:cs="Arial"/>
-        </w:rPr>
-        <w:t xml:space="preserve">, Daniel; Buzzard, Vanessa; Enquist, Brian; Michaletz, Sean. </w:t>
-      </w:r>
-      <w:r>
-        <w:rPr>
-          <w:rFonts w:ascii="Arial" w:hAnsi="Arial" w:cs="Arial"/>
-        </w:rPr>
-        <w:t>(202</w:t>
-      </w:r>
-      <w:r>
-        <w:rPr>
-          <w:rFonts w:ascii="Arial" w:hAnsi="Arial" w:cs="Arial"/>
-        </w:rPr>
-        <w:t>6</w:t>
-      </w:r>
-      <w:r>
-        <w:rPr>
-          <w:rFonts w:ascii="Arial" w:hAnsi="Arial" w:cs="Arial"/>
-        </w:rPr>
-        <w:t>).</w:t>
-      </w:r>
-      <w:r>
-        <w:rPr>
-          <w:rFonts w:ascii="Arial" w:hAnsi="Arial" w:cs="Arial"/>
-        </w:rPr>
-        <w:t xml:space="preserve"> From tropics to </w:t>
-      </w:r>
-      <w:proofErr w:type="spellStart"/>
-      <w:r>
-        <w:rPr>
-          <w:rFonts w:ascii="Arial" w:hAnsi="Arial" w:cs="Arial"/>
-        </w:rPr>
-        <w:t>treeline</w:t>
-      </w:r>
-      <w:proofErr w:type="spellEnd"/>
-      <w:r>
-        <w:rPr>
-          <w:rFonts w:ascii="Arial" w:hAnsi="Arial" w:cs="Arial"/>
-        </w:rPr>
-        <w:t xml:space="preserve">: extending and assessing metabolic scaling theory for global variation in plant mortality rates. Target: </w:t>
+        <w:t xml:space="preserve"> &amp; Michaletz, Sean T. (2026). </w:t>
+      </w:r>
+      <w:r>
+        <w:rPr>
+          <w:rFonts w:ascii="Arial" w:hAnsi="Arial" w:cs="Arial"/>
+        </w:rPr>
+        <w:t xml:space="preserve">Snowpack loss alters soil microclimate without inducing hydraulic stress in adult conifers: implications for yellow-cedar decline. Target: </w:t>
       </w:r>
       <w:r>
         <w:rPr>
@@ -4560,7 +4428,7 @@
           <w:i/>
           <w:iCs/>
         </w:rPr>
-        <w:t>Ecology Letters.</w:t>
+        <w:t>Plant, Cell &amp; Environment.</w:t>
       </w:r>
     </w:p>
     <w:p>
@@ -4568,7 +4436,7 @@
         <w:pStyle w:val="ListParagraph"/>
         <w:numPr>
           <w:ilvl w:val="0"/>
-          <w:numId w:val="19"/>
+          <w:numId w:val="37"/>
         </w:numPr>
         <w:tabs>
           <w:tab w:val="right" w:pos="9360"/>
@@ -4661,35 +4529,15 @@
           <w:i/>
           <w:iCs/>
         </w:rPr>
-        <w:t>undecided.</w:t>
-      </w:r>
-    </w:p>
-    <w:p>
-      <w:pPr>
-        <w:tabs>
-          <w:tab w:val="right" w:pos="9360"/>
-        </w:tabs>
+        <w:t xml:space="preserve">Global Change </w:t>
+      </w:r>
+      <w:r>
         <w:rPr>
           <w:rFonts w:ascii="Arial" w:hAnsi="Arial" w:cs="Arial"/>
           <w:i/>
           <w:iCs/>
         </w:rPr>
-      </w:pPr>
-      <w:r>
-        <w:rPr>
-          <w:rFonts w:ascii="Arial" w:hAnsi="Arial" w:cs="Arial"/>
-          <w:i/>
-          <w:iCs/>
-        </w:rPr>
-        <w:t>In prepa</w:t>
-      </w:r>
-      <w:r>
-        <w:rPr>
-          <w:rFonts w:ascii="Arial" w:hAnsi="Arial" w:cs="Arial"/>
-          <w:i/>
-          <w:iCs/>
-        </w:rPr>
-        <w:t xml:space="preserve">ration </w:t>
+        <w:t>Biology.</w:t>
       </w:r>
     </w:p>
     <w:p>
@@ -4697,7 +4545,7 @@
         <w:pStyle w:val="ListParagraph"/>
         <w:numPr>
           <w:ilvl w:val="0"/>
-          <w:numId w:val="18"/>
+          <w:numId w:val="37"/>
         </w:numPr>
         <w:tabs>
           <w:tab w:val="right" w:pos="9360"/>
@@ -4709,66 +4557,64 @@
       <w:r>
         <w:rPr>
           <w:rFonts w:ascii="Arial" w:hAnsi="Arial" w:cs="Arial"/>
-          <w:b/>
-          <w:bCs/>
-        </w:rPr>
-        <w:t>Simovic, M.</w:t>
-      </w:r>
-      <w:r>
-        <w:rPr>
-          <w:rFonts w:ascii="Arial" w:hAnsi="Arial" w:cs="Arial"/>
-        </w:rPr>
-        <w:t>, Michaletz, S.T.</w:t>
-      </w:r>
-      <w:r>
-        <w:rPr>
-          <w:rFonts w:ascii="Arial" w:hAnsi="Arial" w:cs="Arial"/>
-        </w:rPr>
-        <w:t xml:space="preserve"> </w:t>
-      </w:r>
-      <w:r>
-        <w:rPr>
-          <w:rFonts w:ascii="Arial" w:hAnsi="Arial" w:cs="Arial"/>
-        </w:rPr>
-        <w:t xml:space="preserve">Snowpack </w:t>
-      </w:r>
-      <w:r>
-        <w:rPr>
-          <w:rFonts w:ascii="Arial" w:hAnsi="Arial" w:cs="Arial"/>
-        </w:rPr>
-        <w:t>loss</w:t>
-      </w:r>
-      <w:r>
-        <w:rPr>
-          <w:rFonts w:ascii="Arial" w:hAnsi="Arial" w:cs="Arial"/>
-        </w:rPr>
-        <w:t xml:space="preserve"> and </w:t>
-      </w:r>
-      <w:r>
-        <w:rPr>
-          <w:rFonts w:ascii="Arial" w:hAnsi="Arial" w:cs="Arial"/>
-        </w:rPr>
-        <w:t xml:space="preserve">associated increase in soil temperature variability does not </w:t>
-      </w:r>
-      <w:r>
-        <w:rPr>
-          <w:rFonts w:ascii="Arial" w:hAnsi="Arial" w:cs="Arial"/>
-        </w:rPr>
-        <w:t>contribute to freeze-</w:t>
-      </w:r>
-      <w:proofErr w:type="gramStart"/>
-      <w:r>
-        <w:rPr>
-          <w:rFonts w:ascii="Arial" w:hAnsi="Arial" w:cs="Arial"/>
-        </w:rPr>
-        <w:t>thaw embolism</w:t>
-      </w:r>
-      <w:proofErr w:type="gramEnd"/>
-      <w:r>
-        <w:rPr>
-          <w:rFonts w:ascii="Arial" w:hAnsi="Arial" w:cs="Arial"/>
-        </w:rPr>
-        <w:t xml:space="preserve"> formation in tree roots. Target: </w:t>
+        </w:rPr>
+        <w:t xml:space="preserve">Borrego, Isaac; Perez, Timothy; Bentley, Lisa; Bison, Nicole; Byrnes, Lachlan; Galvão Candido, Hugo; </w:t>
+      </w:r>
+      <w:proofErr w:type="spellStart"/>
+      <w:r>
+        <w:rPr>
+          <w:rFonts w:ascii="Arial" w:hAnsi="Arial" w:cs="Arial"/>
+        </w:rPr>
+        <w:t>Chmurzynski</w:t>
+      </w:r>
+      <w:proofErr w:type="spellEnd"/>
+      <w:r>
+        <w:rPr>
+          <w:rFonts w:ascii="Arial" w:hAnsi="Arial" w:cs="Arial"/>
+        </w:rPr>
+        <w:t xml:space="preserve">, Adam; Durán, Sandra; Fox, Tim; Gaitan, Megan; Garen, Josef; Orwig, David; Pau, Stephanie; Scott, Joel; </w:t>
+      </w:r>
+      <w:r>
+        <w:rPr>
+          <w:rFonts w:ascii="Arial" w:hAnsi="Arial" w:cs="Arial"/>
+          <w:b/>
+          <w:bCs/>
+        </w:rPr>
+        <w:t>Simovic, Milos</w:t>
+      </w:r>
+      <w:r>
+        <w:rPr>
+          <w:rFonts w:ascii="Arial" w:hAnsi="Arial" w:cs="Arial"/>
+        </w:rPr>
+        <w:t xml:space="preserve">; Swenson, Nathan; </w:t>
+      </w:r>
+      <w:proofErr w:type="spellStart"/>
+      <w:r>
+        <w:rPr>
+          <w:rFonts w:ascii="Arial" w:hAnsi="Arial" w:cs="Arial"/>
+        </w:rPr>
+        <w:t>Wieczynski</w:t>
+      </w:r>
+      <w:proofErr w:type="spellEnd"/>
+      <w:r>
+        <w:rPr>
+          <w:rFonts w:ascii="Arial" w:hAnsi="Arial" w:cs="Arial"/>
+        </w:rPr>
+        <w:t xml:space="preserve">, Daniel; Buzzard, Vanessa; Enquist, Brian; Michaletz, Sean. (2026). From tropics to </w:t>
+      </w:r>
+      <w:proofErr w:type="spellStart"/>
+      <w:r>
+        <w:rPr>
+          <w:rFonts w:ascii="Arial" w:hAnsi="Arial" w:cs="Arial"/>
+        </w:rPr>
+        <w:t>treeline</w:t>
+      </w:r>
+      <w:proofErr w:type="spellEnd"/>
+      <w:r>
+        <w:rPr>
+          <w:rFonts w:ascii="Arial" w:hAnsi="Arial" w:cs="Arial"/>
+        </w:rPr>
+        <w:t xml:space="preserve">: extending and assessing metabolic scaling theory for global variation in plant mortality rates. Target: </w:t>
       </w:r>
       <w:r>
         <w:rPr>
@@ -4776,56 +4622,7 @@
           <w:i/>
           <w:iCs/>
         </w:rPr>
-        <w:t>Global Change Biology.</w:t>
-      </w:r>
-    </w:p>
-    <w:p>
-      <w:pPr>
-        <w:pStyle w:val="ListParagraph"/>
-        <w:numPr>
-          <w:ilvl w:val="0"/>
-          <w:numId w:val="18"/>
-        </w:numPr>
-        <w:tabs>
-          <w:tab w:val="right" w:pos="9360"/>
-        </w:tabs>
-        <w:rPr>
-          <w:rFonts w:ascii="Arial" w:hAnsi="Arial" w:cs="Arial"/>
-        </w:rPr>
-      </w:pPr>
-      <w:r>
-        <w:rPr>
-          <w:rFonts w:ascii="Arial" w:hAnsi="Arial" w:cs="Arial"/>
-        </w:rPr>
-        <w:t xml:space="preserve">Leftwich, S.J., </w:t>
-      </w:r>
-      <w:r>
-        <w:rPr>
-          <w:rFonts w:ascii="Arial" w:hAnsi="Arial" w:cs="Arial"/>
-          <w:b/>
-          <w:bCs/>
-        </w:rPr>
-        <w:t>Simovic, M.</w:t>
-      </w:r>
-      <w:r>
-        <w:rPr>
-          <w:rFonts w:ascii="Arial" w:hAnsi="Arial" w:cs="Arial"/>
-        </w:rPr>
-        <w:t xml:space="preserve">, Mueller, K.E. </w:t>
-      </w:r>
-      <w:r>
-        <w:rPr>
-          <w:rFonts w:ascii="Arial" w:hAnsi="Arial" w:cs="Arial"/>
-        </w:rPr>
-        <w:t xml:space="preserve">The resilience of forests to the urban ecosystem. Target: </w:t>
-      </w:r>
-      <w:r>
-        <w:rPr>
-          <w:rFonts w:ascii="Arial" w:hAnsi="Arial" w:cs="Arial"/>
-          <w:i/>
-          <w:iCs/>
-        </w:rPr>
-        <w:t>undecided.</w:t>
+        <w:t>Ecology Letters.</w:t>
       </w:r>
     </w:p>
     <w:p>
@@ -5013,6 +4810,12 @@
         <w:rPr>
           <w:rFonts w:ascii="Arial" w:hAnsi="Arial" w:cs="Arial"/>
         </w:rPr>
+        <w:t xml:space="preserve">Ecology Letters, </w:t>
+      </w:r>
+      <w:r>
+        <w:rPr>
+          <w:rFonts w:ascii="Arial" w:hAnsi="Arial" w:cs="Arial"/>
+        </w:rPr>
         <w:t xml:space="preserve">Trees, </w:t>
       </w:r>
       <w:r>
@@ -5240,6 +5043,14 @@
           <w:szCs w:val="28"/>
         </w:rPr>
         <w:tab/>
+      </w:r>
+      <w:r>
+        <w:rPr>
+          <w:rFonts w:ascii="Arial" w:hAnsi="Arial" w:cs="Arial"/>
+          <w:i/>
+          <w:iCs/>
+          <w:szCs w:val="28"/>
+        </w:rPr>
         <w:t>June 2026</w:t>
       </w:r>
     </w:p>
@@ -5250,6 +5061,8 @@
         </w:tabs>
         <w:rPr>
           <w:rFonts w:ascii="Arial" w:hAnsi="Arial" w:cs="Arial"/>
+          <w:i/>
+          <w:iCs/>
           <w:szCs w:val="28"/>
         </w:rPr>
       </w:pPr>
@@ -5277,6 +5090,8 @@
       <w:r>
         <w:rPr>
           <w:rFonts w:ascii="Arial" w:hAnsi="Arial" w:cs="Arial"/>
+          <w:i/>
+          <w:iCs/>
           <w:szCs w:val="28"/>
         </w:rPr>
         <w:t>June 2026</w:t>
@@ -5304,30 +5119,14 @@
           <w:rFonts w:ascii="Arial" w:hAnsi="Arial" w:cs="Arial"/>
           <w:szCs w:val="28"/>
         </w:rPr>
-        <w:t xml:space="preserve"> Best Presentation Award (Open </w:t>
-      </w:r>
-      <w:proofErr w:type="gramStart"/>
-      <w:r>
-        <w:rPr>
-          <w:rFonts w:ascii="Arial" w:hAnsi="Arial" w:cs="Arial"/>
-          <w:szCs w:val="28"/>
-        </w:rPr>
-        <w:t>Category)</w:t>
-      </w:r>
-      <w:r>
-        <w:rPr>
-          <w:rFonts w:ascii="Arial" w:hAnsi="Arial" w:cs="Arial"/>
-          <w:szCs w:val="28"/>
-        </w:rPr>
-        <w:t xml:space="preserve">   </w:t>
-      </w:r>
-      <w:proofErr w:type="gramEnd"/>
-      <w:r>
-        <w:rPr>
-          <w:rFonts w:ascii="Arial" w:hAnsi="Arial" w:cs="Arial"/>
-          <w:szCs w:val="28"/>
-        </w:rPr>
-        <w:t xml:space="preserve">                                                        </w:t>
+        <w:t xml:space="preserve"> Best Presentation Award (Open Category)</w:t>
+      </w:r>
+      <w:r>
+        <w:rPr>
+          <w:rFonts w:ascii="Arial" w:hAnsi="Arial" w:cs="Arial"/>
+          <w:szCs w:val="28"/>
+        </w:rPr>
+        <w:t xml:space="preserve">                                                           </w:t>
       </w:r>
       <w:r>
         <w:rPr>
@@ -5346,6 +5145,8 @@
       <w:r>
         <w:rPr>
           <w:rFonts w:ascii="Arial" w:hAnsi="Arial" w:cs="Arial"/>
+          <w:i/>
+          <w:iCs/>
           <w:szCs w:val="28"/>
         </w:rPr>
         <w:t xml:space="preserve"> July 2025</w:t>
@@ -6541,6 +6342,7 @@
           <w:bCs/>
           <w:szCs w:val="28"/>
         </w:rPr>
+        <w:lastRenderedPageBreak/>
         <w:t>Soilmoisture</w:t>
       </w:r>
       <w:proofErr w:type="spellEnd"/>
@@ -7481,6 +7283,8 @@
           <w:rFonts w:ascii="Arial" w:hAnsi="Arial" w:cs="Arial"/>
           <w:b/>
           <w:bCs/>
+          <w:i/>
+          <w:iCs/>
           <w:szCs w:val="28"/>
         </w:rPr>
         <w:t>Experi</w:t>
@@ -7490,6 +7294,8 @@
           <w:rFonts w:ascii="Arial" w:hAnsi="Arial" w:cs="Arial"/>
           <w:b/>
           <w:bCs/>
+          <w:i/>
+          <w:iCs/>
           <w:szCs w:val="28"/>
         </w:rPr>
         <w:t>m</w:t>
@@ -7499,9 +7305,20 @@
           <w:rFonts w:ascii="Arial" w:hAnsi="Arial" w:cs="Arial"/>
           <w:b/>
           <w:bCs/>
-          <w:szCs w:val="28"/>
-        </w:rPr>
-        <w:t xml:space="preserve">ental methods: </w:t>
+          <w:i/>
+          <w:iCs/>
+          <w:szCs w:val="28"/>
+        </w:rPr>
+        <w:t>ental methods</w:t>
+      </w:r>
+      <w:r>
+        <w:rPr>
+          <w:rFonts w:ascii="Arial" w:hAnsi="Arial" w:cs="Arial"/>
+          <w:b/>
+          <w:bCs/>
+          <w:szCs w:val="28"/>
+        </w:rPr>
+        <w:t xml:space="preserve">: </w:t>
       </w:r>
       <w:r>
         <w:rPr>
@@ -8131,7 +7948,7 @@
           <w:rFonts w:ascii="Arial" w:hAnsi="Arial" w:cs="Arial"/>
           <w:szCs w:val="28"/>
         </w:rPr>
-        <w:t>8</w:t>
+        <w:t>10</w:t>
       </w:r>
       <w:r>
         <w:rPr>
@@ -8640,14 +8457,574 @@
           <w:iCs/>
           <w:szCs w:val="28"/>
         </w:rPr>
+        <w:t>Package and website development</w:t>
+      </w:r>
+      <w:r>
+        <w:rPr>
+          <w:rFonts w:ascii="Arial" w:hAnsi="Arial" w:cs="Arial"/>
+          <w:b/>
+          <w:bCs/>
+          <w:szCs w:val="28"/>
+        </w:rPr>
+        <w:t xml:space="preserve">: </w:t>
+      </w:r>
+      <w:r>
+        <w:rPr>
+          <w:rFonts w:ascii="Arial" w:hAnsi="Arial" w:cs="Arial"/>
+          <w:szCs w:val="28"/>
+        </w:rPr>
+        <w:t>experience</w:t>
+      </w:r>
+      <w:r>
+        <w:rPr>
+          <w:rFonts w:ascii="Arial" w:hAnsi="Arial" w:cs="Arial"/>
+          <w:szCs w:val="28"/>
+        </w:rPr>
+        <w:t>d</w:t>
+      </w:r>
+      <w:r>
+        <w:rPr>
+          <w:rFonts w:ascii="Arial" w:hAnsi="Arial" w:cs="Arial"/>
+          <w:szCs w:val="28"/>
+        </w:rPr>
+        <w:t xml:space="preserve"> </w:t>
+      </w:r>
+      <w:r>
+        <w:rPr>
+          <w:rFonts w:ascii="Arial" w:hAnsi="Arial" w:cs="Arial"/>
+          <w:szCs w:val="28"/>
+        </w:rPr>
+        <w:t>in c</w:t>
+      </w:r>
+      <w:r>
+        <w:rPr>
+          <w:rFonts w:ascii="Arial" w:hAnsi="Arial" w:cs="Arial"/>
+          <w:szCs w:val="28"/>
+        </w:rPr>
+        <w:t>reating</w:t>
+      </w:r>
+      <w:r>
+        <w:rPr>
+          <w:rFonts w:ascii="Arial" w:hAnsi="Arial" w:cs="Arial"/>
+          <w:szCs w:val="28"/>
+        </w:rPr>
+        <w:t>, testing, and publishing</w:t>
+      </w:r>
+      <w:r>
+        <w:rPr>
+          <w:rFonts w:ascii="Arial" w:hAnsi="Arial" w:cs="Arial"/>
+          <w:szCs w:val="28"/>
+        </w:rPr>
+        <w:t xml:space="preserve"> R package</w:t>
+      </w:r>
+      <w:r>
+        <w:rPr>
+          <w:rFonts w:ascii="Arial" w:hAnsi="Arial" w:cs="Arial"/>
+          <w:szCs w:val="28"/>
+        </w:rPr>
+        <w:t>s</w:t>
+      </w:r>
+      <w:r>
+        <w:rPr>
+          <w:rFonts w:ascii="Arial" w:hAnsi="Arial" w:cs="Arial"/>
+          <w:szCs w:val="28"/>
+        </w:rPr>
+        <w:t>, as well as</w:t>
+      </w:r>
+      <w:r>
+        <w:rPr>
+          <w:rFonts w:ascii="Arial" w:hAnsi="Arial" w:cs="Arial"/>
+          <w:szCs w:val="28"/>
+        </w:rPr>
+        <w:t xml:space="preserve"> GitHub website</w:t>
+      </w:r>
+      <w:r>
+        <w:rPr>
+          <w:rFonts w:ascii="Arial" w:hAnsi="Arial" w:cs="Arial"/>
+          <w:szCs w:val="28"/>
+        </w:rPr>
+        <w:t>s</w:t>
+      </w:r>
+      <w:r>
+        <w:rPr>
+          <w:rFonts w:ascii="Arial" w:hAnsi="Arial" w:cs="Arial"/>
+          <w:szCs w:val="28"/>
+        </w:rPr>
+        <w:t xml:space="preserve"> for</w:t>
+      </w:r>
+      <w:r>
+        <w:rPr>
+          <w:rFonts w:ascii="Arial" w:hAnsi="Arial" w:cs="Arial"/>
+          <w:szCs w:val="28"/>
+        </w:rPr>
+        <w:t xml:space="preserve"> said</w:t>
+      </w:r>
+      <w:r>
+        <w:rPr>
+          <w:rFonts w:ascii="Arial" w:hAnsi="Arial" w:cs="Arial"/>
+          <w:szCs w:val="28"/>
+        </w:rPr>
+        <w:t xml:space="preserve"> package</w:t>
+      </w:r>
+      <w:r>
+        <w:rPr>
+          <w:rFonts w:ascii="Arial" w:hAnsi="Arial" w:cs="Arial"/>
+          <w:szCs w:val="28"/>
+        </w:rPr>
+        <w:t>s</w:t>
+      </w:r>
+      <w:r>
+        <w:rPr>
+          <w:rFonts w:ascii="Arial" w:hAnsi="Arial" w:cs="Arial"/>
+          <w:szCs w:val="28"/>
+        </w:rPr>
+        <w:t>,</w:t>
+      </w:r>
+      <w:r>
+        <w:rPr>
+          <w:rFonts w:ascii="Arial" w:hAnsi="Arial" w:cs="Arial"/>
+          <w:szCs w:val="28"/>
+        </w:rPr>
+        <w:t xml:space="preserve"> via</w:t>
+      </w:r>
+      <w:r>
+        <w:rPr>
+          <w:rFonts w:ascii="Arial" w:hAnsi="Arial" w:cs="Arial"/>
+          <w:szCs w:val="28"/>
+        </w:rPr>
+        <w:t xml:space="preserve"> </w:t>
+      </w:r>
+      <w:proofErr w:type="spellStart"/>
+      <w:r>
+        <w:rPr>
+          <w:rFonts w:ascii="Arial" w:hAnsi="Arial" w:cs="Arial"/>
+          <w:szCs w:val="28"/>
+        </w:rPr>
+        <w:t>devtools</w:t>
+      </w:r>
+      <w:proofErr w:type="spellEnd"/>
+      <w:r>
+        <w:rPr>
+          <w:rFonts w:ascii="Arial" w:hAnsi="Arial" w:cs="Arial"/>
+          <w:szCs w:val="28"/>
+        </w:rPr>
+        <w:t xml:space="preserve">, </w:t>
+      </w:r>
+      <w:proofErr w:type="spellStart"/>
+      <w:r>
+        <w:rPr>
+          <w:rFonts w:ascii="Arial" w:hAnsi="Arial" w:cs="Arial"/>
+          <w:szCs w:val="28"/>
+        </w:rPr>
+        <w:t>usethis</w:t>
+      </w:r>
+      <w:proofErr w:type="spellEnd"/>
+      <w:r>
+        <w:rPr>
+          <w:rFonts w:ascii="Arial" w:hAnsi="Arial" w:cs="Arial"/>
+          <w:szCs w:val="28"/>
+        </w:rPr>
+        <w:t xml:space="preserve">, </w:t>
+      </w:r>
+      <w:proofErr w:type="spellStart"/>
+      <w:r>
+        <w:rPr>
+          <w:rFonts w:ascii="Arial" w:hAnsi="Arial" w:cs="Arial"/>
+          <w:szCs w:val="28"/>
+        </w:rPr>
+        <w:t>testthat</w:t>
+      </w:r>
+      <w:proofErr w:type="spellEnd"/>
+      <w:r>
+        <w:rPr>
+          <w:rFonts w:ascii="Arial" w:hAnsi="Arial" w:cs="Arial"/>
+          <w:szCs w:val="28"/>
+        </w:rPr>
+        <w:t xml:space="preserve">, roxygen2, </w:t>
+      </w:r>
+      <w:proofErr w:type="spellStart"/>
+      <w:r>
+        <w:rPr>
+          <w:rFonts w:ascii="Arial" w:hAnsi="Arial" w:cs="Arial"/>
+          <w:szCs w:val="28"/>
+        </w:rPr>
+        <w:t>rlang</w:t>
+      </w:r>
+      <w:proofErr w:type="spellEnd"/>
+      <w:r>
+        <w:rPr>
+          <w:rFonts w:ascii="Arial" w:hAnsi="Arial" w:cs="Arial"/>
+          <w:szCs w:val="28"/>
+        </w:rPr>
+        <w:t xml:space="preserve">, </w:t>
+      </w:r>
+      <w:proofErr w:type="spellStart"/>
+      <w:r>
+        <w:rPr>
+          <w:rFonts w:ascii="Arial" w:hAnsi="Arial" w:cs="Arial"/>
+          <w:szCs w:val="28"/>
+        </w:rPr>
+        <w:t>pkgdown</w:t>
+      </w:r>
+      <w:proofErr w:type="spellEnd"/>
+      <w:r>
+        <w:rPr>
+          <w:rFonts w:ascii="Arial" w:hAnsi="Arial" w:cs="Arial"/>
+          <w:szCs w:val="28"/>
+        </w:rPr>
+        <w:t xml:space="preserve">, </w:t>
+      </w:r>
+      <w:proofErr w:type="spellStart"/>
+      <w:r>
+        <w:rPr>
+          <w:rFonts w:ascii="Arial" w:hAnsi="Arial" w:cs="Arial"/>
+          <w:szCs w:val="28"/>
+        </w:rPr>
+        <w:t>knitr</w:t>
+      </w:r>
+      <w:proofErr w:type="spellEnd"/>
+      <w:r>
+        <w:rPr>
+          <w:rFonts w:ascii="Arial" w:hAnsi="Arial" w:cs="Arial"/>
+          <w:szCs w:val="28"/>
+        </w:rPr>
+        <w:t>, etc.</w:t>
+      </w:r>
+    </w:p>
+    <w:p>
+      <w:pPr>
+        <w:tabs>
+          <w:tab w:val="right" w:pos="9360"/>
+        </w:tabs>
+        <w:rPr>
+          <w:rFonts w:ascii="Arial" w:hAnsi="Arial" w:cs="Arial"/>
+          <w:szCs w:val="28"/>
+        </w:rPr>
+      </w:pPr>
+      <w:r>
+        <w:rPr>
+          <w:rFonts w:ascii="Arial" w:hAnsi="Arial" w:cs="Arial"/>
+          <w:b/>
+          <w:bCs/>
+          <w:szCs w:val="28"/>
+        </w:rPr>
+        <w:t>GitH</w:t>
+      </w:r>
+      <w:r>
+        <w:rPr>
+          <w:rFonts w:ascii="Arial" w:hAnsi="Arial" w:cs="Arial"/>
+          <w:b/>
+          <w:bCs/>
+          <w:szCs w:val="28"/>
+        </w:rPr>
+        <w:t>ub</w:t>
+      </w:r>
+      <w:r>
+        <w:rPr>
+          <w:rFonts w:ascii="Arial" w:hAnsi="Arial" w:cs="Arial"/>
+          <w:b/>
+          <w:bCs/>
+          <w:szCs w:val="28"/>
+        </w:rPr>
+        <w:t>:</w:t>
+      </w:r>
+      <w:r>
+        <w:rPr>
+          <w:rFonts w:ascii="Arial" w:hAnsi="Arial" w:cs="Arial"/>
+          <w:b/>
+          <w:bCs/>
+          <w:szCs w:val="28"/>
+        </w:rPr>
+        <w:t xml:space="preserve"> </w:t>
+      </w:r>
+      <w:r>
+        <w:rPr>
+          <w:rFonts w:ascii="Arial" w:hAnsi="Arial" w:cs="Arial"/>
+          <w:szCs w:val="28"/>
+        </w:rPr>
+        <w:t xml:space="preserve">creating GitHub websites, </w:t>
+      </w:r>
+      <w:r>
+        <w:rPr>
+          <w:rFonts w:ascii="Arial" w:hAnsi="Arial" w:cs="Arial"/>
+          <w:szCs w:val="28"/>
+        </w:rPr>
+        <w:t xml:space="preserve">collaborating </w:t>
+      </w:r>
+      <w:r>
+        <w:rPr>
+          <w:rFonts w:ascii="Arial" w:hAnsi="Arial" w:cs="Arial"/>
+          <w:szCs w:val="28"/>
+        </w:rPr>
+        <w:t>on R-based projects</w:t>
+      </w:r>
+      <w:r>
+        <w:rPr>
+          <w:rFonts w:ascii="Arial" w:hAnsi="Arial" w:cs="Arial"/>
+          <w:szCs w:val="28"/>
+        </w:rPr>
+        <w:t>,</w:t>
+      </w:r>
+      <w:r>
+        <w:rPr>
+          <w:rFonts w:ascii="Arial" w:hAnsi="Arial" w:cs="Arial"/>
+          <w:szCs w:val="28"/>
+        </w:rPr>
+        <w:t xml:space="preserve"> </w:t>
+      </w:r>
+      <w:r>
+        <w:rPr>
+          <w:rFonts w:ascii="Arial" w:hAnsi="Arial" w:cs="Arial"/>
+          <w:szCs w:val="28"/>
+        </w:rPr>
+        <w:t>archiving data &amp; R code</w:t>
+      </w:r>
+      <w:r>
+        <w:rPr>
+          <w:rFonts w:ascii="Arial" w:hAnsi="Arial" w:cs="Arial"/>
+          <w:szCs w:val="28"/>
+        </w:rPr>
+        <w:t xml:space="preserve">. </w:t>
+      </w:r>
+    </w:p>
+    <w:p>
+      <w:pPr>
+        <w:tabs>
+          <w:tab w:val="right" w:pos="9360"/>
+        </w:tabs>
+        <w:rPr>
+          <w:rFonts w:ascii="Arial" w:hAnsi="Arial" w:cs="Arial"/>
+          <w:szCs w:val="28"/>
+        </w:rPr>
+      </w:pPr>
+      <w:r>
+        <w:rPr>
+          <w:rFonts w:ascii="Arial" w:hAnsi="Arial" w:cs="Arial"/>
+          <w:b/>
+          <w:bCs/>
+          <w:szCs w:val="28"/>
+        </w:rPr>
+        <w:t>GIS</w:t>
+      </w:r>
+      <w:r>
+        <w:rPr>
+          <w:rFonts w:ascii="Arial" w:hAnsi="Arial" w:cs="Arial"/>
+          <w:b/>
+          <w:bCs/>
+          <w:szCs w:val="28"/>
+        </w:rPr>
+        <w:t xml:space="preserve">: </w:t>
+      </w:r>
+      <w:r>
+        <w:rPr>
+          <w:rFonts w:ascii="Arial" w:hAnsi="Arial" w:cs="Arial"/>
+          <w:szCs w:val="28"/>
+        </w:rPr>
+        <w:t>ArcGI</w:t>
+      </w:r>
+      <w:r>
+        <w:rPr>
+          <w:rFonts w:ascii="Arial" w:hAnsi="Arial" w:cs="Arial"/>
+          <w:szCs w:val="28"/>
+        </w:rPr>
+        <w:t>S</w:t>
+      </w:r>
+      <w:r>
+        <w:rPr>
+          <w:rFonts w:ascii="Arial" w:hAnsi="Arial" w:cs="Arial"/>
+          <w:szCs w:val="28"/>
+        </w:rPr>
+        <w:t xml:space="preserve"> and QGIS.</w:t>
+      </w:r>
+    </w:p>
+    <w:p>
+      <w:pPr>
+        <w:tabs>
+          <w:tab w:val="right" w:pos="9360"/>
+        </w:tabs>
+        <w:rPr>
+          <w:rFonts w:ascii="Arial" w:hAnsi="Arial" w:cs="Arial"/>
+          <w:szCs w:val="28"/>
+        </w:rPr>
+      </w:pPr>
+      <w:r>
+        <w:rPr>
+          <w:rFonts w:ascii="Arial" w:hAnsi="Arial" w:cs="Arial"/>
+          <w:b/>
+          <w:bCs/>
+          <w:szCs w:val="28"/>
+        </w:rPr>
         <w:lastRenderedPageBreak/>
-        <w:t>Package and website development</w:t>
-      </w:r>
-      <w:r>
-        <w:rPr>
-          <w:rFonts w:ascii="Arial" w:hAnsi="Arial" w:cs="Arial"/>
-          <w:b/>
-          <w:bCs/>
+        <w:t>Image analysis:</w:t>
+      </w:r>
+      <w:r>
+        <w:rPr>
+          <w:rFonts w:ascii="Arial" w:hAnsi="Arial" w:cs="Arial"/>
+          <w:szCs w:val="28"/>
+        </w:rPr>
+        <w:t xml:space="preserve"> </w:t>
+      </w:r>
+      <w:r>
+        <w:rPr>
+          <w:rFonts w:ascii="Arial" w:hAnsi="Arial" w:cs="Arial"/>
+          <w:szCs w:val="28"/>
+        </w:rPr>
+        <w:t>ImageJ</w:t>
+      </w:r>
+      <w:r>
+        <w:rPr>
+          <w:rFonts w:ascii="Arial" w:hAnsi="Arial" w:cs="Arial"/>
+          <w:szCs w:val="28"/>
+        </w:rPr>
+        <w:t>/Fiji,</w:t>
+      </w:r>
+      <w:r>
+        <w:rPr>
+          <w:rFonts w:ascii="Arial" w:hAnsi="Arial" w:cs="Arial"/>
+          <w:szCs w:val="28"/>
+        </w:rPr>
+        <w:t xml:space="preserve"> </w:t>
+      </w:r>
+      <w:proofErr w:type="spellStart"/>
+      <w:r>
+        <w:rPr>
+          <w:rFonts w:ascii="Arial" w:hAnsi="Arial" w:cs="Arial"/>
+          <w:szCs w:val="28"/>
+        </w:rPr>
+        <w:t>ImagePro</w:t>
+      </w:r>
+      <w:proofErr w:type="spellEnd"/>
+      <w:r>
+        <w:rPr>
+          <w:rFonts w:ascii="Arial" w:hAnsi="Arial" w:cs="Arial"/>
+          <w:szCs w:val="28"/>
+        </w:rPr>
+        <w:t xml:space="preserve"> Plus</w:t>
+      </w:r>
+      <w:r>
+        <w:rPr>
+          <w:rFonts w:ascii="Arial" w:hAnsi="Arial" w:cs="Arial"/>
+          <w:szCs w:val="28"/>
+        </w:rPr>
+        <w:t>,</w:t>
+      </w:r>
+      <w:r>
+        <w:rPr>
+          <w:rFonts w:ascii="Arial" w:hAnsi="Arial" w:cs="Arial"/>
+          <w:szCs w:val="28"/>
+        </w:rPr>
+        <w:t xml:space="preserve"> Dragonfly</w:t>
+      </w:r>
+      <w:r>
+        <w:rPr>
+          <w:rFonts w:ascii="Arial" w:hAnsi="Arial" w:cs="Arial"/>
+          <w:szCs w:val="28"/>
+        </w:rPr>
+        <w:t xml:space="preserve"> 3D World</w:t>
+      </w:r>
+      <w:r>
+        <w:rPr>
+          <w:rFonts w:ascii="Arial" w:hAnsi="Arial" w:cs="Arial"/>
+          <w:szCs w:val="28"/>
+        </w:rPr>
+        <w:t xml:space="preserve"> (micro CT image reconstruction)</w:t>
+      </w:r>
+      <w:r>
+        <w:rPr>
+          <w:rFonts w:ascii="Arial" w:hAnsi="Arial" w:cs="Arial"/>
+          <w:szCs w:val="28"/>
+        </w:rPr>
+        <w:t>,</w:t>
+      </w:r>
+      <w:r>
+        <w:rPr>
+          <w:rFonts w:ascii="Arial" w:hAnsi="Arial" w:cs="Arial"/>
+          <w:szCs w:val="28"/>
+        </w:rPr>
+        <w:t xml:space="preserve"> ROXAS</w:t>
+      </w:r>
+      <w:r>
+        <w:rPr>
+          <w:rFonts w:ascii="Arial" w:hAnsi="Arial" w:cs="Arial"/>
+          <w:szCs w:val="28"/>
+        </w:rPr>
+        <w:t>.</w:t>
+      </w:r>
+    </w:p>
+    <w:p>
+      <w:pPr>
+        <w:tabs>
+          <w:tab w:val="right" w:pos="9360"/>
+        </w:tabs>
+        <w:rPr>
+          <w:rFonts w:ascii="Arial" w:hAnsi="Arial" w:cs="Arial"/>
+          <w:szCs w:val="28"/>
+        </w:rPr>
+      </w:pPr>
+      <w:r>
+        <w:rPr>
+          <w:rFonts w:ascii="Arial" w:hAnsi="Arial" w:cs="Arial"/>
+          <w:b/>
+          <w:bCs/>
+          <w:szCs w:val="28"/>
+        </w:rPr>
+        <w:t xml:space="preserve">Miscellaneous software: </w:t>
+      </w:r>
+      <w:proofErr w:type="spellStart"/>
+      <w:r>
+        <w:rPr>
+          <w:rFonts w:ascii="Arial" w:hAnsi="Arial" w:cs="Arial"/>
+          <w:szCs w:val="28"/>
+        </w:rPr>
+        <w:t>lolly</w:t>
+      </w:r>
+      <w:proofErr w:type="spellEnd"/>
+      <w:r>
+        <w:rPr>
+          <w:rFonts w:ascii="Arial" w:hAnsi="Arial" w:cs="Arial"/>
+          <w:szCs w:val="28"/>
+        </w:rPr>
+        <w:t xml:space="preserve">, FV2200, </w:t>
+      </w:r>
+      <w:proofErr w:type="spellStart"/>
+      <w:r>
+        <w:rPr>
+          <w:rFonts w:ascii="Arial" w:hAnsi="Arial" w:cs="Arial"/>
+          <w:szCs w:val="28"/>
+        </w:rPr>
+        <w:t>PicoLog</w:t>
+      </w:r>
+      <w:proofErr w:type="spellEnd"/>
+      <w:r>
+        <w:rPr>
+          <w:rFonts w:ascii="Arial" w:hAnsi="Arial" w:cs="Arial"/>
+          <w:szCs w:val="28"/>
+        </w:rPr>
+        <w:t>, Microsoft Office.</w:t>
+      </w:r>
+    </w:p>
+    <w:p>
+      <w:pPr>
+        <w:tabs>
+          <w:tab w:val="right" w:pos="9360"/>
+        </w:tabs>
+        <w:rPr>
+          <w:rFonts w:ascii="Arial" w:hAnsi="Arial" w:cs="Arial"/>
+          <w:szCs w:val="28"/>
+        </w:rPr>
+      </w:pPr>
+      <w:r>
+        <w:rPr>
+          <w:rFonts w:ascii="Arial" w:hAnsi="Arial" w:cs="Arial"/>
+          <w:b/>
+          <w:bCs/>
+          <w:szCs w:val="28"/>
+        </w:rPr>
+        <w:t>Other languages</w:t>
+      </w:r>
+      <w:r>
+        <w:rPr>
+          <w:rFonts w:ascii="Arial" w:hAnsi="Arial" w:cs="Arial"/>
           <w:szCs w:val="28"/>
         </w:rPr>
         <w:t xml:space="preserve">: </w:t>
@@ -8657,14 +9034,28 @@
           <w:rFonts w:ascii="Arial" w:hAnsi="Arial" w:cs="Arial"/>
           <w:szCs w:val="28"/>
         </w:rPr>
-        <w:t>experience</w:t>
-      </w:r>
-      <w:r>
-        <w:rPr>
-          <w:rFonts w:ascii="Arial" w:hAnsi="Arial" w:cs="Arial"/>
-          <w:szCs w:val="28"/>
-        </w:rPr>
-        <w:t>d</w:t>
+        <w:t>L</w:t>
+      </w:r>
+      <w:r>
+        <w:rPr>
+          <w:rFonts w:ascii="Arial" w:hAnsi="Arial" w:cs="Arial"/>
+          <w:szCs w:val="28"/>
+        </w:rPr>
+        <w:t xml:space="preserve">imited experience with </w:t>
+      </w:r>
+      <w:r>
+        <w:rPr>
+          <w:rFonts w:ascii="Arial" w:hAnsi="Arial" w:cs="Arial"/>
+          <w:szCs w:val="28"/>
+        </w:rPr>
+        <w:t>Python</w:t>
+      </w:r>
+      <w:r>
+        <w:rPr>
+          <w:rFonts w:ascii="Arial" w:hAnsi="Arial" w:cs="Arial"/>
+          <w:szCs w:val="28"/>
+        </w:rPr>
+        <w:t xml:space="preserve"> and</w:t>
       </w:r>
       <w:r>
         <w:rPr>
@@ -8678,98 +9069,74 @@
           <w:rFonts w:ascii="Arial" w:hAnsi="Arial" w:cs="Arial"/>
           <w:szCs w:val="28"/>
         </w:rPr>
-        <w:t>in c</w:t>
-      </w:r>
-      <w:r>
-        <w:rPr>
-          <w:rFonts w:ascii="Arial" w:hAnsi="Arial" w:cs="Arial"/>
-          <w:szCs w:val="28"/>
-        </w:rPr>
-        <w:t>reating</w:t>
-      </w:r>
-      <w:r>
-        <w:rPr>
-          <w:rFonts w:ascii="Arial" w:hAnsi="Arial" w:cs="Arial"/>
-          <w:szCs w:val="28"/>
-        </w:rPr>
-        <w:t>, testing, and publishing</w:t>
-      </w:r>
-      <w:r>
-        <w:rPr>
-          <w:rFonts w:ascii="Arial" w:hAnsi="Arial" w:cs="Arial"/>
-          <w:szCs w:val="28"/>
-        </w:rPr>
-        <w:t xml:space="preserve"> R package</w:t>
-      </w:r>
-      <w:r>
-        <w:rPr>
-          <w:rFonts w:ascii="Arial" w:hAnsi="Arial" w:cs="Arial"/>
-          <w:szCs w:val="28"/>
-        </w:rPr>
-        <w:t>s</w:t>
-      </w:r>
-      <w:r>
-        <w:rPr>
-          <w:rFonts w:ascii="Arial" w:hAnsi="Arial" w:cs="Arial"/>
-          <w:szCs w:val="28"/>
-        </w:rPr>
-        <w:t>, as well as</w:t>
-      </w:r>
-      <w:r>
-        <w:rPr>
-          <w:rFonts w:ascii="Arial" w:hAnsi="Arial" w:cs="Arial"/>
-          <w:szCs w:val="28"/>
-        </w:rPr>
-        <w:t xml:space="preserve"> GitHub website</w:t>
-      </w:r>
-      <w:r>
-        <w:rPr>
-          <w:rFonts w:ascii="Arial" w:hAnsi="Arial" w:cs="Arial"/>
-          <w:szCs w:val="28"/>
-        </w:rPr>
-        <w:t>s</w:t>
-      </w:r>
-      <w:r>
-        <w:rPr>
-          <w:rFonts w:ascii="Arial" w:hAnsi="Arial" w:cs="Arial"/>
-          <w:szCs w:val="28"/>
-        </w:rPr>
-        <w:t xml:space="preserve"> for</w:t>
-      </w:r>
-      <w:r>
-        <w:rPr>
-          <w:rFonts w:ascii="Arial" w:hAnsi="Arial" w:cs="Arial"/>
-          <w:szCs w:val="28"/>
-        </w:rPr>
-        <w:t xml:space="preserve"> said</w:t>
-      </w:r>
-      <w:r>
-        <w:rPr>
-          <w:rFonts w:ascii="Arial" w:hAnsi="Arial" w:cs="Arial"/>
-          <w:szCs w:val="28"/>
-        </w:rPr>
-        <w:t xml:space="preserve"> package</w:t>
-      </w:r>
-      <w:r>
-        <w:rPr>
-          <w:rFonts w:ascii="Arial" w:hAnsi="Arial" w:cs="Arial"/>
-          <w:szCs w:val="28"/>
-        </w:rPr>
-        <w:t>s</w:t>
-      </w:r>
-      <w:r>
-        <w:rPr>
-          <w:rFonts w:ascii="Arial" w:hAnsi="Arial" w:cs="Arial"/>
-          <w:szCs w:val="28"/>
-        </w:rPr>
-        <w:t>,</w:t>
-      </w:r>
-      <w:r>
-        <w:rPr>
-          <w:rFonts w:ascii="Arial" w:hAnsi="Arial" w:cs="Arial"/>
-          <w:szCs w:val="28"/>
-        </w:rPr>
-        <w:t xml:space="preserve"> via</w:t>
+        <w:t xml:space="preserve">MATLAB. </w:t>
+      </w:r>
+    </w:p>
+    <w:p>
+      <w:pPr>
+        <w:tabs>
+          <w:tab w:val="right" w:pos="9360"/>
+        </w:tabs>
+        <w:rPr>
+          <w:rFonts w:ascii="Arial" w:hAnsi="Arial" w:cs="Arial"/>
+          <w:szCs w:val="28"/>
+        </w:rPr>
+      </w:pPr>
+    </w:p>
+    <w:p>
+      <w:pPr>
+        <w:tabs>
+          <w:tab w:val="right" w:pos="9360"/>
+        </w:tabs>
+        <w:rPr>
+          <w:rFonts w:ascii="Arial" w:hAnsi="Arial" w:cs="Arial"/>
+          <w:b/>
+          <w:sz w:val="28"/>
+          <w:szCs w:val="28"/>
+          <w:u w:val="single"/>
+        </w:rPr>
+      </w:pPr>
+      <w:r>
+        <w:rPr>
+          <w:rFonts w:ascii="Arial" w:hAnsi="Arial" w:cs="Arial"/>
+          <w:b/>
+          <w:sz w:val="28"/>
+          <w:szCs w:val="28"/>
+          <w:u w:val="single"/>
+        </w:rPr>
+        <w:t>Certifications</w:t>
+      </w:r>
+    </w:p>
+    <w:p>
+      <w:pPr>
+        <w:tabs>
+          <w:tab w:val="right" w:pos="9360"/>
+        </w:tabs>
+        <w:rPr>
+          <w:rFonts w:ascii="Arial" w:hAnsi="Arial" w:cs="Arial"/>
+          <w:szCs w:val="28"/>
+        </w:rPr>
+      </w:pPr>
+      <w:r>
+        <w:rPr>
+          <w:rFonts w:ascii="Arial" w:hAnsi="Arial" w:cs="Arial"/>
+          <w:szCs w:val="28"/>
+        </w:rPr>
+        <w:t xml:space="preserve">Canadian Red Cross </w:t>
+      </w:r>
+      <w:r>
+        <w:rPr>
+          <w:rFonts w:ascii="Arial" w:hAnsi="Arial" w:cs="Arial"/>
+          <w:szCs w:val="28"/>
+        </w:rPr>
+        <w:t xml:space="preserve">Remote First Aid </w:t>
+      </w:r>
+      <w:r>
+        <w:rPr>
+          <w:rFonts w:ascii="Arial" w:hAnsi="Arial" w:cs="Arial"/>
+          <w:szCs w:val="28"/>
+        </w:rPr>
+        <w:t>with CPR-C</w:t>
       </w:r>
       <w:r>
         <w:rPr>
@@ -8778,572 +9145,6 @@
         </w:rPr>
         <w:t xml:space="preserve"> </w:t>
       </w:r>
-      <w:proofErr w:type="spellStart"/>
-      <w:r>
-        <w:rPr>
-          <w:rFonts w:ascii="Arial" w:hAnsi="Arial" w:cs="Arial"/>
-          <w:szCs w:val="28"/>
-        </w:rPr>
-        <w:t>devtools</w:t>
-      </w:r>
-      <w:proofErr w:type="spellEnd"/>
-      <w:r>
-        <w:rPr>
-          <w:rFonts w:ascii="Arial" w:hAnsi="Arial" w:cs="Arial"/>
-          <w:szCs w:val="28"/>
-        </w:rPr>
-        <w:t xml:space="preserve">, </w:t>
-      </w:r>
-      <w:proofErr w:type="spellStart"/>
-      <w:r>
-        <w:rPr>
-          <w:rFonts w:ascii="Arial" w:hAnsi="Arial" w:cs="Arial"/>
-          <w:szCs w:val="28"/>
-        </w:rPr>
-        <w:t>usethis</w:t>
-      </w:r>
-      <w:proofErr w:type="spellEnd"/>
-      <w:r>
-        <w:rPr>
-          <w:rFonts w:ascii="Arial" w:hAnsi="Arial" w:cs="Arial"/>
-          <w:szCs w:val="28"/>
-        </w:rPr>
-        <w:t xml:space="preserve">, </w:t>
-      </w:r>
-      <w:proofErr w:type="spellStart"/>
-      <w:r>
-        <w:rPr>
-          <w:rFonts w:ascii="Arial" w:hAnsi="Arial" w:cs="Arial"/>
-          <w:szCs w:val="28"/>
-        </w:rPr>
-        <w:t>testthat</w:t>
-      </w:r>
-      <w:proofErr w:type="spellEnd"/>
-      <w:r>
-        <w:rPr>
-          <w:rFonts w:ascii="Arial" w:hAnsi="Arial" w:cs="Arial"/>
-          <w:szCs w:val="28"/>
-        </w:rPr>
-        <w:t xml:space="preserve">, roxygen2, </w:t>
-      </w:r>
-      <w:proofErr w:type="spellStart"/>
-      <w:r>
-        <w:rPr>
-          <w:rFonts w:ascii="Arial" w:hAnsi="Arial" w:cs="Arial"/>
-          <w:szCs w:val="28"/>
-        </w:rPr>
-        <w:t>rlang</w:t>
-      </w:r>
-      <w:proofErr w:type="spellEnd"/>
-      <w:r>
-        <w:rPr>
-          <w:rFonts w:ascii="Arial" w:hAnsi="Arial" w:cs="Arial"/>
-          <w:szCs w:val="28"/>
-        </w:rPr>
-        <w:t xml:space="preserve">, </w:t>
-      </w:r>
-      <w:proofErr w:type="spellStart"/>
-      <w:r>
-        <w:rPr>
-          <w:rFonts w:ascii="Arial" w:hAnsi="Arial" w:cs="Arial"/>
-          <w:szCs w:val="28"/>
-        </w:rPr>
-        <w:t>pkgdown</w:t>
-      </w:r>
-      <w:proofErr w:type="spellEnd"/>
-      <w:r>
-        <w:rPr>
-          <w:rFonts w:ascii="Arial" w:hAnsi="Arial" w:cs="Arial"/>
-          <w:szCs w:val="28"/>
-        </w:rPr>
-        <w:t xml:space="preserve">, </w:t>
-      </w:r>
-      <w:proofErr w:type="spellStart"/>
-      <w:r>
-        <w:rPr>
-          <w:rFonts w:ascii="Arial" w:hAnsi="Arial" w:cs="Arial"/>
-          <w:szCs w:val="28"/>
-        </w:rPr>
-        <w:t>knitr</w:t>
-      </w:r>
-      <w:proofErr w:type="spellEnd"/>
-      <w:r>
-        <w:rPr>
-          <w:rFonts w:ascii="Arial" w:hAnsi="Arial" w:cs="Arial"/>
-          <w:szCs w:val="28"/>
-        </w:rPr>
-        <w:t>, etc.</w:t>
-      </w:r>
-    </w:p>
-    <w:p>
-      <w:pPr>
-        <w:tabs>
-          <w:tab w:val="right" w:pos="9360"/>
-        </w:tabs>
-        <w:rPr>
-          <w:rFonts w:ascii="Arial" w:hAnsi="Arial" w:cs="Arial"/>
-          <w:szCs w:val="28"/>
-        </w:rPr>
-      </w:pPr>
-      <w:r>
-        <w:rPr>
-          <w:rFonts w:ascii="Arial" w:hAnsi="Arial" w:cs="Arial"/>
-          <w:b/>
-          <w:bCs/>
-          <w:szCs w:val="28"/>
-        </w:rPr>
-        <w:t>GitH</w:t>
-      </w:r>
-      <w:r>
-        <w:rPr>
-          <w:rFonts w:ascii="Arial" w:hAnsi="Arial" w:cs="Arial"/>
-          <w:b/>
-          <w:bCs/>
-          <w:szCs w:val="28"/>
-        </w:rPr>
-        <w:t>ub</w:t>
-      </w:r>
-      <w:r>
-        <w:rPr>
-          <w:rFonts w:ascii="Arial" w:hAnsi="Arial" w:cs="Arial"/>
-          <w:b/>
-          <w:bCs/>
-          <w:szCs w:val="28"/>
-        </w:rPr>
-        <w:t>:</w:t>
-      </w:r>
-      <w:r>
-        <w:rPr>
-          <w:rFonts w:ascii="Arial" w:hAnsi="Arial" w:cs="Arial"/>
-          <w:b/>
-          <w:bCs/>
-          <w:szCs w:val="28"/>
-        </w:rPr>
-        <w:t xml:space="preserve"> </w:t>
-      </w:r>
-      <w:r>
-        <w:rPr>
-          <w:rFonts w:ascii="Arial" w:hAnsi="Arial" w:cs="Arial"/>
-          <w:szCs w:val="28"/>
-        </w:rPr>
-        <w:t xml:space="preserve">creating GitHub websites, </w:t>
-      </w:r>
-      <w:r>
-        <w:rPr>
-          <w:rFonts w:ascii="Arial" w:hAnsi="Arial" w:cs="Arial"/>
-          <w:szCs w:val="28"/>
-        </w:rPr>
-        <w:t xml:space="preserve">collaborating </w:t>
-      </w:r>
-      <w:r>
-        <w:rPr>
-          <w:rFonts w:ascii="Arial" w:hAnsi="Arial" w:cs="Arial"/>
-          <w:szCs w:val="28"/>
-        </w:rPr>
-        <w:t>on R-based projects</w:t>
-      </w:r>
-      <w:r>
-        <w:rPr>
-          <w:rFonts w:ascii="Arial" w:hAnsi="Arial" w:cs="Arial"/>
-          <w:szCs w:val="28"/>
-        </w:rPr>
-        <w:t>,</w:t>
-      </w:r>
-      <w:r>
-        <w:rPr>
-          <w:rFonts w:ascii="Arial" w:hAnsi="Arial" w:cs="Arial"/>
-          <w:szCs w:val="28"/>
-        </w:rPr>
-        <w:t xml:space="preserve"> </w:t>
-      </w:r>
-      <w:r>
-        <w:rPr>
-          <w:rFonts w:ascii="Arial" w:hAnsi="Arial" w:cs="Arial"/>
-          <w:szCs w:val="28"/>
-        </w:rPr>
-        <w:t>archiving data &amp; R code</w:t>
-      </w:r>
-      <w:r>
-        <w:rPr>
-          <w:rFonts w:ascii="Arial" w:hAnsi="Arial" w:cs="Arial"/>
-          <w:szCs w:val="28"/>
-        </w:rPr>
-        <w:t xml:space="preserve">. </w:t>
-      </w:r>
-    </w:p>
-    <w:p>
-      <w:pPr>
-        <w:tabs>
-          <w:tab w:val="right" w:pos="9360"/>
-        </w:tabs>
-        <w:rPr>
-          <w:rFonts w:ascii="Arial" w:hAnsi="Arial" w:cs="Arial"/>
-          <w:szCs w:val="28"/>
-        </w:rPr>
-      </w:pPr>
-      <w:r>
-        <w:rPr>
-          <w:rFonts w:ascii="Arial" w:hAnsi="Arial" w:cs="Arial"/>
-          <w:b/>
-          <w:bCs/>
-          <w:szCs w:val="28"/>
-        </w:rPr>
-        <w:t>GIS</w:t>
-      </w:r>
-      <w:r>
-        <w:rPr>
-          <w:rFonts w:ascii="Arial" w:hAnsi="Arial" w:cs="Arial"/>
-          <w:b/>
-          <w:bCs/>
-          <w:szCs w:val="28"/>
-        </w:rPr>
-        <w:t xml:space="preserve">: </w:t>
-      </w:r>
-      <w:r>
-        <w:rPr>
-          <w:rFonts w:ascii="Arial" w:hAnsi="Arial" w:cs="Arial"/>
-          <w:szCs w:val="28"/>
-        </w:rPr>
-        <w:t>ArcGI</w:t>
-      </w:r>
-      <w:r>
-        <w:rPr>
-          <w:rFonts w:ascii="Arial" w:hAnsi="Arial" w:cs="Arial"/>
-          <w:szCs w:val="28"/>
-        </w:rPr>
-        <w:t>S</w:t>
-      </w:r>
-      <w:r>
-        <w:rPr>
-          <w:rFonts w:ascii="Arial" w:hAnsi="Arial" w:cs="Arial"/>
-          <w:szCs w:val="28"/>
-        </w:rPr>
-        <w:t xml:space="preserve"> and QGIS.</w:t>
-      </w:r>
-    </w:p>
-    <w:p>
-      <w:pPr>
-        <w:tabs>
-          <w:tab w:val="right" w:pos="9360"/>
-        </w:tabs>
-        <w:rPr>
-          <w:rFonts w:ascii="Arial" w:hAnsi="Arial" w:cs="Arial"/>
-          <w:szCs w:val="28"/>
-        </w:rPr>
-      </w:pPr>
-      <w:r>
-        <w:rPr>
-          <w:rFonts w:ascii="Arial" w:hAnsi="Arial" w:cs="Arial"/>
-          <w:b/>
-          <w:bCs/>
-          <w:szCs w:val="28"/>
-        </w:rPr>
-        <w:t>Image analysis:</w:t>
-      </w:r>
-      <w:r>
-        <w:rPr>
-          <w:rFonts w:ascii="Arial" w:hAnsi="Arial" w:cs="Arial"/>
-          <w:szCs w:val="28"/>
-        </w:rPr>
-        <w:t xml:space="preserve"> </w:t>
-      </w:r>
-      <w:r>
-        <w:rPr>
-          <w:rFonts w:ascii="Arial" w:hAnsi="Arial" w:cs="Arial"/>
-          <w:szCs w:val="28"/>
-        </w:rPr>
-        <w:t>ImageJ</w:t>
-      </w:r>
-      <w:r>
-        <w:rPr>
-          <w:rFonts w:ascii="Arial" w:hAnsi="Arial" w:cs="Arial"/>
-          <w:szCs w:val="28"/>
-        </w:rPr>
-        <w:t>/Fiji,</w:t>
-      </w:r>
-      <w:r>
-        <w:rPr>
-          <w:rFonts w:ascii="Arial" w:hAnsi="Arial" w:cs="Arial"/>
-          <w:szCs w:val="28"/>
-        </w:rPr>
-        <w:t xml:space="preserve"> </w:t>
-      </w:r>
-      <w:proofErr w:type="spellStart"/>
-      <w:r>
-        <w:rPr>
-          <w:rFonts w:ascii="Arial" w:hAnsi="Arial" w:cs="Arial"/>
-          <w:szCs w:val="28"/>
-        </w:rPr>
-        <w:t>ImagePro</w:t>
-      </w:r>
-      <w:proofErr w:type="spellEnd"/>
-      <w:r>
-        <w:rPr>
-          <w:rFonts w:ascii="Arial" w:hAnsi="Arial" w:cs="Arial"/>
-          <w:szCs w:val="28"/>
-        </w:rPr>
-        <w:t xml:space="preserve"> Plus</w:t>
-      </w:r>
-      <w:r>
-        <w:rPr>
-          <w:rFonts w:ascii="Arial" w:hAnsi="Arial" w:cs="Arial"/>
-          <w:szCs w:val="28"/>
-        </w:rPr>
-        <w:t>,</w:t>
-      </w:r>
-      <w:r>
-        <w:rPr>
-          <w:rFonts w:ascii="Arial" w:hAnsi="Arial" w:cs="Arial"/>
-          <w:szCs w:val="28"/>
-        </w:rPr>
-        <w:t xml:space="preserve"> Dragonfly</w:t>
-      </w:r>
-      <w:r>
-        <w:rPr>
-          <w:rFonts w:ascii="Arial" w:hAnsi="Arial" w:cs="Arial"/>
-          <w:szCs w:val="28"/>
-        </w:rPr>
-        <w:t xml:space="preserve"> 3D World</w:t>
-      </w:r>
-      <w:r>
-        <w:rPr>
-          <w:rFonts w:ascii="Arial" w:hAnsi="Arial" w:cs="Arial"/>
-          <w:szCs w:val="28"/>
-        </w:rPr>
-        <w:t xml:space="preserve"> (</w:t>
-      </w:r>
-      <w:proofErr w:type="gramStart"/>
-      <w:r>
-        <w:rPr>
-          <w:rFonts w:ascii="Arial" w:hAnsi="Arial" w:cs="Arial"/>
-          <w:szCs w:val="28"/>
-        </w:rPr>
-        <w:t>micro CT</w:t>
-      </w:r>
-      <w:proofErr w:type="gramEnd"/>
-      <w:r>
-        <w:rPr>
-          <w:rFonts w:ascii="Arial" w:hAnsi="Arial" w:cs="Arial"/>
-          <w:szCs w:val="28"/>
-        </w:rPr>
-        <w:t xml:space="preserve"> image reconstruction)</w:t>
-      </w:r>
-      <w:r>
-        <w:rPr>
-          <w:rFonts w:ascii="Arial" w:hAnsi="Arial" w:cs="Arial"/>
-          <w:szCs w:val="28"/>
-        </w:rPr>
-        <w:t>,</w:t>
-      </w:r>
-      <w:r>
-        <w:rPr>
-          <w:rFonts w:ascii="Arial" w:hAnsi="Arial" w:cs="Arial"/>
-          <w:szCs w:val="28"/>
-        </w:rPr>
-        <w:t xml:space="preserve"> ROXAS</w:t>
-      </w:r>
-      <w:r>
-        <w:rPr>
-          <w:rFonts w:ascii="Arial" w:hAnsi="Arial" w:cs="Arial"/>
-          <w:szCs w:val="28"/>
-        </w:rPr>
-        <w:t>.</w:t>
-      </w:r>
-    </w:p>
-    <w:p>
-      <w:pPr>
-        <w:tabs>
-          <w:tab w:val="right" w:pos="9360"/>
-        </w:tabs>
-        <w:rPr>
-          <w:rFonts w:ascii="Arial" w:hAnsi="Arial" w:cs="Arial"/>
-          <w:szCs w:val="28"/>
-        </w:rPr>
-      </w:pPr>
-      <w:r>
-        <w:rPr>
-          <w:rFonts w:ascii="Arial" w:hAnsi="Arial" w:cs="Arial"/>
-          <w:b/>
-          <w:bCs/>
-          <w:szCs w:val="28"/>
-        </w:rPr>
-        <w:t xml:space="preserve">Miscellaneous software: </w:t>
-      </w:r>
-      <w:proofErr w:type="spellStart"/>
-      <w:r>
-        <w:rPr>
-          <w:rFonts w:ascii="Arial" w:hAnsi="Arial" w:cs="Arial"/>
-          <w:szCs w:val="28"/>
-        </w:rPr>
-        <w:t>lolly</w:t>
-      </w:r>
-      <w:proofErr w:type="spellEnd"/>
-      <w:r>
-        <w:rPr>
-          <w:rFonts w:ascii="Arial" w:hAnsi="Arial" w:cs="Arial"/>
-          <w:szCs w:val="28"/>
-        </w:rPr>
-        <w:t xml:space="preserve">, FV2200, </w:t>
-      </w:r>
-      <w:proofErr w:type="spellStart"/>
-      <w:r>
-        <w:rPr>
-          <w:rFonts w:ascii="Arial" w:hAnsi="Arial" w:cs="Arial"/>
-          <w:szCs w:val="28"/>
-        </w:rPr>
-        <w:t>PicoLog</w:t>
-      </w:r>
-      <w:proofErr w:type="spellEnd"/>
-      <w:r>
-        <w:rPr>
-          <w:rFonts w:ascii="Arial" w:hAnsi="Arial" w:cs="Arial"/>
-          <w:szCs w:val="28"/>
-        </w:rPr>
-        <w:t>, Microsoft Office.</w:t>
-      </w:r>
-    </w:p>
-    <w:p>
-      <w:pPr>
-        <w:tabs>
-          <w:tab w:val="right" w:pos="9360"/>
-        </w:tabs>
-        <w:rPr>
-          <w:rFonts w:ascii="Arial" w:hAnsi="Arial" w:cs="Arial"/>
-          <w:szCs w:val="28"/>
-        </w:rPr>
-      </w:pPr>
-      <w:r>
-        <w:rPr>
-          <w:rFonts w:ascii="Arial" w:hAnsi="Arial" w:cs="Arial"/>
-          <w:b/>
-          <w:bCs/>
-          <w:szCs w:val="28"/>
-        </w:rPr>
-        <w:t>Other languages</w:t>
-      </w:r>
-      <w:r>
-        <w:rPr>
-          <w:rFonts w:ascii="Arial" w:hAnsi="Arial" w:cs="Arial"/>
-          <w:szCs w:val="28"/>
-        </w:rPr>
-        <w:t xml:space="preserve">: </w:t>
-      </w:r>
-      <w:r>
-        <w:rPr>
-          <w:rFonts w:ascii="Arial" w:hAnsi="Arial" w:cs="Arial"/>
-          <w:szCs w:val="28"/>
-        </w:rPr>
-        <w:t>L</w:t>
-      </w:r>
-      <w:r>
-        <w:rPr>
-          <w:rFonts w:ascii="Arial" w:hAnsi="Arial" w:cs="Arial"/>
-          <w:szCs w:val="28"/>
-        </w:rPr>
-        <w:t xml:space="preserve">imited experience with </w:t>
-      </w:r>
-      <w:r>
-        <w:rPr>
-          <w:rFonts w:ascii="Arial" w:hAnsi="Arial" w:cs="Arial"/>
-          <w:szCs w:val="28"/>
-        </w:rPr>
-        <w:t>Python</w:t>
-      </w:r>
-      <w:r>
-        <w:rPr>
-          <w:rFonts w:ascii="Arial" w:hAnsi="Arial" w:cs="Arial"/>
-          <w:szCs w:val="28"/>
-        </w:rPr>
-        <w:t xml:space="preserve"> and</w:t>
-      </w:r>
-      <w:r>
-        <w:rPr>
-          <w:rFonts w:ascii="Arial" w:hAnsi="Arial" w:cs="Arial"/>
-          <w:szCs w:val="28"/>
-        </w:rPr>
-        <w:t xml:space="preserve"> </w:t>
-      </w:r>
-      <w:r>
-        <w:rPr>
-          <w:rFonts w:ascii="Arial" w:hAnsi="Arial" w:cs="Arial"/>
-          <w:szCs w:val="28"/>
-        </w:rPr>
-        <w:t xml:space="preserve">MATLAB. </w:t>
-      </w:r>
-    </w:p>
-    <w:p>
-      <w:pPr>
-        <w:tabs>
-          <w:tab w:val="right" w:pos="9360"/>
-        </w:tabs>
-        <w:rPr>
-          <w:rFonts w:ascii="Arial" w:hAnsi="Arial" w:cs="Arial"/>
-          <w:szCs w:val="28"/>
-        </w:rPr>
-      </w:pPr>
-    </w:p>
-    <w:p>
-      <w:pPr>
-        <w:tabs>
-          <w:tab w:val="right" w:pos="9360"/>
-        </w:tabs>
-        <w:rPr>
-          <w:rFonts w:ascii="Arial" w:hAnsi="Arial" w:cs="Arial"/>
-          <w:b/>
-          <w:sz w:val="28"/>
-          <w:szCs w:val="28"/>
-          <w:u w:val="single"/>
-        </w:rPr>
-      </w:pPr>
-      <w:r>
-        <w:rPr>
-          <w:rFonts w:ascii="Arial" w:hAnsi="Arial" w:cs="Arial"/>
-          <w:b/>
-          <w:sz w:val="28"/>
-          <w:szCs w:val="28"/>
-          <w:u w:val="single"/>
-        </w:rPr>
-        <w:t>Certifications</w:t>
-      </w:r>
-    </w:p>
-    <w:p>
-      <w:pPr>
-        <w:tabs>
-          <w:tab w:val="right" w:pos="9360"/>
-        </w:tabs>
-        <w:rPr>
-          <w:rFonts w:ascii="Arial" w:hAnsi="Arial" w:cs="Arial"/>
-          <w:szCs w:val="28"/>
-        </w:rPr>
-      </w:pPr>
-      <w:r>
-        <w:rPr>
-          <w:rFonts w:ascii="Arial" w:hAnsi="Arial" w:cs="Arial"/>
-          <w:szCs w:val="28"/>
-        </w:rPr>
-        <w:t xml:space="preserve">Canadian Red Cross </w:t>
-      </w:r>
-      <w:r>
-        <w:rPr>
-          <w:rFonts w:ascii="Arial" w:hAnsi="Arial" w:cs="Arial"/>
-          <w:szCs w:val="28"/>
-        </w:rPr>
-        <w:t xml:space="preserve">Remote First Aid </w:t>
-      </w:r>
-      <w:r>
-        <w:rPr>
-          <w:rFonts w:ascii="Arial" w:hAnsi="Arial" w:cs="Arial"/>
-          <w:szCs w:val="28"/>
-        </w:rPr>
-        <w:t>with CPR-C</w:t>
-      </w:r>
-      <w:r>
-        <w:rPr>
-          <w:rFonts w:ascii="Arial" w:hAnsi="Arial" w:cs="Arial"/>
-          <w:szCs w:val="28"/>
-        </w:rPr>
-        <w:t xml:space="preserve"> </w:t>
-      </w:r>
       <w:r>
         <w:rPr>
           <w:rFonts w:ascii="Arial" w:hAnsi="Arial" w:cs="Arial"/>
@@ -9356,7 +9157,7 @@
           <w:rFonts w:ascii="Arial" w:hAnsi="Arial" w:cs="Arial"/>
           <w:szCs w:val="28"/>
         </w:rPr>
-        <w:t>valid until July 2025</w:t>
+        <w:t>expired</w:t>
       </w:r>
       <w:r>
         <w:rPr>
@@ -9454,7 +9255,21 @@
           <w:rFonts w:ascii="Arial" w:hAnsi="Arial" w:cs="Arial"/>
           <w:szCs w:val="28"/>
         </w:rPr>
-        <w:t>Varsity Outdoor Club member (University of British Columbia).</w:t>
+        <w:t>Varsity Outdoor Club member (</w:t>
+      </w:r>
+      <w:r>
+        <w:rPr>
+          <w:rFonts w:ascii="Arial" w:hAnsi="Arial" w:cs="Arial"/>
+          <w:szCs w:val="28"/>
+        </w:rPr>
+        <w:t xml:space="preserve">The </w:t>
+      </w:r>
+      <w:r>
+        <w:rPr>
+          <w:rFonts w:ascii="Arial" w:hAnsi="Arial" w:cs="Arial"/>
+          <w:szCs w:val="28"/>
+        </w:rPr>
+        <w:t>University of British Columbia).</w:t>
       </w:r>
     </w:p>
     <w:p>
@@ -9679,23 +9494,7 @@
           <w:rFonts w:ascii="Arial" w:hAnsi="Arial" w:cs="Arial"/>
           <w:bCs/>
         </w:rPr>
-        <w:t>” (</w:t>
-      </w:r>
-      <w:proofErr w:type="gramStart"/>
-      <w:r>
-        <w:rPr>
-          <w:rFonts w:ascii="Arial" w:hAnsi="Arial" w:cs="Arial"/>
-          <w:bCs/>
-        </w:rPr>
-        <w:t>March,</w:t>
-      </w:r>
-      <w:proofErr w:type="gramEnd"/>
-      <w:r>
-        <w:rPr>
-          <w:rFonts w:ascii="Arial" w:hAnsi="Arial" w:cs="Arial"/>
-          <w:bCs/>
-        </w:rPr>
-        <w:t xml:space="preserve"> 2025). </w:t>
+        <w:t xml:space="preserve">” (March, 2025). </w:t>
       </w:r>
     </w:p>
     <w:p>
@@ -9889,109 +9688,11 @@
         <w:tabs>
           <w:tab w:val="right" w:pos="9360"/>
         </w:tabs>
-        <w:rPr>
-          <w:rFonts w:ascii="Arial" w:hAnsi="Arial" w:cs="Arial"/>
-          <w:b/>
-          <w:sz w:val="28"/>
-          <w:szCs w:val="28"/>
-          <w:u w:val="single"/>
-        </w:rPr>
-      </w:pPr>
-      <w:r>
-        <w:rPr>
-          <w:rFonts w:ascii="Arial" w:hAnsi="Arial" w:cs="Arial"/>
-          <w:b/>
-          <w:sz w:val="28"/>
-          <w:szCs w:val="28"/>
-          <w:u w:val="single"/>
-        </w:rPr>
-        <w:t>Current collaborators</w:t>
-      </w:r>
-    </w:p>
-    <w:p>
-      <w:pPr>
-        <w:tabs>
-          <w:tab w:val="right" w:pos="9360"/>
-        </w:tabs>
-        <w:rPr>
-          <w:rFonts w:ascii="Arial" w:hAnsi="Arial" w:cs="Arial"/>
-          <w:b/>
+        <w:spacing w:line="276" w:lineRule="auto"/>
+        <w:rPr>
+          <w:rFonts w:ascii="Arial" w:hAnsi="Arial" w:cs="Arial"/>
           <w:sz w:val="10"/>
           <w:szCs w:val="10"/>
-          <w:u w:val="single"/>
-        </w:rPr>
-      </w:pPr>
-    </w:p>
-    <w:p>
-      <w:pPr>
-        <w:tabs>
-          <w:tab w:val="left" w:pos="9540"/>
-          <w:tab w:val="left" w:pos="10710"/>
-          <w:tab w:val="right" w:pos="10800"/>
-        </w:tabs>
-        <w:rPr>
-          <w:rFonts w:ascii="Arial" w:hAnsi="Arial" w:cs="Arial"/>
-        </w:rPr>
-      </w:pPr>
-      <w:r>
-        <w:rPr>
-          <w:rFonts w:ascii="Arial" w:hAnsi="Arial" w:cs="Arial"/>
-        </w:rPr>
-        <w:t>Sean T. Michaletz</w:t>
-      </w:r>
-      <w:r>
-        <w:rPr>
-          <w:rFonts w:ascii="Arial" w:hAnsi="Arial" w:cs="Arial"/>
-        </w:rPr>
-        <w:t xml:space="preserve"> (University of British Columbia); </w:t>
-      </w:r>
-      <w:r>
-        <w:rPr>
-          <w:rFonts w:ascii="Arial" w:hAnsi="Arial" w:cs="Arial"/>
-        </w:rPr>
-        <w:t>Kevin E. Mueller, Sarah Blair, and Samuel Leftwich</w:t>
-      </w:r>
-      <w:r>
-        <w:rPr>
-          <w:rFonts w:ascii="Arial" w:hAnsi="Arial" w:cs="Arial"/>
-        </w:rPr>
-        <w:t xml:space="preserve"> (Cleveland State University);</w:t>
-      </w:r>
-      <w:r>
-        <w:rPr>
-          <w:rFonts w:ascii="Arial" w:hAnsi="Arial" w:cs="Arial"/>
-        </w:rPr>
-        <w:t xml:space="preserve"> Sean McMahon (Smithsonian </w:t>
-      </w:r>
-      <w:r>
-        <w:rPr>
-          <w:rFonts w:ascii="Arial" w:hAnsi="Arial" w:cs="Arial"/>
-        </w:rPr>
-        <w:t>Environmental Research Center);</w:t>
-      </w:r>
-      <w:r>
-        <w:rPr>
-          <w:rFonts w:ascii="Arial" w:hAnsi="Arial" w:cs="Arial"/>
-        </w:rPr>
-        <w:t xml:space="preserve"> Sharon Danielson and Juliana Medieros (Case Western Reserve University/Holden Arboretum)</w:t>
-      </w:r>
-      <w:r>
-        <w:rPr>
-          <w:rFonts w:ascii="Arial" w:hAnsi="Arial" w:cs="Arial"/>
-        </w:rPr>
-        <w:t>.</w:t>
-      </w:r>
-    </w:p>
-    <w:p>
-      <w:pPr>
-        <w:tabs>
-          <w:tab w:val="right" w:pos="9360"/>
-        </w:tabs>
-        <w:spacing w:line="276" w:lineRule="auto"/>
-        <w:rPr>
-          <w:rFonts w:ascii="Arial" w:hAnsi="Arial" w:cs="Arial"/>
-          <w:sz w:val="10"/>
-          <w:szCs w:val="10"/>
         </w:rPr>
       </w:pPr>
     </w:p>
@@ -10058,7 +9759,6 @@
         </w:rPr>
         <w:t xml:space="preserve">MSc </w:t>
       </w:r>
-      <w:proofErr w:type="gramStart"/>
       <w:r>
         <w:rPr>
           <w:rFonts w:ascii="Arial" w:hAnsi="Arial" w:cs="Arial"/>
@@ -10081,16 +9781,15 @@
           <w:sz w:val="22"/>
           <w:szCs w:val="22"/>
         </w:rPr>
-        <w:t xml:space="preserve"> </w:t>
-      </w:r>
-      <w:proofErr w:type="gramEnd"/>
+        <w:t xml:space="preserve">        </w:t>
+      </w:r>
       <w:r>
         <w:rPr>
           <w:rFonts w:ascii="Arial" w:hAnsi="Arial" w:cs="Arial"/>
           <w:sz w:val="22"/>
           <w:szCs w:val="22"/>
         </w:rPr>
-        <w:t xml:space="preserve">       </w:t>
+        <w:t xml:space="preserve"> </w:t>
       </w:r>
       <w:r>
         <w:rPr>
@@ -10098,7 +9797,7 @@
           <w:sz w:val="22"/>
           <w:szCs w:val="22"/>
         </w:rPr>
-        <w:t xml:space="preserve"> </w:t>
+        <w:t xml:space="preserve">                    </w:t>
       </w:r>
       <w:r>
         <w:rPr>
@@ -10106,7 +9805,7 @@
           <w:sz w:val="22"/>
           <w:szCs w:val="22"/>
         </w:rPr>
-        <w:t xml:space="preserve">                    </w:t>
+        <w:t>Dr. Sean T. Michaletz</w:t>
       </w:r>
       <w:r>
         <w:rPr>
@@ -10114,7 +9813,7 @@
           <w:sz w:val="22"/>
           <w:szCs w:val="22"/>
         </w:rPr>
-        <w:t>Dr. Sean T. Michaletz</w:t>
+        <w:t xml:space="preserve"> (PhD advisor)</w:t>
       </w:r>
       <w:r>
         <w:rPr>
@@ -10122,35 +9821,35 @@
           <w:sz w:val="22"/>
           <w:szCs w:val="22"/>
         </w:rPr>
-        <w:t xml:space="preserve"> (PhD advisor)</w:t>
-      </w:r>
-      <w:r>
+        <w:t xml:space="preserve">      </w:t>
+      </w:r>
+    </w:p>
+    <w:p>
+      <w:pPr>
+        <w:tabs>
+          <w:tab w:val="right" w:pos="9360"/>
+        </w:tabs>
         <w:rPr>
           <w:rFonts w:ascii="Arial" w:hAnsi="Arial" w:cs="Arial"/>
           <w:sz w:val="22"/>
           <w:szCs w:val="22"/>
         </w:rPr>
-        <w:t xml:space="preserve">      </w:t>
-      </w:r>
-    </w:p>
-    <w:p>
-      <w:pPr>
-        <w:tabs>
-          <w:tab w:val="right" w:pos="9360"/>
-        </w:tabs>
+      </w:pPr>
+      <w:r>
         <w:rPr>
           <w:rFonts w:ascii="Arial" w:hAnsi="Arial" w:cs="Arial"/>
           <w:sz w:val="22"/>
           <w:szCs w:val="22"/>
         </w:rPr>
-      </w:pPr>
+        <w:t xml:space="preserve">Assistant </w:t>
+      </w:r>
       <w:r>
         <w:rPr>
           <w:rFonts w:ascii="Arial" w:hAnsi="Arial" w:cs="Arial"/>
           <w:sz w:val="22"/>
           <w:szCs w:val="22"/>
         </w:rPr>
-        <w:t xml:space="preserve">Assistant </w:t>
+        <w:t>Professo</w:t>
       </w:r>
       <w:r>
         <w:rPr>
@@ -10158,7 +9857,7 @@
           <w:sz w:val="22"/>
           <w:szCs w:val="22"/>
         </w:rPr>
-        <w:t>Professo</w:t>
+        <w:t xml:space="preserve">r                                                       </w:t>
       </w:r>
       <w:r>
         <w:rPr>
@@ -10166,7 +9865,7 @@
           <w:sz w:val="22"/>
           <w:szCs w:val="22"/>
         </w:rPr>
-        <w:t xml:space="preserve">r                                                       </w:t>
+        <w:t>Associate</w:t>
       </w:r>
       <w:r>
         <w:rPr>
@@ -10174,7 +9873,7 @@
           <w:sz w:val="22"/>
           <w:szCs w:val="22"/>
         </w:rPr>
-        <w:t xml:space="preserve">Assistant </w:t>
+        <w:t xml:space="preserve"> </w:t>
       </w:r>
       <w:r>
         <w:rPr>
@@ -10210,25 +9909,23 @@
           <w:sz w:val="22"/>
           <w:szCs w:val="22"/>
         </w:rPr>
-        <w:t xml:space="preserve">                                            </w:t>
-      </w:r>
-      <w:proofErr w:type="spellStart"/>
+        <w:t xml:space="preserve">                                           </w:t>
+      </w:r>
       <w:r>
         <w:rPr>
           <w:rFonts w:ascii="Arial" w:hAnsi="Arial" w:cs="Arial"/>
           <w:sz w:val="22"/>
           <w:szCs w:val="22"/>
         </w:rPr>
-        <w:t>University</w:t>
-      </w:r>
-      <w:proofErr w:type="spellEnd"/>
+        <w:t xml:space="preserve"> The </w:t>
+      </w:r>
       <w:r>
         <w:rPr>
           <w:rFonts w:ascii="Arial" w:hAnsi="Arial" w:cs="Arial"/>
           <w:sz w:val="22"/>
           <w:szCs w:val="22"/>
         </w:rPr>
-        <w:t xml:space="preserve"> of British Columbia</w:t>
+        <w:t>University of British Columbia</w:t>
       </w:r>
     </w:p>
     <w:p>
@@ -10321,7 +10018,7 @@
           <w:sz w:val="22"/>
           <w:szCs w:val="22"/>
         </w:rPr>
-        <w:t>sean.michaletz@botany.ubc.ca</w:t>
+        <w:t>sean.michaletz@ubc.ca</w:t>
       </w:r>
     </w:p>
     <w:sectPr>
@@ -10697,6 +10394,92 @@
     </w:lvl>
   </w:abstractNum>
   <w:abstractNum w:abstractNumId="2" w15:restartNumberingAfterBreak="0">
+    <w:nsid w:val="07B96F01"/>
+    <w:multiLevelType w:val="hybridMultilevel"/>
+    <w:tmpl w:val="B1FA6682"/>
+    <w:lvl w:ilvl="0" w:tplc="0409000F">
+      <w:start w:val="1"/>
+      <w:numFmt w:val="decimal"/>
+      <w:lvlText w:val="%1."/>
+      <w:lvlJc w:val="left"/>
+      <w:pPr>
+        <w:ind w:left="1080" w:hanging="360"/>
+      </w:pPr>
+    </w:lvl>
+    <w:lvl w:ilvl="1" w:tplc="04090019" w:tentative="1">
+      <w:start w:val="1"/>
+      <w:numFmt w:val="lowerLetter"/>
+      <w:lvlText w:val="%2."/>
+      <w:lvlJc w:val="left"/>
+      <w:pPr>
+        <w:ind w:left="1800" w:hanging="360"/>
+      </w:pPr>
+    </w:lvl>
+    <w:lvl w:ilvl="2" w:tplc="0409001B" w:tentative="1">
+      <w:start w:val="1"/>
+      <w:numFmt w:val="lowerRoman"/>
+      <w:lvlText w:val="%3."/>
+      <w:lvlJc w:val="right"/>
+      <w:pPr>
+        <w:ind w:left="2520" w:hanging="180"/>
+      </w:pPr>
+    </w:lvl>
+    <w:lvl w:ilvl="3" w:tplc="0409000F" w:tentative="1">
+      <w:start w:val="1"/>
+      <w:numFmt w:val="decimal"/>
+      <w:lvlText w:val="%4."/>
+      <w:lvlJc w:val="left"/>
+      <w:pPr>
+        <w:ind w:left="3240" w:hanging="360"/>
+      </w:pPr>
+    </w:lvl>
+    <w:lvl w:ilvl="4" w:tplc="04090019" w:tentative="1">
+      <w:start w:val="1"/>
+      <w:numFmt w:val="lowerLetter"/>
+      <w:lvlText w:val="%5."/>
+      <w:lvlJc w:val="left"/>
+      <w:pPr>
+        <w:ind w:left="3960" w:hanging="360"/>
+      </w:pPr>
+    </w:lvl>
+    <w:lvl w:ilvl="5" w:tplc="0409001B" w:tentative="1">
+      <w:start w:val="1"/>
+      <w:numFmt w:val="lowerRoman"/>
+      <w:lvlText w:val="%6."/>
+      <w:lvlJc w:val="right"/>
+      <w:pPr>
+        <w:ind w:left="4680" w:hanging="180"/>
+      </w:pPr>
+    </w:lvl>
+    <w:lvl w:ilvl="6" w:tplc="0409000F" w:tentative="1">
+      <w:start w:val="1"/>
+      <w:numFmt w:val="decimal"/>
+      <w:lvlText w:val="%7."/>
+      <w:lvlJc w:val="left"/>
+      <w:pPr>
+        <w:ind w:left="5400" w:hanging="360"/>
+      </w:pPr>
+    </w:lvl>
+    <w:lvl w:ilvl="7" w:tplc="04090019" w:tentative="1">
+      <w:start w:val="1"/>
+      <w:numFmt w:val="lowerLetter"/>
+      <w:lvlText w:val="%8."/>
+      <w:lvlJc w:val="left"/>
+      <w:pPr>
+        <w:ind w:left="6120" w:hanging="360"/>
+      </w:pPr>
+    </w:lvl>
+    <w:lvl w:ilvl="8" w:tplc="0409001B" w:tentative="1">
+      <w:start w:val="1"/>
+      <w:numFmt w:val="lowerRoman"/>
+      <w:lvlText w:val="%9."/>
+      <w:lvlJc w:val="right"/>
+      <w:pPr>
+        <w:ind w:left="6840" w:hanging="180"/>
+      </w:pPr>
+    </w:lvl>
+  </w:abstractNum>
+  <w:abstractNum w:abstractNumId="3" w15:restartNumberingAfterBreak="0">
     <w:nsid w:val="0BE90EE0"/>
     <w:multiLevelType w:val="hybridMultilevel"/>
     <w:tmpl w:val="093EF10A"/>
@@ -10809,7 +10592,7 @@
       </w:rPr>
     </w:lvl>
   </w:abstractNum>
-  <w:abstractNum w:abstractNumId="3" w15:restartNumberingAfterBreak="0">
+  <w:abstractNum w:abstractNumId="4" w15:restartNumberingAfterBreak="0">
     <w:nsid w:val="0EBA34FD"/>
     <w:multiLevelType w:val="hybridMultilevel"/>
     <w:tmpl w:val="EB92073C"/>
@@ -10922,7 +10705,7 @@
       </w:rPr>
     </w:lvl>
   </w:abstractNum>
-  <w:abstractNum w:abstractNumId="4" w15:restartNumberingAfterBreak="0">
+  <w:abstractNum w:abstractNumId="5" w15:restartNumberingAfterBreak="0">
     <w:nsid w:val="0F682DF2"/>
     <w:multiLevelType w:val="hybridMultilevel"/>
     <w:tmpl w:val="A02A0EBE"/>
@@ -11035,7 +10818,179 @@
       </w:rPr>
     </w:lvl>
   </w:abstractNum>
-  <w:abstractNum w:abstractNumId="5" w15:restartNumberingAfterBreak="0">
+  <w:abstractNum w:abstractNumId="6" w15:restartNumberingAfterBreak="0">
+    <w:nsid w:val="0FA31CC1"/>
+    <w:multiLevelType w:val="hybridMultilevel"/>
+    <w:tmpl w:val="A8CADC76"/>
+    <w:lvl w:ilvl="0" w:tplc="0409000F">
+      <w:start w:val="1"/>
+      <w:numFmt w:val="decimal"/>
+      <w:lvlText w:val="%1."/>
+      <w:lvlJc w:val="left"/>
+      <w:pPr>
+        <w:ind w:left="360" w:hanging="360"/>
+      </w:pPr>
+    </w:lvl>
+    <w:lvl w:ilvl="1" w:tplc="04090019" w:tentative="1">
+      <w:start w:val="1"/>
+      <w:numFmt w:val="lowerLetter"/>
+      <w:lvlText w:val="%2."/>
+      <w:lvlJc w:val="left"/>
+      <w:pPr>
+        <w:ind w:left="1080" w:hanging="360"/>
+      </w:pPr>
+    </w:lvl>
+    <w:lvl w:ilvl="2" w:tplc="0409001B" w:tentative="1">
+      <w:start w:val="1"/>
+      <w:numFmt w:val="lowerRoman"/>
+      <w:lvlText w:val="%3."/>
+      <w:lvlJc w:val="right"/>
+      <w:pPr>
+        <w:ind w:left="1800" w:hanging="180"/>
+      </w:pPr>
+    </w:lvl>
+    <w:lvl w:ilvl="3" w:tplc="0409000F" w:tentative="1">
+      <w:start w:val="1"/>
+      <w:numFmt w:val="decimal"/>
+      <w:lvlText w:val="%4."/>
+      <w:lvlJc w:val="left"/>
+      <w:pPr>
+        <w:ind w:left="2520" w:hanging="360"/>
+      </w:pPr>
+    </w:lvl>
+    <w:lvl w:ilvl="4" w:tplc="04090019" w:tentative="1">
+      <w:start w:val="1"/>
+      <w:numFmt w:val="lowerLetter"/>
+      <w:lvlText w:val="%5."/>
+      <w:lvlJc w:val="left"/>
+      <w:pPr>
+        <w:ind w:left="3240" w:hanging="360"/>
+      </w:pPr>
+    </w:lvl>
+    <w:lvl w:ilvl="5" w:tplc="0409001B" w:tentative="1">
+      <w:start w:val="1"/>
+      <w:numFmt w:val="lowerRoman"/>
+      <w:lvlText w:val="%6."/>
+      <w:lvlJc w:val="right"/>
+      <w:pPr>
+        <w:ind w:left="3960" w:hanging="180"/>
+      </w:pPr>
+    </w:lvl>
+    <w:lvl w:ilvl="6" w:tplc="0409000F" w:tentative="1">
+      <w:start w:val="1"/>
+      <w:numFmt w:val="decimal"/>
+      <w:lvlText w:val="%7."/>
+      <w:lvlJc w:val="left"/>
+      <w:pPr>
+        <w:ind w:left="4680" w:hanging="360"/>
+      </w:pPr>
+    </w:lvl>
+    <w:lvl w:ilvl="7" w:tplc="04090019" w:tentative="1">
+      <w:start w:val="1"/>
+      <w:numFmt w:val="lowerLetter"/>
+      <w:lvlText w:val="%8."/>
+      <w:lvlJc w:val="left"/>
+      <w:pPr>
+        <w:ind w:left="5400" w:hanging="360"/>
+      </w:pPr>
+    </w:lvl>
+    <w:lvl w:ilvl="8" w:tplc="0409001B" w:tentative="1">
+      <w:start w:val="1"/>
+      <w:numFmt w:val="lowerRoman"/>
+      <w:lvlText w:val="%9."/>
+      <w:lvlJc w:val="right"/>
+      <w:pPr>
+        <w:ind w:left="6120" w:hanging="180"/>
+      </w:pPr>
+    </w:lvl>
+  </w:abstractNum>
+  <w:abstractNum w:abstractNumId="7" w15:restartNumberingAfterBreak="0">
+    <w:nsid w:val="162128C7"/>
+    <w:multiLevelType w:val="hybridMultilevel"/>
+    <w:tmpl w:val="EB5A730C"/>
+    <w:lvl w:ilvl="0" w:tplc="0409000F">
+      <w:start w:val="1"/>
+      <w:numFmt w:val="decimal"/>
+      <w:lvlText w:val="%1."/>
+      <w:lvlJc w:val="left"/>
+      <w:pPr>
+        <w:ind w:left="1080" w:hanging="360"/>
+      </w:pPr>
+    </w:lvl>
+    <w:lvl w:ilvl="1" w:tplc="04090019" w:tentative="1">
+      <w:start w:val="1"/>
+      <w:numFmt w:val="lowerLetter"/>
+      <w:lvlText w:val="%2."/>
+      <w:lvlJc w:val="left"/>
+      <w:pPr>
+        <w:ind w:left="1800" w:hanging="360"/>
+      </w:pPr>
+    </w:lvl>
+    <w:lvl w:ilvl="2" w:tplc="0409001B" w:tentative="1">
+      <w:start w:val="1"/>
+      <w:numFmt w:val="lowerRoman"/>
+      <w:lvlText w:val="%3."/>
+      <w:lvlJc w:val="right"/>
+      <w:pPr>
+        <w:ind w:left="2520" w:hanging="180"/>
+      </w:pPr>
+    </w:lvl>
+    <w:lvl w:ilvl="3" w:tplc="0409000F" w:tentative="1">
+      <w:start w:val="1"/>
+      <w:numFmt w:val="decimal"/>
+      <w:lvlText w:val="%4."/>
+      <w:lvlJc w:val="left"/>
+      <w:pPr>
+        <w:ind w:left="3240" w:hanging="360"/>
+      </w:pPr>
+    </w:lvl>
+    <w:lvl w:ilvl="4" w:tplc="04090019" w:tentative="1">
+      <w:start w:val="1"/>
+      <w:numFmt w:val="lowerLetter"/>
+      <w:lvlText w:val="%5."/>
+      <w:lvlJc w:val="left"/>
+      <w:pPr>
+        <w:ind w:left="3960" w:hanging="360"/>
+      </w:pPr>
+    </w:lvl>
+    <w:lvl w:ilvl="5" w:tplc="0409001B" w:tentative="1">
+      <w:start w:val="1"/>
+      <w:numFmt w:val="lowerRoman"/>
+      <w:lvlText w:val="%6."/>
+      <w:lvlJc w:val="right"/>
+      <w:pPr>
+        <w:ind w:left="4680" w:hanging="180"/>
+      </w:pPr>
+    </w:lvl>
+    <w:lvl w:ilvl="6" w:tplc="0409000F" w:tentative="1">
+      <w:start w:val="1"/>
+      <w:numFmt w:val="decimal"/>
+      <w:lvlText w:val="%7."/>
+      <w:lvlJc w:val="left"/>
+      <w:pPr>
+        <w:ind w:left="5400" w:hanging="360"/>
+      </w:pPr>
+    </w:lvl>
+    <w:lvl w:ilvl="7" w:tplc="04090019" w:tentative="1">
+      <w:start w:val="1"/>
+      <w:numFmt w:val="lowerLetter"/>
+      <w:lvlText w:val="%8."/>
+      <w:lvlJc w:val="left"/>
+      <w:pPr>
+        <w:ind w:left="6120" w:hanging="360"/>
+      </w:pPr>
+    </w:lvl>
+    <w:lvl w:ilvl="8" w:tplc="0409001B" w:tentative="1">
+      <w:start w:val="1"/>
+      <w:numFmt w:val="lowerRoman"/>
+      <w:lvlText w:val="%9."/>
+      <w:lvlJc w:val="right"/>
+      <w:pPr>
+        <w:ind w:left="6840" w:hanging="180"/>
+      </w:pPr>
+    </w:lvl>
+  </w:abstractNum>
+  <w:abstractNum w:abstractNumId="8" w15:restartNumberingAfterBreak="0">
     <w:nsid w:val="16240712"/>
     <w:multiLevelType w:val="hybridMultilevel"/>
     <w:tmpl w:val="BD7CE9BA"/>
@@ -11148,7 +11103,7 @@
       </w:rPr>
     </w:lvl>
   </w:abstractNum>
-  <w:abstractNum w:abstractNumId="6" w15:restartNumberingAfterBreak="0">
+  <w:abstractNum w:abstractNumId="9" w15:restartNumberingAfterBreak="0">
     <w:nsid w:val="1B9C700D"/>
     <w:multiLevelType w:val="hybridMultilevel"/>
     <w:tmpl w:val="16B2FA1A"/>
@@ -11237,7 +11192,7 @@
       </w:pPr>
     </w:lvl>
   </w:abstractNum>
-  <w:abstractNum w:abstractNumId="7" w15:restartNumberingAfterBreak="0">
+  <w:abstractNum w:abstractNumId="10" w15:restartNumberingAfterBreak="0">
     <w:nsid w:val="1E381380"/>
     <w:multiLevelType w:val="hybridMultilevel"/>
     <w:tmpl w:val="8D8EF536"/>
@@ -11350,7 +11305,7 @@
       </w:rPr>
     </w:lvl>
   </w:abstractNum>
-  <w:abstractNum w:abstractNumId="8" w15:restartNumberingAfterBreak="0">
+  <w:abstractNum w:abstractNumId="11" w15:restartNumberingAfterBreak="0">
     <w:nsid w:val="1E501F97"/>
     <w:multiLevelType w:val="hybridMultilevel"/>
     <w:tmpl w:val="A3849294"/>
@@ -11463,7 +11418,7 @@
       </w:rPr>
     </w:lvl>
   </w:abstractNum>
-  <w:abstractNum w:abstractNumId="9" w15:restartNumberingAfterBreak="0">
+  <w:abstractNum w:abstractNumId="12" w15:restartNumberingAfterBreak="0">
     <w:nsid w:val="20337D18"/>
     <w:multiLevelType w:val="hybridMultilevel"/>
     <w:tmpl w:val="B0C4CD0A"/>
@@ -11576,7 +11531,7 @@
       </w:rPr>
     </w:lvl>
   </w:abstractNum>
-  <w:abstractNum w:abstractNumId="10" w15:restartNumberingAfterBreak="0">
+  <w:abstractNum w:abstractNumId="13" w15:restartNumberingAfterBreak="0">
     <w:nsid w:val="23256B99"/>
     <w:multiLevelType w:val="hybridMultilevel"/>
     <w:tmpl w:val="1DB2BABC"/>
@@ -11689,7 +11644,7 @@
       </w:rPr>
     </w:lvl>
   </w:abstractNum>
-  <w:abstractNum w:abstractNumId="11" w15:restartNumberingAfterBreak="0">
+  <w:abstractNum w:abstractNumId="14" w15:restartNumberingAfterBreak="0">
     <w:nsid w:val="23622259"/>
     <w:multiLevelType w:val="hybridMultilevel"/>
     <w:tmpl w:val="914223C4"/>
@@ -11778,7 +11733,7 @@
       </w:pPr>
     </w:lvl>
   </w:abstractNum>
-  <w:abstractNum w:abstractNumId="12" w15:restartNumberingAfterBreak="0">
+  <w:abstractNum w:abstractNumId="15" w15:restartNumberingAfterBreak="0">
     <w:nsid w:val="244F352F"/>
     <w:multiLevelType w:val="hybridMultilevel"/>
     <w:tmpl w:val="3E78DB70"/>
@@ -11891,7 +11846,7 @@
       </w:rPr>
     </w:lvl>
   </w:abstractNum>
-  <w:abstractNum w:abstractNumId="13" w15:restartNumberingAfterBreak="0">
+  <w:abstractNum w:abstractNumId="16" w15:restartNumberingAfterBreak="0">
     <w:nsid w:val="2835344E"/>
     <w:multiLevelType w:val="hybridMultilevel"/>
     <w:tmpl w:val="34C494BC"/>
@@ -11980,7 +11935,7 @@
       </w:pPr>
     </w:lvl>
   </w:abstractNum>
-  <w:abstractNum w:abstractNumId="14" w15:restartNumberingAfterBreak="0">
+  <w:abstractNum w:abstractNumId="17" w15:restartNumberingAfterBreak="0">
     <w:nsid w:val="2C920EC0"/>
     <w:multiLevelType w:val="hybridMultilevel"/>
     <w:tmpl w:val="270079DC"/>
@@ -12093,7 +12048,7 @@
       </w:rPr>
     </w:lvl>
   </w:abstractNum>
-  <w:abstractNum w:abstractNumId="15" w15:restartNumberingAfterBreak="0">
+  <w:abstractNum w:abstractNumId="18" w15:restartNumberingAfterBreak="0">
     <w:nsid w:val="30515414"/>
     <w:multiLevelType w:val="hybridMultilevel"/>
     <w:tmpl w:val="A2AACDE0"/>
@@ -12206,7 +12161,7 @@
       </w:rPr>
     </w:lvl>
   </w:abstractNum>
-  <w:abstractNum w:abstractNumId="16" w15:restartNumberingAfterBreak="0">
+  <w:abstractNum w:abstractNumId="19" w15:restartNumberingAfterBreak="0">
     <w:nsid w:val="325A69CB"/>
     <w:multiLevelType w:val="hybridMultilevel"/>
     <w:tmpl w:val="4822A82A"/>
@@ -12319,7 +12274,7 @@
       </w:rPr>
     </w:lvl>
   </w:abstractNum>
-  <w:abstractNum w:abstractNumId="17" w15:restartNumberingAfterBreak="0">
+  <w:abstractNum w:abstractNumId="20" w15:restartNumberingAfterBreak="0">
     <w:nsid w:val="33520DEA"/>
     <w:multiLevelType w:val="hybridMultilevel"/>
     <w:tmpl w:val="E3827CBE"/>
@@ -12432,7 +12387,7 @@
       </w:rPr>
     </w:lvl>
   </w:abstractNum>
-  <w:abstractNum w:abstractNumId="18" w15:restartNumberingAfterBreak="0">
+  <w:abstractNum w:abstractNumId="21" w15:restartNumberingAfterBreak="0">
     <w:nsid w:val="346C4A55"/>
     <w:multiLevelType w:val="hybridMultilevel"/>
     <w:tmpl w:val="E0EE84AC"/>
@@ -12545,7 +12500,7 @@
       </w:rPr>
     </w:lvl>
   </w:abstractNum>
-  <w:abstractNum w:abstractNumId="19" w15:restartNumberingAfterBreak="0">
+  <w:abstractNum w:abstractNumId="22" w15:restartNumberingAfterBreak="0">
     <w:nsid w:val="357D2EBA"/>
     <w:multiLevelType w:val="hybridMultilevel"/>
     <w:tmpl w:val="8F50935A"/>
@@ -12631,7 +12586,93 @@
       </w:pPr>
     </w:lvl>
   </w:abstractNum>
-  <w:abstractNum w:abstractNumId="20" w15:restartNumberingAfterBreak="0">
+  <w:abstractNum w:abstractNumId="23" w15:restartNumberingAfterBreak="0">
+    <w:nsid w:val="3928799A"/>
+    <w:multiLevelType w:val="hybridMultilevel"/>
+    <w:tmpl w:val="ADB2F094"/>
+    <w:lvl w:ilvl="0" w:tplc="0409000F">
+      <w:start w:val="1"/>
+      <w:numFmt w:val="decimal"/>
+      <w:lvlText w:val="%1."/>
+      <w:lvlJc w:val="left"/>
+      <w:pPr>
+        <w:ind w:left="720" w:hanging="360"/>
+      </w:pPr>
+    </w:lvl>
+    <w:lvl w:ilvl="1" w:tplc="04090019" w:tentative="1">
+      <w:start w:val="1"/>
+      <w:numFmt w:val="lowerLetter"/>
+      <w:lvlText w:val="%2."/>
+      <w:lvlJc w:val="left"/>
+      <w:pPr>
+        <w:ind w:left="1440" w:hanging="360"/>
+      </w:pPr>
+    </w:lvl>
+    <w:lvl w:ilvl="2" w:tplc="0409001B" w:tentative="1">
+      <w:start w:val="1"/>
+      <w:numFmt w:val="lowerRoman"/>
+      <w:lvlText w:val="%3."/>
+      <w:lvlJc w:val="right"/>
+      <w:pPr>
+        <w:ind w:left="2160" w:hanging="180"/>
+      </w:pPr>
+    </w:lvl>
+    <w:lvl w:ilvl="3" w:tplc="0409000F" w:tentative="1">
+      <w:start w:val="1"/>
+      <w:numFmt w:val="decimal"/>
+      <w:lvlText w:val="%4."/>
+      <w:lvlJc w:val="left"/>
+      <w:pPr>
+        <w:ind w:left="2880" w:hanging="360"/>
+      </w:pPr>
+    </w:lvl>
+    <w:lvl w:ilvl="4" w:tplc="04090019" w:tentative="1">
+      <w:start w:val="1"/>
+      <w:numFmt w:val="lowerLetter"/>
+      <w:lvlText w:val="%5."/>
+      <w:lvlJc w:val="left"/>
+      <w:pPr>
+        <w:ind w:left="3600" w:hanging="360"/>
+      </w:pPr>
+    </w:lvl>
+    <w:lvl w:ilvl="5" w:tplc="0409001B" w:tentative="1">
+      <w:start w:val="1"/>
+      <w:numFmt w:val="lowerRoman"/>
+      <w:lvlText w:val="%6."/>
+      <w:lvlJc w:val="right"/>
+      <w:pPr>
+        <w:ind w:left="4320" w:hanging="180"/>
+      </w:pPr>
+    </w:lvl>
+    <w:lvl w:ilvl="6" w:tplc="0409000F" w:tentative="1">
+      <w:start w:val="1"/>
+      <w:numFmt w:val="decimal"/>
+      <w:lvlText w:val="%7."/>
+      <w:lvlJc w:val="left"/>
+      <w:pPr>
+        <w:ind w:left="5040" w:hanging="360"/>
+      </w:pPr>
+    </w:lvl>
+    <w:lvl w:ilvl="7" w:tplc="04090019" w:tentative="1">
+      <w:start w:val="1"/>
+      <w:numFmt w:val="lowerLetter"/>
+      <w:lvlText w:val="%8."/>
+      <w:lvlJc w:val="left"/>
+      <w:pPr>
+        <w:ind w:left="5760" w:hanging="360"/>
+      </w:pPr>
+    </w:lvl>
+    <w:lvl w:ilvl="8" w:tplc="0409001B" w:tentative="1">
+      <w:start w:val="1"/>
+      <w:numFmt w:val="lowerRoman"/>
+      <w:lvlText w:val="%9."/>
+      <w:lvlJc w:val="right"/>
+      <w:pPr>
+        <w:ind w:left="6480" w:hanging="180"/>
+      </w:pPr>
+    </w:lvl>
+  </w:abstractNum>
+  <w:abstractNum w:abstractNumId="24" w15:restartNumberingAfterBreak="0">
     <w:nsid w:val="3B4B6D77"/>
     <w:multiLevelType w:val="hybridMultilevel"/>
     <w:tmpl w:val="6C16FC08"/>
@@ -12722,7 +12763,7 @@
       </w:pPr>
     </w:lvl>
   </w:abstractNum>
-  <w:abstractNum w:abstractNumId="21" w15:restartNumberingAfterBreak="0">
+  <w:abstractNum w:abstractNumId="25" w15:restartNumberingAfterBreak="0">
     <w:nsid w:val="3B561868"/>
     <w:multiLevelType w:val="hybridMultilevel"/>
     <w:tmpl w:val="E0829EC0"/>
@@ -12808,7 +12849,7 @@
       </w:pPr>
     </w:lvl>
   </w:abstractNum>
-  <w:abstractNum w:abstractNumId="22" w15:restartNumberingAfterBreak="0">
+  <w:abstractNum w:abstractNumId="26" w15:restartNumberingAfterBreak="0">
     <w:nsid w:val="44EB2B39"/>
     <w:multiLevelType w:val="hybridMultilevel"/>
     <w:tmpl w:val="F1EECD5C"/>
@@ -12921,7 +12962,7 @@
       </w:rPr>
     </w:lvl>
   </w:abstractNum>
-  <w:abstractNum w:abstractNumId="23" w15:restartNumberingAfterBreak="0">
+  <w:abstractNum w:abstractNumId="27" w15:restartNumberingAfterBreak="0">
     <w:nsid w:val="45B02470"/>
     <w:multiLevelType w:val="hybridMultilevel"/>
     <w:tmpl w:val="5F1050E6"/>
@@ -13034,7 +13075,7 @@
       </w:rPr>
     </w:lvl>
   </w:abstractNum>
-  <w:abstractNum w:abstractNumId="24" w15:restartNumberingAfterBreak="0">
+  <w:abstractNum w:abstractNumId="28" w15:restartNumberingAfterBreak="0">
     <w:nsid w:val="4AB013D1"/>
     <w:multiLevelType w:val="hybridMultilevel"/>
     <w:tmpl w:val="AD88B74E"/>
@@ -13147,7 +13188,7 @@
       </w:rPr>
     </w:lvl>
   </w:abstractNum>
-  <w:abstractNum w:abstractNumId="25" w15:restartNumberingAfterBreak="0">
+  <w:abstractNum w:abstractNumId="29" w15:restartNumberingAfterBreak="0">
     <w:nsid w:val="50476862"/>
     <w:multiLevelType w:val="hybridMultilevel"/>
     <w:tmpl w:val="9AF65E5C"/>
@@ -13260,7 +13301,7 @@
       </w:rPr>
     </w:lvl>
   </w:abstractNum>
-  <w:abstractNum w:abstractNumId="26" w15:restartNumberingAfterBreak="0">
+  <w:abstractNum w:abstractNumId="30" w15:restartNumberingAfterBreak="0">
     <w:nsid w:val="51796280"/>
     <w:multiLevelType w:val="hybridMultilevel"/>
     <w:tmpl w:val="BE8A4F58"/>
@@ -13349,7 +13390,7 @@
       </w:pPr>
     </w:lvl>
   </w:abstractNum>
-  <w:abstractNum w:abstractNumId="27" w15:restartNumberingAfterBreak="0">
+  <w:abstractNum w:abstractNumId="31" w15:restartNumberingAfterBreak="0">
     <w:nsid w:val="52D45DC0"/>
     <w:multiLevelType w:val="hybridMultilevel"/>
     <w:tmpl w:val="CE6C84AA"/>
@@ -13462,7 +13503,7 @@
       </w:rPr>
     </w:lvl>
   </w:abstractNum>
-  <w:abstractNum w:abstractNumId="28" w15:restartNumberingAfterBreak="0">
+  <w:abstractNum w:abstractNumId="32" w15:restartNumberingAfterBreak="0">
     <w:nsid w:val="5A997A38"/>
     <w:multiLevelType w:val="hybridMultilevel"/>
     <w:tmpl w:val="B560A074"/>
@@ -13551,7 +13592,7 @@
       </w:pPr>
     </w:lvl>
   </w:abstractNum>
-  <w:abstractNum w:abstractNumId="29" w15:restartNumberingAfterBreak="0">
+  <w:abstractNum w:abstractNumId="33" w15:restartNumberingAfterBreak="0">
     <w:nsid w:val="5F835C5C"/>
     <w:multiLevelType w:val="hybridMultilevel"/>
     <w:tmpl w:val="866EC332"/>
@@ -13637,7 +13678,7 @@
       </w:pPr>
     </w:lvl>
   </w:abstractNum>
-  <w:abstractNum w:abstractNumId="30" w15:restartNumberingAfterBreak="0">
+  <w:abstractNum w:abstractNumId="34" w15:restartNumberingAfterBreak="0">
     <w:nsid w:val="60655893"/>
     <w:multiLevelType w:val="hybridMultilevel"/>
     <w:tmpl w:val="79BA4BD2"/>
@@ -13723,7 +13764,7 @@
       </w:pPr>
     </w:lvl>
   </w:abstractNum>
-  <w:abstractNum w:abstractNumId="31" w15:restartNumberingAfterBreak="0">
+  <w:abstractNum w:abstractNumId="35" w15:restartNumberingAfterBreak="0">
     <w:nsid w:val="64B9526E"/>
     <w:multiLevelType w:val="hybridMultilevel"/>
     <w:tmpl w:val="400200D6"/>
@@ -13836,7 +13877,7 @@
       </w:rPr>
     </w:lvl>
   </w:abstractNum>
-  <w:abstractNum w:abstractNumId="32" w15:restartNumberingAfterBreak="0">
+  <w:abstractNum w:abstractNumId="36" w15:restartNumberingAfterBreak="0">
     <w:nsid w:val="73CE03C9"/>
     <w:multiLevelType w:val="hybridMultilevel"/>
     <w:tmpl w:val="E3920A6E"/>
@@ -13922,7 +13963,7 @@
       </w:pPr>
     </w:lvl>
   </w:abstractNum>
-  <w:abstractNum w:abstractNumId="33" w15:restartNumberingAfterBreak="0">
+  <w:abstractNum w:abstractNumId="37" w15:restartNumberingAfterBreak="0">
     <w:nsid w:val="77107D55"/>
     <w:multiLevelType w:val="hybridMultilevel"/>
     <w:tmpl w:val="E806D7F8"/>
@@ -14039,103 +14080,115 @@
     <w:abstractNumId w:val="1"/>
   </w:num>
   <w:num w:numId="2" w16cid:durableId="1717243129">
+    <w:abstractNumId w:val="20"/>
+  </w:num>
+  <w:num w:numId="3" w16cid:durableId="970090968">
+    <w:abstractNumId w:val="3"/>
+  </w:num>
+  <w:num w:numId="4" w16cid:durableId="1996835037">
+    <w:abstractNumId w:val="10"/>
+  </w:num>
+  <w:num w:numId="5" w16cid:durableId="600724558">
+    <w:abstractNumId w:val="5"/>
+  </w:num>
+  <w:num w:numId="6" w16cid:durableId="405961425">
+    <w:abstractNumId w:val="19"/>
+  </w:num>
+  <w:num w:numId="7" w16cid:durableId="250242507">
+    <w:abstractNumId w:val="28"/>
+  </w:num>
+  <w:num w:numId="8" w16cid:durableId="1342314743">
+    <w:abstractNumId w:val="4"/>
+  </w:num>
+  <w:num w:numId="9" w16cid:durableId="77866806">
+    <w:abstractNumId w:val="35"/>
+  </w:num>
+  <w:num w:numId="10" w16cid:durableId="423957534">
+    <w:abstractNumId w:val="13"/>
+  </w:num>
+  <w:num w:numId="11" w16cid:durableId="783891924">
+    <w:abstractNumId w:val="11"/>
+  </w:num>
+  <w:num w:numId="12" w16cid:durableId="364910934">
+    <w:abstractNumId w:val="22"/>
+  </w:num>
+  <w:num w:numId="13" w16cid:durableId="1455979207">
+    <w:abstractNumId w:val="16"/>
+  </w:num>
+  <w:num w:numId="14" w16cid:durableId="1393894147">
+    <w:abstractNumId w:val="24"/>
+  </w:num>
+  <w:num w:numId="15" w16cid:durableId="2121336721">
+    <w:abstractNumId w:val="26"/>
+  </w:num>
+  <w:num w:numId="16" w16cid:durableId="275991921">
+    <w:abstractNumId w:val="32"/>
+  </w:num>
+  <w:num w:numId="17" w16cid:durableId="1990668105">
+    <w:abstractNumId w:val="25"/>
+  </w:num>
+  <w:num w:numId="18" w16cid:durableId="806242103">
+    <w:abstractNumId w:val="33"/>
+  </w:num>
+  <w:num w:numId="19" w16cid:durableId="1374959236">
+    <w:abstractNumId w:val="30"/>
+  </w:num>
+  <w:num w:numId="20" w16cid:durableId="58872575">
+    <w:abstractNumId w:val="27"/>
+  </w:num>
+  <w:num w:numId="21" w16cid:durableId="787697897">
+    <w:abstractNumId w:val="21"/>
+  </w:num>
+  <w:num w:numId="22" w16cid:durableId="2109349800">
+    <w:abstractNumId w:val="12"/>
+  </w:num>
+  <w:num w:numId="23" w16cid:durableId="1776289612">
     <w:abstractNumId w:val="17"/>
   </w:num>
-  <w:num w:numId="3" w16cid:durableId="970090968">
-    <w:abstractNumId w:val="2"/>
-  </w:num>
-  <w:num w:numId="4" w16cid:durableId="1996835037">
-    <w:abstractNumId w:val="7"/>
-  </w:num>
-  <w:num w:numId="5" w16cid:durableId="600724558">
-    <w:abstractNumId w:val="4"/>
-  </w:num>
-  <w:num w:numId="6" w16cid:durableId="405961425">
-    <w:abstractNumId w:val="16"/>
-  </w:num>
-  <w:num w:numId="7" w16cid:durableId="250242507">
-    <w:abstractNumId w:val="24"/>
-  </w:num>
-  <w:num w:numId="8" w16cid:durableId="1342314743">
-    <w:abstractNumId w:val="3"/>
-  </w:num>
-  <w:num w:numId="9" w16cid:durableId="77866806">
-    <w:abstractNumId w:val="31"/>
-  </w:num>
-  <w:num w:numId="10" w16cid:durableId="423957534">
-    <w:abstractNumId w:val="10"/>
-  </w:num>
-  <w:num w:numId="11" w16cid:durableId="783891924">
-    <w:abstractNumId w:val="8"/>
-  </w:num>
-  <w:num w:numId="12" w16cid:durableId="364910934">
-    <w:abstractNumId w:val="19"/>
-  </w:num>
-  <w:num w:numId="13" w16cid:durableId="1455979207">
-    <w:abstractNumId w:val="13"/>
-  </w:num>
-  <w:num w:numId="14" w16cid:durableId="1393894147">
-    <w:abstractNumId w:val="20"/>
-  </w:num>
-  <w:num w:numId="15" w16cid:durableId="2121336721">
-    <w:abstractNumId w:val="22"/>
-  </w:num>
-  <w:num w:numId="16" w16cid:durableId="275991921">
-    <w:abstractNumId w:val="28"/>
-  </w:num>
-  <w:num w:numId="17" w16cid:durableId="1990668105">
-    <w:abstractNumId w:val="21"/>
-  </w:num>
-  <w:num w:numId="18" w16cid:durableId="806242103">
+  <w:num w:numId="24" w16cid:durableId="275254864">
     <w:abstractNumId w:val="29"/>
   </w:num>
-  <w:num w:numId="19" w16cid:durableId="1374959236">
-    <w:abstractNumId w:val="26"/>
+  <w:num w:numId="25" w16cid:durableId="1771704216">
+    <w:abstractNumId w:val="37"/>
   </w:num>
-  <w:num w:numId="20" w16cid:durableId="58872575">
-    <w:abstractNumId w:val="23"/>
-  </w:num>
-  <w:num w:numId="21" w16cid:durableId="787697897">
+  <w:num w:numId="26" w16cid:durableId="1635940227">
     <w:abstractNumId w:val="18"/>
   </w:num>
-  <w:num w:numId="22" w16cid:durableId="2109349800">
-    <w:abstractNumId w:val="9"/>
-  </w:num>
-  <w:num w:numId="23" w16cid:durableId="1776289612">
-    <w:abstractNumId w:val="14"/>
-  </w:num>
-  <w:num w:numId="24" w16cid:durableId="275254864">
-    <w:abstractNumId w:val="25"/>
-  </w:num>
-  <w:num w:numId="25" w16cid:durableId="1771704216">
-    <w:abstractNumId w:val="33"/>
-  </w:num>
-  <w:num w:numId="26" w16cid:durableId="1635940227">
+  <w:num w:numId="27" w16cid:durableId="150371183">
     <w:abstractNumId w:val="15"/>
   </w:num>
-  <w:num w:numId="27" w16cid:durableId="150371183">
-    <w:abstractNumId w:val="12"/>
-  </w:num>
   <w:num w:numId="28" w16cid:durableId="979843127">
-    <w:abstractNumId w:val="27"/>
+    <w:abstractNumId w:val="31"/>
   </w:num>
   <w:num w:numId="29" w16cid:durableId="1187596212">
     <w:abstractNumId w:val="0"/>
   </w:num>
   <w:num w:numId="30" w16cid:durableId="1759400063">
-    <w:abstractNumId w:val="30"/>
+    <w:abstractNumId w:val="34"/>
   </w:num>
   <w:num w:numId="31" w16cid:durableId="1933706867">
+    <w:abstractNumId w:val="9"/>
+  </w:num>
+  <w:num w:numId="32" w16cid:durableId="762844045">
+    <w:abstractNumId w:val="14"/>
+  </w:num>
+  <w:num w:numId="33" w16cid:durableId="1424689188">
+    <w:abstractNumId w:val="36"/>
+  </w:num>
+  <w:num w:numId="34" w16cid:durableId="965820737">
+    <w:abstractNumId w:val="8"/>
+  </w:num>
+  <w:num w:numId="35" w16cid:durableId="255864371">
     <w:abstractNumId w:val="6"/>
   </w:num>
-  <w:num w:numId="32" w16cid:durableId="762844045">
-    <w:abstractNumId w:val="11"/>
+  <w:num w:numId="36" w16cid:durableId="850684379">
+    <w:abstractNumId w:val="23"/>
   </w:num>
-  <w:num w:numId="33" w16cid:durableId="1424689188">
-    <w:abstractNumId w:val="32"/>
+  <w:num w:numId="37" w16cid:durableId="1091969703">
+    <w:abstractNumId w:val="7"/>
   </w:num>
-  <w:num w:numId="34" w16cid:durableId="965820737">
-    <w:abstractNumId w:val="5"/>
+  <w:num w:numId="38" w16cid:durableId="1723140366">
+    <w:abstractNumId w:val="2"/>
   </w:num>
 </w:numbering>
 </file>
@@ -14538,6 +14591,7 @@
   <w:style w:type="character" w:default="1" w:styleId="DefaultParagraphFont">
     <w:name w:val="Default Paragraph Font"/>
     <w:uiPriority w:val="1"/>
+    <w:semiHidden/>
     <w:unhideWhenUsed/>
   </w:style>
   <w:style w:type="table" w:default="1" w:styleId="TableNormal">

--- a/CV_full_msimovic.docx
+++ b/CV_full_msimovic.docx
@@ -2624,7 +2624,23 @@
           <w:rFonts w:ascii="Arial" w:hAnsi="Arial" w:cs="Arial"/>
           <w:lang w:val="en-CA"/>
         </w:rPr>
-        <w:t>Acquisitive fine root strategy could predispose yellow-cedar (</w:t>
+        <w:t xml:space="preserve">Acquisitive fine root strategy could predispose </w:t>
+      </w:r>
+      <w:proofErr w:type="gramStart"/>
+      <w:r>
+        <w:rPr>
+          <w:rFonts w:ascii="Arial" w:hAnsi="Arial" w:cs="Arial"/>
+          <w:lang w:val="en-CA"/>
+        </w:rPr>
+        <w:t>yellow-cedar</w:t>
+      </w:r>
+      <w:proofErr w:type="gramEnd"/>
+      <w:r>
+        <w:rPr>
+          <w:rFonts w:ascii="Arial" w:hAnsi="Arial" w:cs="Arial"/>
+          <w:lang w:val="en-CA"/>
+        </w:rPr>
+        <w:t xml:space="preserve"> (</w:t>
       </w:r>
       <w:proofErr w:type="spellStart"/>
       <w:r>
@@ -2827,7 +2843,23 @@
           <w:rFonts w:ascii="Arial" w:hAnsi="Arial" w:cs="Arial"/>
           <w:lang w:val="en-CA"/>
         </w:rPr>
-        <w:t>Acquisitive fine root strategy could predispose yellow-cedar (</w:t>
+        <w:t xml:space="preserve">Acquisitive fine root strategy could predispose </w:t>
+      </w:r>
+      <w:proofErr w:type="gramStart"/>
+      <w:r>
+        <w:rPr>
+          <w:rFonts w:ascii="Arial" w:hAnsi="Arial" w:cs="Arial"/>
+          <w:lang w:val="en-CA"/>
+        </w:rPr>
+        <w:t>yellow-cedar</w:t>
+      </w:r>
+      <w:proofErr w:type="gramEnd"/>
+      <w:r>
+        <w:rPr>
+          <w:rFonts w:ascii="Arial" w:hAnsi="Arial" w:cs="Arial"/>
+          <w:lang w:val="en-CA"/>
+        </w:rPr>
+        <w:t xml:space="preserve"> (</w:t>
       </w:r>
       <w:proofErr w:type="spellStart"/>
       <w:r>
@@ -2967,7 +2999,23 @@
           <w:rFonts w:ascii="Arial" w:hAnsi="Arial" w:cs="Arial"/>
           <w:lang w:val="en-CA"/>
         </w:rPr>
-        <w:t>Acquisitive fine root strategy could predispose yellow-cedar (</w:t>
+        <w:t xml:space="preserve">Acquisitive fine root strategy could predispose </w:t>
+      </w:r>
+      <w:proofErr w:type="gramStart"/>
+      <w:r>
+        <w:rPr>
+          <w:rFonts w:ascii="Arial" w:hAnsi="Arial" w:cs="Arial"/>
+          <w:lang w:val="en-CA"/>
+        </w:rPr>
+        <w:t>yellow-cedar</w:t>
+      </w:r>
+      <w:proofErr w:type="gramEnd"/>
+      <w:r>
+        <w:rPr>
+          <w:rFonts w:ascii="Arial" w:hAnsi="Arial" w:cs="Arial"/>
+          <w:lang w:val="en-CA"/>
+        </w:rPr>
+        <w:t xml:space="preserve"> (</w:t>
       </w:r>
       <w:proofErr w:type="spellStart"/>
       <w:r>
@@ -3414,7 +3462,21 @@
         <w:rPr>
           <w:rFonts w:ascii="Arial" w:hAnsi="Arial" w:cs="Arial"/>
         </w:rPr>
-        <w:t>Is snowpack loss killing the climate sensitive yellow-cedar trees? Investigating freeze-thaw embolism as the root cause of yellow-cedar decline.</w:t>
+        <w:t xml:space="preserve">Is snowpack loss killing the climate sensitive yellow-cedar trees? Investigating freeze-thaw embolism </w:t>
+      </w:r>
+      <w:proofErr w:type="gramStart"/>
+      <w:r>
+        <w:rPr>
+          <w:rFonts w:ascii="Arial" w:hAnsi="Arial" w:cs="Arial"/>
+        </w:rPr>
+        <w:t>as</w:t>
+      </w:r>
+      <w:proofErr w:type="gramEnd"/>
+      <w:r>
+        <w:rPr>
+          <w:rFonts w:ascii="Arial" w:hAnsi="Arial" w:cs="Arial"/>
+        </w:rPr>
+        <w:t xml:space="preserve"> the root cause of yellow-cedar decline.</w:t>
       </w:r>
       <w:r>
         <w:rPr>
@@ -3537,7 +3599,21 @@
         <w:rPr>
           <w:rFonts w:ascii="Arial" w:hAnsi="Arial" w:cs="Arial"/>
         </w:rPr>
-        <w:t xml:space="preserve"> and Michaletz, S. T. Yellow-cedar decline: conduit widening and freeze-thaw</w:t>
+        <w:t xml:space="preserve"> and Michaletz, S. T. Yellow-cedar decline: </w:t>
+      </w:r>
+      <w:proofErr w:type="gramStart"/>
+      <w:r>
+        <w:rPr>
+          <w:rFonts w:ascii="Arial" w:hAnsi="Arial" w:cs="Arial"/>
+        </w:rPr>
+        <w:t>conduit</w:t>
+      </w:r>
+      <w:proofErr w:type="gramEnd"/>
+      <w:r>
+        <w:rPr>
+          <w:rFonts w:ascii="Arial" w:hAnsi="Arial" w:cs="Arial"/>
+        </w:rPr>
+        <w:t xml:space="preserve"> widening and freeze-thaw</w:t>
       </w:r>
     </w:p>
     <w:p>
@@ -4344,7 +4420,21 @@
         <w:rPr>
           <w:rFonts w:ascii="Arial" w:hAnsi="Arial" w:cs="Arial"/>
         </w:rPr>
-        <w:t>Cortical lacunae, not xylem embolism, drive interspecific differences in freeze-thaw hydraulic dysfunction of conifer fine roots</w:t>
+        <w:t xml:space="preserve">Cortical lacunae, not xylem embolism, </w:t>
+      </w:r>
+      <w:proofErr w:type="gramStart"/>
+      <w:r>
+        <w:rPr>
+          <w:rFonts w:ascii="Arial" w:hAnsi="Arial" w:cs="Arial"/>
+        </w:rPr>
+        <w:t>drive</w:t>
+      </w:r>
+      <w:proofErr w:type="gramEnd"/>
+      <w:r>
+        <w:rPr>
+          <w:rFonts w:ascii="Arial" w:hAnsi="Arial" w:cs="Arial"/>
+        </w:rPr>
+        <w:t xml:space="preserve"> interspecific differences in freeze-thaw hydraulic dysfunction of conifer fine roots</w:t>
       </w:r>
       <w:r>
         <w:rPr>
@@ -5078,7 +5168,21 @@
           <w:rFonts w:ascii="Arial" w:hAnsi="Arial" w:cs="Arial"/>
           <w:szCs w:val="28"/>
         </w:rPr>
-        <w:t>Taylor E. Steeves Award</w:t>
+        <w:t xml:space="preserve">Taylor </w:t>
+      </w:r>
+      <w:r>
+        <w:rPr>
+          <w:rFonts w:ascii="Arial" w:hAnsi="Arial" w:cs="Arial"/>
+          <w:szCs w:val="28"/>
+        </w:rPr>
+        <w:t>A</w:t>
+      </w:r>
+      <w:r>
+        <w:rPr>
+          <w:rFonts w:ascii="Arial" w:hAnsi="Arial" w:cs="Arial"/>
+          <w:szCs w:val="28"/>
+        </w:rPr>
+        <w:t>. Steeves Award</w:t>
       </w:r>
       <w:r>
         <w:rPr>
@@ -5119,14 +5223,30 @@
           <w:rFonts w:ascii="Arial" w:hAnsi="Arial" w:cs="Arial"/>
           <w:szCs w:val="28"/>
         </w:rPr>
-        <w:t xml:space="preserve"> Best Presentation Award (Open Category)</w:t>
-      </w:r>
-      <w:r>
-        <w:rPr>
-          <w:rFonts w:ascii="Arial" w:hAnsi="Arial" w:cs="Arial"/>
-          <w:szCs w:val="28"/>
-        </w:rPr>
-        <w:t xml:space="preserve">                                                           </w:t>
+        <w:t xml:space="preserve"> Best Presentation Award (Open </w:t>
+      </w:r>
+      <w:proofErr w:type="gramStart"/>
+      <w:r>
+        <w:rPr>
+          <w:rFonts w:ascii="Arial" w:hAnsi="Arial" w:cs="Arial"/>
+          <w:szCs w:val="28"/>
+        </w:rPr>
+        <w:t>Category)</w:t>
+      </w:r>
+      <w:r>
+        <w:rPr>
+          <w:rFonts w:ascii="Arial" w:hAnsi="Arial" w:cs="Arial"/>
+          <w:szCs w:val="28"/>
+        </w:rPr>
+        <w:t xml:space="preserve">   </w:t>
+      </w:r>
+      <w:proofErr w:type="gramEnd"/>
+      <w:r>
+        <w:rPr>
+          <w:rFonts w:ascii="Arial" w:hAnsi="Arial" w:cs="Arial"/>
+          <w:szCs w:val="28"/>
+        </w:rPr>
+        <w:t xml:space="preserve">                                                        </w:t>
       </w:r>
       <w:r>
         <w:rPr>
@@ -5518,15 +5638,31 @@
           <w:rFonts w:ascii="Arial" w:hAnsi="Arial" w:cs="Arial"/>
           <w:szCs w:val="28"/>
         </w:rPr>
-        <w:t xml:space="preserve"> Four Year PhD Fellowship Tuition Award                                       </w:t>
-      </w:r>
-      <w:r>
-        <w:rPr>
-          <w:rFonts w:ascii="Arial" w:hAnsi="Arial" w:cs="Arial"/>
-          <w:szCs w:val="28"/>
-        </w:rPr>
         <w:t xml:space="preserve"> </w:t>
       </w:r>
+      <w:proofErr w:type="gramStart"/>
+      <w:r>
+        <w:rPr>
+          <w:rFonts w:ascii="Arial" w:hAnsi="Arial" w:cs="Arial"/>
+          <w:szCs w:val="28"/>
+        </w:rPr>
+        <w:t>Four Year</w:t>
+      </w:r>
+      <w:proofErr w:type="gramEnd"/>
+      <w:r>
+        <w:rPr>
+          <w:rFonts w:ascii="Arial" w:hAnsi="Arial" w:cs="Arial"/>
+          <w:szCs w:val="28"/>
+        </w:rPr>
+        <w:t xml:space="preserve"> PhD Fellowship Tuition Award                                       </w:t>
+      </w:r>
+      <w:r>
+        <w:rPr>
+          <w:rFonts w:ascii="Arial" w:hAnsi="Arial" w:cs="Arial"/>
+          <w:szCs w:val="28"/>
+        </w:rPr>
+        <w:t xml:space="preserve"> </w:t>
+      </w:r>
       <w:r>
         <w:rPr>
           <w:rFonts w:ascii="Arial" w:hAnsi="Arial" w:cs="Arial"/>
@@ -5568,7 +5704,23 @@
           <w:rFonts w:ascii="Arial" w:hAnsi="Arial" w:cs="Arial"/>
           <w:szCs w:val="28"/>
         </w:rPr>
-        <w:t>UBC Four Year PhD Fellowship Award</w:t>
+        <w:t xml:space="preserve">UBC </w:t>
+      </w:r>
+      <w:proofErr w:type="gramStart"/>
+      <w:r>
+        <w:rPr>
+          <w:rFonts w:ascii="Arial" w:hAnsi="Arial" w:cs="Arial"/>
+          <w:szCs w:val="28"/>
+        </w:rPr>
+        <w:t>Four Year</w:t>
+      </w:r>
+      <w:proofErr w:type="gramEnd"/>
+      <w:r>
+        <w:rPr>
+          <w:rFonts w:ascii="Arial" w:hAnsi="Arial" w:cs="Arial"/>
+          <w:szCs w:val="28"/>
+        </w:rPr>
+        <w:t xml:space="preserve"> PhD Fellowship Award</w:t>
       </w:r>
       <w:r>
         <w:rPr>
@@ -8927,7 +9079,23 @@
           <w:rFonts w:ascii="Arial" w:hAnsi="Arial" w:cs="Arial"/>
           <w:szCs w:val="28"/>
         </w:rPr>
-        <w:t xml:space="preserve"> (micro CT image reconstruction)</w:t>
+        <w:t xml:space="preserve"> (</w:t>
+      </w:r>
+      <w:proofErr w:type="gramStart"/>
+      <w:r>
+        <w:rPr>
+          <w:rFonts w:ascii="Arial" w:hAnsi="Arial" w:cs="Arial"/>
+          <w:szCs w:val="28"/>
+        </w:rPr>
+        <w:t>micro CT</w:t>
+      </w:r>
+      <w:proofErr w:type="gramEnd"/>
+      <w:r>
+        <w:rPr>
+          <w:rFonts w:ascii="Arial" w:hAnsi="Arial" w:cs="Arial"/>
+          <w:szCs w:val="28"/>
+        </w:rPr>
+        <w:t xml:space="preserve"> image reconstruction)</w:t>
       </w:r>
       <w:r>
         <w:rPr>
@@ -9494,7 +9662,23 @@
           <w:rFonts w:ascii="Arial" w:hAnsi="Arial" w:cs="Arial"/>
           <w:bCs/>
         </w:rPr>
-        <w:t xml:space="preserve">” (March, 2025). </w:t>
+        <w:t>” (</w:t>
+      </w:r>
+      <w:proofErr w:type="gramStart"/>
+      <w:r>
+        <w:rPr>
+          <w:rFonts w:ascii="Arial" w:hAnsi="Arial" w:cs="Arial"/>
+          <w:bCs/>
+        </w:rPr>
+        <w:t>March,</w:t>
+      </w:r>
+      <w:proofErr w:type="gramEnd"/>
+      <w:r>
+        <w:rPr>
+          <w:rFonts w:ascii="Arial" w:hAnsi="Arial" w:cs="Arial"/>
+          <w:bCs/>
+        </w:rPr>
+        <w:t xml:space="preserve"> 2025). </w:t>
       </w:r>
     </w:p>
     <w:p>
@@ -9759,6 +9943,7 @@
         </w:rPr>
         <w:t xml:space="preserve">MSc </w:t>
       </w:r>
+      <w:proofErr w:type="gramStart"/>
       <w:r>
         <w:rPr>
           <w:rFonts w:ascii="Arial" w:hAnsi="Arial" w:cs="Arial"/>
@@ -9781,15 +9966,16 @@
           <w:sz w:val="22"/>
           <w:szCs w:val="22"/>
         </w:rPr>
-        <w:t xml:space="preserve">        </w:t>
-      </w:r>
+        <w:t xml:space="preserve"> </w:t>
+      </w:r>
+      <w:proofErr w:type="gramEnd"/>
       <w:r>
         <w:rPr>
           <w:rFonts w:ascii="Arial" w:hAnsi="Arial" w:cs="Arial"/>
           <w:sz w:val="22"/>
           <w:szCs w:val="22"/>
         </w:rPr>
-        <w:t xml:space="preserve"> </w:t>
+        <w:t xml:space="preserve">       </w:t>
       </w:r>
       <w:r>
         <w:rPr>
@@ -9797,7 +9983,7 @@
           <w:sz w:val="22"/>
           <w:szCs w:val="22"/>
         </w:rPr>
-        <w:t xml:space="preserve">                    </w:t>
+        <w:t xml:space="preserve"> </w:t>
       </w:r>
       <w:r>
         <w:rPr>
@@ -9805,7 +9991,7 @@
           <w:sz w:val="22"/>
           <w:szCs w:val="22"/>
         </w:rPr>
-        <w:t>Dr. Sean T. Michaletz</w:t>
+        <w:t xml:space="preserve">                    </w:t>
       </w:r>
       <w:r>
         <w:rPr>
@@ -9813,7 +9999,7 @@
           <w:sz w:val="22"/>
           <w:szCs w:val="22"/>
         </w:rPr>
-        <w:t xml:space="preserve"> (PhD advisor)</w:t>
+        <w:t>Dr. Sean T. Michaletz</w:t>
       </w:r>
       <w:r>
         <w:rPr>
@@ -9821,35 +10007,35 @@
           <w:sz w:val="22"/>
           <w:szCs w:val="22"/>
         </w:rPr>
-        <w:t xml:space="preserve">      </w:t>
-      </w:r>
-    </w:p>
-    <w:p>
-      <w:pPr>
-        <w:tabs>
-          <w:tab w:val="right" w:pos="9360"/>
-        </w:tabs>
+        <w:t xml:space="preserve"> (PhD advisor)</w:t>
+      </w:r>
+      <w:r>
         <w:rPr>
           <w:rFonts w:ascii="Arial" w:hAnsi="Arial" w:cs="Arial"/>
           <w:sz w:val="22"/>
           <w:szCs w:val="22"/>
         </w:rPr>
-      </w:pPr>
-      <w:r>
+        <w:t xml:space="preserve">      </w:t>
+      </w:r>
+    </w:p>
+    <w:p>
+      <w:pPr>
+        <w:tabs>
+          <w:tab w:val="right" w:pos="9360"/>
+        </w:tabs>
         <w:rPr>
           <w:rFonts w:ascii="Arial" w:hAnsi="Arial" w:cs="Arial"/>
           <w:sz w:val="22"/>
           <w:szCs w:val="22"/>
         </w:rPr>
-        <w:t xml:space="preserve">Assistant </w:t>
-      </w:r>
+      </w:pPr>
       <w:r>
         <w:rPr>
           <w:rFonts w:ascii="Arial" w:hAnsi="Arial" w:cs="Arial"/>
           <w:sz w:val="22"/>
           <w:szCs w:val="22"/>
         </w:rPr>
-        <w:t>Professo</w:t>
+        <w:t xml:space="preserve">Assistant </w:t>
       </w:r>
       <w:r>
         <w:rPr>
@@ -9857,7 +10043,7 @@
           <w:sz w:val="22"/>
           <w:szCs w:val="22"/>
         </w:rPr>
-        <w:t xml:space="preserve">r                                                       </w:t>
+        <w:t>Professo</w:t>
       </w:r>
       <w:r>
         <w:rPr>
@@ -9865,7 +10051,7 @@
           <w:sz w:val="22"/>
           <w:szCs w:val="22"/>
         </w:rPr>
-        <w:t>Associate</w:t>
+        <w:t xml:space="preserve">r                                                       </w:t>
       </w:r>
       <w:r>
         <w:rPr>
@@ -9873,7 +10059,7 @@
           <w:sz w:val="22"/>
           <w:szCs w:val="22"/>
         </w:rPr>
-        <w:t xml:space="preserve"> </w:t>
+        <w:t>Associate</w:t>
       </w:r>
       <w:r>
         <w:rPr>
@@ -9881,35 +10067,35 @@
           <w:sz w:val="22"/>
           <w:szCs w:val="22"/>
         </w:rPr>
-        <w:t xml:space="preserve">Professor </w:t>
-      </w:r>
-    </w:p>
-    <w:p>
-      <w:pPr>
-        <w:tabs>
-          <w:tab w:val="right" w:pos="9360"/>
-        </w:tabs>
+        <w:t xml:space="preserve"> </w:t>
+      </w:r>
+      <w:r>
         <w:rPr>
           <w:rFonts w:ascii="Arial" w:hAnsi="Arial" w:cs="Arial"/>
           <w:sz w:val="22"/>
           <w:szCs w:val="22"/>
         </w:rPr>
-      </w:pPr>
-      <w:r>
+        <w:t xml:space="preserve">Professor </w:t>
+      </w:r>
+    </w:p>
+    <w:p>
+      <w:pPr>
+        <w:tabs>
+          <w:tab w:val="right" w:pos="9360"/>
+        </w:tabs>
         <w:rPr>
           <w:rFonts w:ascii="Arial" w:hAnsi="Arial" w:cs="Arial"/>
           <w:sz w:val="22"/>
           <w:szCs w:val="22"/>
         </w:rPr>
-        <w:t>Cleveland State University</w:t>
-      </w:r>
+      </w:pPr>
       <w:r>
         <w:rPr>
           <w:rFonts w:ascii="Arial" w:hAnsi="Arial" w:cs="Arial"/>
           <w:sz w:val="22"/>
           <w:szCs w:val="22"/>
         </w:rPr>
-        <w:t xml:space="preserve">                                           </w:t>
+        <w:t>Cleveland State University</w:t>
       </w:r>
       <w:r>
         <w:rPr>
@@ -9917,7 +10103,33 @@
           <w:sz w:val="22"/>
           <w:szCs w:val="22"/>
         </w:rPr>
-        <w:t xml:space="preserve"> The </w:t>
+        <w:t xml:space="preserve">                                           </w:t>
+      </w:r>
+      <w:r>
+        <w:rPr>
+          <w:rFonts w:ascii="Arial" w:hAnsi="Arial" w:cs="Arial"/>
+          <w:sz w:val="22"/>
+          <w:szCs w:val="22"/>
+        </w:rPr>
+        <w:t xml:space="preserve"> </w:t>
+      </w:r>
+      <w:proofErr w:type="gramStart"/>
+      <w:r>
+        <w:rPr>
+          <w:rFonts w:ascii="Arial" w:hAnsi="Arial" w:cs="Arial"/>
+          <w:sz w:val="22"/>
+          <w:szCs w:val="22"/>
+        </w:rPr>
+        <w:t>The</w:t>
+      </w:r>
+      <w:proofErr w:type="gramEnd"/>
+      <w:r>
+        <w:rPr>
+          <w:rFonts w:ascii="Arial" w:hAnsi="Arial" w:cs="Arial"/>
+          <w:sz w:val="22"/>
+          <w:szCs w:val="22"/>
+        </w:rPr>
+        <w:t xml:space="preserve"> </w:t>
       </w:r>
       <w:r>
         <w:rPr>
